--- a/pr-preview/pr-268/sufficiency-handout.docx
+++ b/pr-preview/pr-268/sufficiency-handout.docx
@@ -15,7 +15,7 @@
         <w:pStyle w:val="Date"/>
       </w:pPr>
       <w:r>
-        <w:t xml:space="preserve">Last modified: 2026-10-16 16:48:14 (PDT)</w:t>
+        <w:t xml:space="preserve">Last modified: 2026-10-16 18:04:33 (PDT)</w:t>
       </w:r>
     </w:p>
     <w:p>
@@ -113,9 +113,1129 @@
       <w:r>
         <w:t xml:space="preserve"> </w:t>
       </w:r>
+      <w:r>
+        <w:t xml:space="preserve">$T\mathopen{}\left(\mathord{\smash[b]{\underset{\raise.3ex\hbox{$\scriptstyle\sim$}}{X}}\vphantom{X}}\right)\mathclose{}$</w:t>
+      </w:r>
+      <w:r>
+        <w:t xml:space="preserve">,</w:t>
+      </w:r>
+      <w:r>
+        <w:t xml:space="preserve"> </w:t>
+      </w:r>
+      <w:r>
+        <w:t xml:space="preserve">that does not depend on any unknown parameter.</w:t>
+      </w:r>
+      <w:r>
+        <w:t xml:space="preserve"> </w:t>
+      </w:r>
+      <w:r>
+        <w:t xml:space="preserve">Its value at the observed data,</w:t>
+      </w:r>
+      <w:r>
+        <w:t xml:space="preserve"> </w:t>
+      </w:r>
+      <w:r>
+        <w:t xml:space="preserve">$T\mathopen{}\left(\mathord{\smash[b]{\underset{\raise.3ex\hbox{$\scriptstyle\sim$}}{x}}\vphantom{x}}\right)\mathclose{}$</w:t>
+      </w:r>
+      <w:r>
+        <w:t xml:space="preserve">, is a number or vector we can compute.</w:t>
+      </w:r>
+    </w:p>
+    <w:bookmarkEnd w:id="9"/>
+    <w:bookmarkStart w:id="12" w:name="rem-statistic-estimator"/>
+    <w:p>
+      <w:pPr>
+        <w:pStyle w:val="BodyText"/>
+      </w:pPr>
+      <w:r>
+        <w:rPr>
+          <w:i/>
+          <w:iCs/>
+        </w:rPr>
+        <w:t xml:space="preserve">Remark 1</w:t>
+      </w:r>
+      <w:r>
+        <w:t xml:space="preserve"> (Estimators are statistics). </w:t>
+      </w:r>
+      <w:r>
+        <w:t xml:space="preserve">Every</w:t>
+      </w:r>
+      <w:r>
+        <w:t xml:space="preserve"> </w:t>
+      </w:r>
+      <w:hyperlink r:id="rId10">
+        <w:r>
+          <w:rPr>
+            <w:rStyle w:val="Hyperlink"/>
+          </w:rPr>
+          <w:t xml:space="preserve">estimator</w:t>
+        </w:r>
+      </w:hyperlink>
+      <w:r>
+        <w:t xml:space="preserve"> </w:t>
+      </w:r>
+      <w:r>
+        <w:t xml:space="preserve">is a statistic,</w:t>
+      </w:r>
+      <w:r>
+        <w:t xml:space="preserve"> </w:t>
+      </w:r>
+      <w:r>
+        <w:t xml:space="preserve">one chosen to land close to an</w:t>
+      </w:r>
+      <w:r>
+        <w:t xml:space="preserve"> </w:t>
+      </w:r>
+      <w:hyperlink r:id="rId11">
+        <w:r>
+          <w:rPr>
+            <w:rStyle w:val="Hyperlink"/>
+          </w:rPr>
+          <w:t xml:space="preserve">estimand</w:t>
+        </w:r>
+      </w:hyperlink>
+      <w:r>
+        <w:t xml:space="preserve">.</w:t>
+      </w:r>
+      <w:r>
+        <w:t xml:space="preserve"> </w:t>
+      </w:r>
+      <w:r>
+        <w:t xml:space="preserve">This page asks which statistics lose no information about the parameter,</w:t>
+      </w:r>
+      <w:r>
+        <w:t xml:space="preserve"> </w:t>
+      </w:r>
+      <w:r>
+        <w:t xml:space="preserve">and how to use one to improve an estimator.</w:t>
+      </w:r>
+    </w:p>
+    <w:bookmarkEnd w:id="12"/>
+    <w:bookmarkStart w:id="14" w:name="def-sufficient"/>
+    <w:p>
+      <w:pPr>
+        <w:pStyle w:val="BodyText"/>
+      </w:pPr>
+      <w:r>
+        <w:rPr>
+          <w:b/>
+          <w:bCs/>
+        </w:rPr>
+        <w:t xml:space="preserve">Definition 2 (Sufficient statistic)</w:t>
+      </w:r>
+      <w:r>
+        <w:t xml:space="preserve"> </w:t>
+      </w:r>
+      <w:r>
+        <w:t xml:space="preserve">Let</w:t>
+      </w:r>
+      <w:r>
+        <w:t xml:space="preserve"> </w:t>
+      </w:r>
+      <w:r>
+        <w:t xml:space="preserve">$\mathord{\smash[b]{\underset{\raise.3ex\hbox{$\scriptstyle\sim$}}{X}}\vphantom{X}}$</w:t>
+      </w:r>
+      <w:r>
+        <w:t xml:space="preserve"> </w:t>
+      </w:r>
+      <w:r>
+        <w:t xml:space="preserve">be a discrete sample whose distribution depends on a parameter</w:t>
+      </w:r>
+      <w:r>
+        <w:t xml:space="preserve"> </w:t>
+      </w:r>
       <m:oMath>
         <m:r>
-          <m:t>T</m:t>
+          <m:t>θ</m:t>
+        </m:r>
+      </m:oMath>
+      <w:r>
+        <w:t xml:space="preserve">.</w:t>
+      </w:r>
+      <w:r>
+        <w:t xml:space="preserve"> </w:t>
+      </w:r>
+      <w:r>
+        <w:t xml:space="preserve">A</w:t>
+      </w:r>
+      <w:r>
+        <w:t xml:space="preserve"> </w:t>
+      </w:r>
+      <w:hyperlink w:anchor="def-statistic">
+        <w:r>
+          <w:rPr>
+            <w:rStyle w:val="Hyperlink"/>
+          </w:rPr>
+          <w:t xml:space="preserve">statistic</w:t>
+        </w:r>
+      </w:hyperlink>
+      <w:r>
+        <w:t xml:space="preserve"> </w:t>
+      </w:r>
+      <w:r>
+        <w:t xml:space="preserve">$T\mathopen{}\left(\mathord{\smash[b]{\underset{\raise.3ex\hbox{$\scriptstyle\sim$}}{X}}\vphantom{X}}\right)\mathclose{}$</w:t>
+      </w:r>
+      <w:r>
+        <w:t xml:space="preserve"> </w:t>
+      </w:r>
+      <w:r>
+        <w:t xml:space="preserve">is</w:t>
+      </w:r>
+      <w:r>
+        <w:t xml:space="preserve"> </w:t>
+      </w:r>
+      <w:r>
+        <w:rPr>
+          <w:b/>
+          <w:bCs/>
+        </w:rPr>
+        <w:t xml:space="preserve">sufficient</w:t>
+      </w:r>
+      <w:r>
+        <w:t xml:space="preserve"> </w:t>
+      </w:r>
+      <w:r>
+        <w:t xml:space="preserve">for</w:t>
+      </w:r>
+      <w:r>
+        <w:t xml:space="preserve"> </w:t>
+      </w:r>
+      <m:oMath>
+        <m:r>
+          <m:t>θ</m:t>
+        </m:r>
+      </m:oMath>
+      <w:r>
+        <w:t xml:space="preserve"> </w:t>
+      </w:r>
+      <w:r>
+        <w:t xml:space="preserve">if, for every sample</w:t>
+      </w:r>
+      <w:r>
+        <w:t xml:space="preserve"> </w:t>
+      </w:r>
+      <w:r>
+        <w:t xml:space="preserve">$\mathord{\smash[b]{\underset{\raise.3ex\hbox{$\scriptstyle\sim$}}{x}}\vphantom{x}}$</w:t>
+      </w:r>
+      <w:r>
+        <w:t xml:space="preserve"> </w:t>
+      </w:r>
+      <w:r>
+        <w:t xml:space="preserve">and every value</w:t>
+      </w:r>
+      <w:r>
+        <w:t xml:space="preserve"> </w:t>
+      </w:r>
+      <m:oMath>
+        <m:r>
+          <m:t>t</m:t>
+        </m:r>
+      </m:oMath>
+      <w:r>
+        <w:t xml:space="preserve">,</w:t>
+      </w:r>
+      <w:r>
+        <w:t xml:space="preserve"> </w:t>
+      </w:r>
+      <w:r>
+        <w:t xml:space="preserve">the conditional probability of the sample given the statistic</w:t>
+      </w:r>
+      <w:r>
+        <w:t xml:space="preserve"> </w:t>
+      </w:r>
+      <w:r>
+        <w:t xml:space="preserve">is the same for every value of</w:t>
+      </w:r>
+      <w:r>
+        <w:t xml:space="preserve"> </w:t>
+      </w:r>
+      <m:oMath>
+        <m:r>
+          <m:t>θ</m:t>
+        </m:r>
+      </m:oMath>
+      <w:r>
+        <w:t xml:space="preserve"> </w:t>
+      </w:r>
+      <w:r>
+        <w:t xml:space="preserve">at which the statistic takes the value</w:t>
+      </w:r>
+      <w:r>
+        <w:t xml:space="preserve"> </w:t>
+      </w:r>
+      <m:oMath>
+        <m:r>
+          <m:t>t</m:t>
+        </m:r>
+      </m:oMath>
+      <w:r>
+        <w:t xml:space="preserve"> </w:t>
+      </w:r>
+      <w:r>
+        <w:t xml:space="preserve">with positive probability:</w:t>
+      </w:r>
+    </w:p>
+    <w:p>
+      <w:pPr>
+        <w:pStyle w:val="BodyText"/>
+      </w:pPr>
+      <w:bookmarkStart w:id="13" w:name="eq-sufficient"/>
+      <w:r>
+        <w:t xml:space="preserve">$$
+    \Pr_{\theta}\mathopen{}\left(\mathord{\smash[b]{\underset{\raise.3ex\hbox{$\scriptstyle\sim$}}{X}}\vphantom{X}}= \mathord{\smash[b]{\underset{\raise.3ex\hbox{$\scriptstyle\sim$}}{x}}\vphantom{x}}\mid T\mathopen{}\left(\mathord{\smash[b]{\underset{\raise.3ex\hbox{$\scriptstyle\sim$}}{X}}\vphantom{X}}\right)\mathclose{} = t\right)\mathclose{}
+    \text{ does not depend on } \theta
+    \quad \text{wherever } \Pr_{\theta}\mathopen{}\left(T\mathopen{}\left(\mathord{\smash[b]{\underset{\raise.3ex\hbox{$\scriptstyle\sim$}}{X}}\vphantom{X}}\right)\mathclose{} = t\right)\mathclose{} &gt; 0
+     \qquad(1)$$</w:t>
+      </w:r>
+      <w:bookmarkEnd w:id="13"/>
+    </w:p>
+    <w:bookmarkEnd w:id="14"/>
+    <w:bookmarkStart w:id="15" w:name="rem-source-sufficient"/>
+    <w:p>
+      <w:pPr>
+        <w:pStyle w:val="FirstParagraph"/>
+      </w:pPr>
+      <w:r>
+        <w:rPr>
+          <w:i/>
+          <w:iCs/>
+        </w:rPr>
+        <w:t xml:space="preserve">Remark 2</w:t>
+      </w:r>
+      <w:r>
+        <w:t xml:space="preserve"> (Source: Sufficient statistic). </w:t>
+      </w:r>
+      <w:r>
+        <w:t xml:space="preserve">Fisher (1922)</w:t>
+      </w:r>
+      <w:r>
+        <w:t xml:space="preserve"> </w:t>
+      </w:r>
+      <w:r>
+        <w:t xml:space="preserve">introduced sufficiency;</w:t>
+      </w:r>
+      <w:r>
+        <w:t xml:space="preserve"> </w:t>
+      </w:r>
+      <w:r>
+        <w:t xml:space="preserve">Casella and Berger (2002, Def. 6.2.1, p. 272)</w:t>
+      </w:r>
+      <w:r>
+        <w:t xml:space="preserve">.</w:t>
+      </w:r>
+    </w:p>
+    <w:bookmarkEnd w:id="15"/>
+    <w:bookmarkStart w:id="16" w:name="rem-sufficient-meaning"/>
+    <w:p>
+      <w:pPr>
+        <w:pStyle w:val="BodyText"/>
+      </w:pPr>
+      <w:r>
+        <w:rPr>
+          <w:i/>
+          <w:iCs/>
+        </w:rPr>
+        <w:t xml:space="preserve">Remark 3</w:t>
+      </w:r>
+      <w:r>
+        <w:t xml:space="preserve"> (What sufficiency says). </w:t>
+      </w:r>
+      <w:r>
+        <w:t xml:space="preserve">Once we know</w:t>
+      </w:r>
+      <w:r>
+        <w:t xml:space="preserve"> </w:t>
+      </w:r>
+      <w:r>
+        <w:t xml:space="preserve">$T\mathopen{}\left(\mathord{\smash[b]{\underset{\raise.3ex\hbox{$\scriptstyle\sim$}}{X}}\vphantom{X}}\right)\mathclose{}$</w:t>
+      </w:r>
+      <w:r>
+        <w:t xml:space="preserve">, the remaining randomness in the sample</w:t>
+      </w:r>
+      <w:r>
+        <w:t xml:space="preserve"> </w:t>
+      </w:r>
+      <w:r>
+        <w:t xml:space="preserve">has the same distribution whatever the parameter is,</w:t>
+      </w:r>
+      <w:r>
+        <w:t xml:space="preserve"> </w:t>
+      </w:r>
+      <w:r>
+        <w:t xml:space="preserve">so the sample carries no further information about</w:t>
+      </w:r>
+      <w:r>
+        <w:t xml:space="preserve"> </w:t>
+      </w:r>
+      <m:oMath>
+        <m:r>
+          <m:t>θ</m:t>
+        </m:r>
+      </m:oMath>
+      <w:r>
+        <w:t xml:space="preserve"> </w:t>
+      </w:r>
+      <w:r>
+        <w:t xml:space="preserve">beyond</w:t>
+      </w:r>
+      <w:r>
+        <w:t xml:space="preserve"> </w:t>
+      </w:r>
+      <w:r>
+        <w:t xml:space="preserve">$T\mathopen{}\left(\mathord{\smash[b]{\underset{\raise.3ex\hbox{$\scriptstyle\sim$}}{X}}\vphantom{X}}\right)\mathclose{}$</w:t>
+      </w:r>
+      <w:r>
+        <w:t xml:space="preserve">.</w:t>
+      </w:r>
+      <w:r>
+        <w:t xml:space="preserve"> </w:t>
+      </w:r>
+      <w:r>
+        <w:t xml:space="preserve">A statistic can therefore stand in for the whole sample when we estimate</w:t>
+      </w:r>
+      <w:r>
+        <w:t xml:space="preserve"> </w:t>
+      </w:r>
+      <m:oMath>
+        <m:r>
+          <m:t>θ</m:t>
+        </m:r>
+      </m:oMath>
+      <w:r>
+        <w:t xml:space="preserve">.</w:t>
+      </w:r>
+    </w:p>
+    <w:p>
+      <w:pPr>
+        <w:pStyle w:val="BodyText"/>
+      </w:pPr>
+      <w:r>
+        <w:t xml:space="preserve">The sample itself, taking</w:t>
+      </w:r>
+      <w:r>
+        <w:t xml:space="preserve"> </w:t>
+      </w:r>
+      <w:r>
+        <w:t xml:space="preserve">$T\mathopen{}\left(\mathord{\smash[b]{\underset{\raise.3ex\hbox{$\scriptstyle\sim$}}{X}}\vphantom{X}}\right)\mathclose{} = \mathord{\smash[b]{\underset{\raise.3ex\hbox{$\scriptstyle\sim$}}{X}}\vphantom{X}}$</w:t>
+      </w:r>
+      <w:r>
+        <w:t xml:space="preserve">, is always sufficient but does not reduce the data;</w:t>
+      </w:r>
+      <w:r>
+        <w:t xml:space="preserve"> </w:t>
+      </w:r>
+      <w:r>
+        <w:t xml:space="preserve">a useful sufficient statistic is a much shorter summary,</w:t>
+      </w:r>
+      <w:r>
+        <w:t xml:space="preserve"> </w:t>
+      </w:r>
+      <w:r>
+        <w:t xml:space="preserve">such as a sum or a mean.</w:t>
+      </w:r>
+    </w:p>
+    <w:p>
+      <w:pPr>
+        <w:pStyle w:val="BodyText"/>
+      </w:pPr>
+      <w:r>
+        <w:t xml:space="preserve">Sufficiency by itself does not give a best estimator:</w:t>
+      </w:r>
+      <w:r>
+        <w:t xml:space="preserve"> </w:t>
+      </w:r>
+      <w:r>
+        <w:t xml:space="preserve">it says which summaries lose nothing, not which function of them to use.</w:t>
+      </w:r>
+      <w:r>
+        <w:t xml:space="preserve"> </w:t>
+      </w:r>
+      <w:r>
+        <w:t xml:space="preserve">The Rao–Blackwell theorem below shows how to improve a given unbiased estimator.</w:t>
+      </w:r>
+    </w:p>
+    <w:p>
+      <w:pPr>
+        <w:pStyle w:val="BodyText"/>
+      </w:pPr>
+      <w:r>
+        <w:t xml:space="preserve">For a continuous sample, the definition, the factorization theorem and the conditional expectations below</w:t>
+      </w:r>
+      <w:r>
+        <w:t xml:space="preserve"> </w:t>
+      </w:r>
+      <w:r>
+        <w:t xml:space="preserve">use densities and integrals instead of probability mass functions and sums.</w:t>
+      </w:r>
+    </w:p>
+    <w:bookmarkEnd w:id="16"/>
+    <w:bookmarkStart w:id="18" w:name="thm-factorization"/>
+    <w:p>
+      <w:pPr>
+        <w:pStyle w:val="BodyText"/>
+      </w:pPr>
+      <w:r>
+        <w:rPr>
+          <w:b/>
+          <w:bCs/>
+        </w:rPr>
+        <w:t xml:space="preserve">Theorem 1 (Factorization theorem)</w:t>
+      </w:r>
+      <w:r>
+        <w:t xml:space="preserve"> </w:t>
+      </w:r>
+      <w:r>
+        <w:t xml:space="preserve">Let</w:t>
+      </w:r>
+      <w:r>
+        <w:t xml:space="preserve"> </w:t>
+      </w:r>
+      <w:r>
+        <w:t xml:space="preserve">$\operatorname{f}\mathopen{}\left(\mathord{\smash[b]{\underset{\raise.3ex\hbox{$\scriptstyle\sim$}}{x}}\vphantom{x}}; \theta\right)\mathclose{}$</w:t>
+      </w:r>
+      <w:r>
+        <w:t xml:space="preserve"> </w:t>
+      </w:r>
+      <w:r>
+        <w:t xml:space="preserve">be the joint probability mass function of a discrete sample</w:t>
+      </w:r>
+      <w:r>
+        <w:t xml:space="preserve"> </w:t>
+      </w:r>
+      <w:r>
+        <w:t xml:space="preserve">$\mathord{\smash[b]{\underset{\raise.3ex\hbox{$\scriptstyle\sim$}}{X}}\vphantom{X}}$</w:t>
+      </w:r>
+      <w:r>
+        <w:t xml:space="preserve">.</w:t>
+      </w:r>
+      <w:r>
+        <w:t xml:space="preserve"> </w:t>
+      </w:r>
+      <w:r>
+        <w:t xml:space="preserve">A statistic</w:t>
+      </w:r>
+      <w:r>
+        <w:t xml:space="preserve"> </w:t>
+      </w:r>
+      <w:r>
+        <w:t xml:space="preserve">$T\mathopen{}\left(\mathord{\smash[b]{\underset{\raise.3ex\hbox{$\scriptstyle\sim$}}{X}}\vphantom{X}}\right)\mathclose{}$</w:t>
+      </w:r>
+      <w:r>
+        <w:t xml:space="preserve"> </w:t>
+      </w:r>
+      <w:r>
+        <w:t xml:space="preserve">is</w:t>
+      </w:r>
+      <w:r>
+        <w:t xml:space="preserve"> </w:t>
+      </w:r>
+      <w:hyperlink w:anchor="def-sufficient">
+        <w:r>
+          <w:rPr>
+            <w:rStyle w:val="Hyperlink"/>
+          </w:rPr>
+          <w:t xml:space="preserve">sufficient</w:t>
+        </w:r>
+      </w:hyperlink>
+      <w:r>
+        <w:t xml:space="preserve"> </w:t>
+      </w:r>
+      <w:r>
+        <w:t xml:space="preserve">for</w:t>
+      </w:r>
+      <w:r>
+        <w:t xml:space="preserve"> </w:t>
+      </w:r>
+      <m:oMath>
+        <m:r>
+          <m:t>θ</m:t>
+        </m:r>
+      </m:oMath>
+      <w:r>
+        <w:t xml:space="preserve"> </w:t>
+      </w:r>
+      <w:r>
+        <w:t xml:space="preserve">if and only if there are nonnegative functions</w:t>
+      </w:r>
+      <w:r>
+        <w:t xml:space="preserve"> </w:t>
+      </w:r>
+      <m:oMath>
+        <m:r>
+          <m:t>g</m:t>
+        </m:r>
+      </m:oMath>
+      <w:r>
+        <w:t xml:space="preserve"> </w:t>
+      </w:r>
+      <w:r>
+        <w:t xml:space="preserve">and</w:t>
+      </w:r>
+      <w:r>
+        <w:t xml:space="preserve"> </w:t>
+      </w:r>
+      <m:oMath>
+        <m:r>
+          <m:t>h</m:t>
+        </m:r>
+      </m:oMath>
+      <w:r>
+        <w:t xml:space="preserve"> </w:t>
+      </w:r>
+      <w:r>
+        <w:t xml:space="preserve">such that,</w:t>
+      </w:r>
+      <w:r>
+        <w:t xml:space="preserve"> </w:t>
+      </w:r>
+      <w:r>
+        <w:t xml:space="preserve">for every sample</w:t>
+      </w:r>
+      <w:r>
+        <w:t xml:space="preserve"> </w:t>
+      </w:r>
+      <w:r>
+        <w:t xml:space="preserve">$\mathord{\smash[b]{\underset{\raise.3ex\hbox{$\scriptstyle\sim$}}{x}}\vphantom{x}}$</w:t>
+      </w:r>
+      <w:r>
+        <w:t xml:space="preserve"> </w:t>
+      </w:r>
+      <w:r>
+        <w:t xml:space="preserve">and every</w:t>
+      </w:r>
+      <w:r>
+        <w:t xml:space="preserve"> </w:t>
+      </w:r>
+      <m:oMath>
+        <m:r>
+          <m:t>θ</m:t>
+        </m:r>
+      </m:oMath>
+      <w:r>
+        <w:t xml:space="preserve">,</w:t>
+      </w:r>
+    </w:p>
+    <w:p>
+      <w:pPr>
+        <w:pStyle w:val="BodyText"/>
+      </w:pPr>
+      <w:bookmarkStart w:id="17" w:name="eq-factorization"/>
+      <w:r>
+        <w:t xml:space="preserve">$$
+    \operatorname{f}\mathopen{}\left(\mathord{\smash[b]{\underset{\raise.3ex\hbox{$\scriptstyle\sim$}}{x}}\vphantom{x}}; \theta\right)\mathclose{} = g\mathopen{}\left(T\mathopen{}\left(\mathord{\smash[b]{\underset{\raise.3ex\hbox{$\scriptstyle\sim$}}{x}}\vphantom{x}}\right)\mathclose{} ; \theta\right)\mathclose{} \, h\mathopen{}\left(\mathord{\smash[b]{\underset{\raise.3ex\hbox{$\scriptstyle\sim$}}{x}}\vphantom{x}}\right)\mathclose{}
+     \qquad(2)$$</w:t>
+      </w:r>
+      <w:bookmarkEnd w:id="17"/>
+    </w:p>
+    <w:p>
+      <w:pPr>
+        <w:pStyle w:val="FirstParagraph"/>
+      </w:pPr>
+      <w:r>
+        <w:t xml:space="preserve">where</w:t>
+      </w:r>
+      <w:r>
+        <w:t xml:space="preserve"> </w:t>
+      </w:r>
+      <w:r>
+        <w:t xml:space="preserve">$h\mathopen{}\left(\mathord{\smash[b]{\underset{\raise.3ex\hbox{$\scriptstyle\sim$}}{x}}\vphantom{x}}\right)\mathclose{}$</w:t>
+      </w:r>
+      <w:r>
+        <w:t xml:space="preserve"> </w:t>
+      </w:r>
+      <w:r>
+        <w:t xml:space="preserve">does not depend on</w:t>
+      </w:r>
+      <w:r>
+        <w:t xml:space="preserve"> </w:t>
+      </w:r>
+      <m:oMath>
+        <m:r>
+          <m:t>θ</m:t>
+        </m:r>
+      </m:oMath>
+      <w:r>
+        <w:t xml:space="preserve">.</w:t>
+      </w:r>
+    </w:p>
+    <w:bookmarkEnd w:id="18"/>
+    <w:p>
+      <w:pPr>
+        <w:pStyle w:val="BodyText"/>
+      </w:pPr>
+      <w:r>
+        <w:rPr>
+          <w:i/>
+          <w:iCs/>
+        </w:rPr>
+        <w:t xml:space="preserve">Proof</w:t>
+      </w:r>
+      <w:r>
+        <w:t xml:space="preserve">. </w:t>
+      </w:r>
+      <w:r>
+        <w:t xml:space="preserve">Fix a sample</w:t>
+      </w:r>
+      <w:r>
+        <w:t xml:space="preserve"> </w:t>
+      </w:r>
+      <w:r>
+        <w:t xml:space="preserve">$\mathord{\smash[b]{\underset{\raise.3ex\hbox{$\scriptstyle\sim$}}{x}}\vphantom{x}}$</w:t>
+      </w:r>
+      <w:r>
+        <w:t xml:space="preserve"> </w:t>
+      </w:r>
+      <w:r>
+        <w:t xml:space="preserve">and write</w:t>
+      </w:r>
+      <w:r>
+        <w:t xml:space="preserve"> </w:t>
+      </w:r>
+      <w:r>
+        <w:t xml:space="preserve">$t \stackrel{\text{def}}{=}T\mathopen{}\left(\mathord{\smash[b]{\underset{\raise.3ex\hbox{$\scriptstyle\sim$}}{x}}\vphantom{x}}\right)\mathclose{}$</w:t>
+      </w:r>
+      <w:r>
+        <w:t xml:space="preserve">.</w:t>
+      </w:r>
+      <w:r>
+        <w:t xml:space="preserve"> </w:t>
+      </w:r>
+      <w:r>
+        <w:t xml:space="preserve">The event</w:t>
+      </w:r>
+      <w:r>
+        <w:t xml:space="preserve"> </w:t>
+      </w:r>
+      <w:r>
+        <w:t xml:space="preserve">$\mathord{\smash[b]{\underset{\raise.3ex\hbox{$\scriptstyle\sim$}}{X}}\vphantom{X}}= \mathord{\smash[b]{\underset{\raise.3ex\hbox{$\scriptstyle\sim$}}{x}}\vphantom{x}}$</w:t>
+      </w:r>
+      <w:r>
+        <w:t xml:space="preserve"> </w:t>
+      </w:r>
+      <w:r>
+        <w:t xml:space="preserve">lies inside the event</w:t>
+      </w:r>
+      <w:r>
+        <w:t xml:space="preserve"> </w:t>
+      </w:r>
+      <w:r>
+        <w:t xml:space="preserve">$T\mathopen{}\left(\mathord{\smash[b]{\underset{\raise.3ex\hbox{$\scriptstyle\sim$}}{X}}\vphantom{X}}\right)\mathclose{} = t$</w:t>
+      </w:r>
+      <w:r>
+        <w:t xml:space="preserve">.</w:t>
+      </w:r>
+    </w:p>
+    <w:p>
+      <w:pPr>
+        <w:pStyle w:val="BodyText"/>
+      </w:pPr>
+      <w:r>
+        <w:rPr>
+          <w:b/>
+          <w:bCs/>
+        </w:rPr>
+        <w:t xml:space="preserve">Sufficient implies a factorization.</w:t>
+      </w:r>
+      <w:r>
+        <w:t xml:space="preserve"> </w:t>
+      </w:r>
+      <w:r>
+        <w:t xml:space="preserve">Define</w:t>
+      </w:r>
+      <w:r>
+        <w:t xml:space="preserve"> </w:t>
+      </w:r>
+      <w:r>
+        <w:t xml:space="preserve">$g\mathopen{}\left(t ; \theta\right)\mathclose{} \stackrel{\text{def}}{=}\Pr_{\theta}\mathopen{}\left(T\mathopen{}\left(\mathord{\smash[b]{\underset{\raise.3ex\hbox{$\scriptstyle\sim$}}{X}}\vphantom{X}}\right)\mathclose{} = t\right)\mathclose{}$</w:t>
+      </w:r>
+      <w:r>
+        <w:t xml:space="preserve"> </w:t>
+      </w:r>
+      <w:r>
+        <w:t xml:space="preserve">and let</w:t>
+      </w:r>
+      <w:r>
+        <w:t xml:space="preserve"> </w:t>
+      </w:r>
+      <w:r>
+        <w:t xml:space="preserve">$h\mathopen{}\left(\mathord{\smash[b]{\underset{\raise.3ex\hbox{$\scriptstyle\sim$}}{x}}\vphantom{x}}\right)\mathclose{}$</w:t>
+      </w:r>
+      <w:r>
+        <w:t xml:space="preserve"> </w:t>
+      </w:r>
+      <w:r>
+        <w:t xml:space="preserve">be the conditional probability</w:t>
+      </w:r>
+      <w:r>
+        <w:t xml:space="preserve"> </w:t>
+      </w:r>
+      <w:r>
+        <w:t xml:space="preserve">$\Pr_{\theta}\mathopen{}\left(\mathord{\smash[b]{\underset{\raise.3ex\hbox{$\scriptstyle\sim$}}{X}}\vphantom{X}}= \mathord{\smash[b]{\underset{\raise.3ex\hbox{$\scriptstyle\sim$}}{x}}\vphantom{x}}\mid T\mathopen{}\left(\mathord{\smash[b]{\underset{\raise.3ex\hbox{$\scriptstyle\sim$}}{X}}\vphantom{X}}\right)\mathclose{} = t\right)\mathclose{}$</w:t>
+      </w:r>
+      <w:r>
+        <w:t xml:space="preserve"> </w:t>
+      </w:r>
+      <w:r>
+        <w:t xml:space="preserve">at any</w:t>
+      </w:r>
+      <w:r>
+        <w:t xml:space="preserve"> </w:t>
+      </w:r>
+      <m:oMath>
+        <m:r>
+          <m:t>θ</m:t>
+        </m:r>
+      </m:oMath>
+      <w:r>
+        <w:t xml:space="preserve"> </w:t>
+      </w:r>
+      <w:r>
+        <w:t xml:space="preserve">with</w:t>
+      </w:r>
+      <w:r>
+        <w:t xml:space="preserve"> </w:t>
+      </w:r>
+      <w:r>
+        <w:t xml:space="preserve">$\Pr_{\theta}\mathopen{}\left(T\mathopen{}\left(\mathord{\smash[b]{\underset{\raise.3ex\hbox{$\scriptstyle\sim$}}{X}}\vphantom{X}}\right)\mathclose{} = t\right)\mathclose{} &gt; 0$</w:t>
+      </w:r>
+      <w:r>
+        <w:t xml:space="preserve">.</w:t>
+      </w:r>
+      <w:r>
+        <w:t xml:space="preserve"> </w:t>
+      </w:r>
+      <w:r>
+        <w:t xml:space="preserve">By</w:t>
+      </w:r>
+      <w:r>
+        <w:t xml:space="preserve"> </w:t>
+      </w:r>
+      <w:hyperlink w:anchor="eq-sufficient">
+        <w:r>
+          <w:rPr>
+            <w:rStyle w:val="Hyperlink"/>
+          </w:rPr>
+          <w:t xml:space="preserve">sufficiency</w:t>
+        </w:r>
+      </w:hyperlink>
+      <w:r>
+        <w:t xml:space="preserve">,</w:t>
+      </w:r>
+      <w:r>
+        <w:t xml:space="preserve"> </w:t>
+      </w:r>
+      <w:r>
+        <w:t xml:space="preserve">$h\mathopen{}\left(\mathord{\smash[b]{\underset{\raise.3ex\hbox{$\scriptstyle\sim$}}{x}}\vphantom{x}}\right)\mathclose{}$</w:t>
+      </w:r>
+      <w:r>
+        <w:t xml:space="preserve"> </w:t>
+      </w:r>
+      <w:r>
+        <w:t xml:space="preserve">does not depend on which such</w:t>
+      </w:r>
+      <w:r>
+        <w:t xml:space="preserve"> </w:t>
+      </w:r>
+      <m:oMath>
+        <m:r>
+          <m:t>θ</m:t>
+        </m:r>
+      </m:oMath>
+      <w:r>
+        <w:t xml:space="preserve"> </w:t>
+      </w:r>
+      <w:r>
+        <w:t xml:space="preserve">we use.</w:t>
+      </w:r>
+      <w:r>
+        <w:t xml:space="preserve"> </w:t>
+      </w:r>
+      <w:r>
+        <w:t xml:space="preserve">(If</w:t>
+      </w:r>
+      <w:r>
+        <w:t xml:space="preserve"> </w:t>
+      </w:r>
+      <w:r>
+        <w:t xml:space="preserve">$\Pr_{\theta}\mathopen{}\left(T\mathopen{}\left(\mathord{\smash[b]{\underset{\raise.3ex\hbox{$\scriptstyle\sim$}}{X}}\vphantom{X}}\right)\mathclose{} = t\right)\mathclose{} = 0$</w:t>
+      </w:r>
+      <w:r>
+        <w:t xml:space="preserve"> </w:t>
+      </w:r>
+      <w:r>
+        <w:t xml:space="preserve">for every</w:t>
+      </w:r>
+      <w:r>
+        <w:t xml:space="preserve"> </w:t>
+      </w:r>
+      <m:oMath>
+        <m:r>
+          <m:t>θ</m:t>
+        </m:r>
+      </m:oMath>
+      <w:r>
+        <w:t xml:space="preserve">, set</w:t>
+      </w:r>
+      <w:r>
+        <w:t xml:space="preserve"> </w:t>
+      </w:r>
+      <w:r>
+        <w:t xml:space="preserve">$h\mathopen{}\left(\mathord{\smash[b]{\underset{\raise.3ex\hbox{$\scriptstyle\sim$}}{x}}\vphantom{x}}\right)\mathclose{} \stackrel{\text{def}}{=}0$</w:t>
+      </w:r>
+      <w:r>
+        <w:t xml:space="preserve">.)</w:t>
+      </w:r>
+      <w:r>
+        <w:t xml:space="preserve"> </w:t>
+      </w:r>
+      <w:r>
+        <w:t xml:space="preserve">Both functions are nonnegative, and at a</w:t>
+      </w:r>
+      <w:r>
+        <w:t xml:space="preserve"> </w:t>
+      </w:r>
+      <m:oMath>
+        <m:r>
+          <m:t>θ</m:t>
+        </m:r>
+      </m:oMath>
+      <w:r>
+        <w:t xml:space="preserve"> </w:t>
+      </w:r>
+      <w:r>
+        <w:t xml:space="preserve">with</w:t>
+      </w:r>
+      <w:r>
+        <w:t xml:space="preserve"> </w:t>
+      </w:r>
+      <w:r>
+        <w:t xml:space="preserve">$\Pr_{\theta}\mathopen{}\left(T\mathopen{}\left(\mathord{\smash[b]{\underset{\raise.3ex\hbox{$\scriptstyle\sim$}}{X}}\vphantom{X}}\right)\mathclose{} = t\right)\mathclose{} = 0$</w:t>
+      </w:r>
+      <w:r>
+        <w:t xml:space="preserve"> </w:t>
+      </w:r>
+      <w:r>
+        <w:t xml:space="preserve">both sides of</w:t>
+      </w:r>
+      <w:r>
+        <w:t xml:space="preserve"> </w:t>
+      </w:r>
+      <w:hyperlink w:anchor="eq-factorization">
+        <w:r>
+          <w:rPr>
+            <w:rStyle w:val="Hyperlink"/>
+          </w:rPr>
+          <w:t xml:space="preserve">Equation 2</w:t>
+        </w:r>
+      </w:hyperlink>
+      <w:r>
+        <w:t xml:space="preserve"> </w:t>
+      </w:r>
+      <w:r>
+        <w:t xml:space="preserve">are zero, because the event</w:t>
+      </w:r>
+      <w:r>
+        <w:t xml:space="preserve"> </w:t>
+      </w:r>
+      <w:r>
+        <w:t xml:space="preserve">$\mathord{\smash[b]{\underset{\raise.3ex\hbox{$\scriptstyle\sim$}}{X}}\vphantom{X}}= \mathord{\smash[b]{\underset{\raise.3ex\hbox{$\scriptstyle\sim$}}{x}}\vphantom{x}}$</w:t>
+      </w:r>
+      <w:r>
+        <w:t xml:space="preserve"> </w:t>
+      </w:r>
+      <w:r>
+        <w:t xml:space="preserve">lies inside the event</w:t>
+      </w:r>
+      <w:r>
+        <w:t xml:space="preserve"> </w:t>
+      </w:r>
+      <w:r>
+        <w:t xml:space="preserve">$T\mathopen{}\left(\mathord{\smash[b]{\underset{\raise.3ex\hbox{$\scriptstyle\sim$}}{X}}\vphantom{X}}\right)\mathclose{} = t$</w:t>
+      </w:r>
+      <w:r>
+        <w:t xml:space="preserve">.</w:t>
+      </w:r>
+      <w:r>
+        <w:t xml:space="preserve"> </w:t>
+      </w:r>
+      <w:r>
+        <w:t xml:space="preserve">At every other</w:t>
+      </w:r>
+      <w:r>
+        <w:t xml:space="preserve"> </w:t>
+      </w:r>
+      <m:oMath>
+        <m:r>
+          <m:t>θ</m:t>
+        </m:r>
+      </m:oMath>
+      <w:r>
+        <w:t xml:space="preserve">,</w:t>
+      </w:r>
+    </w:p>
+    <w:p>
+      <w:pPr>
+        <w:pStyle w:val="BodyText"/>
+      </w:pPr>
+      <w:r>
+        <w:t xml:space="preserve">$$
+    \begin{aligned}
+    \operatorname{f}\mathopen{}\left(\mathord{\smash[b]{\underset{\raise.3ex\hbox{$\scriptstyle\sim$}}{x}}\vphantom{x}}; \theta\right)\mathclose{}
+    &amp;= \Pr_{\theta}\mathopen{}\left(\mathord{\smash[b]{\underset{\raise.3ex\hbox{$\scriptstyle\sim$}}{X}}\vphantom{X}}= \mathord{\smash[b]{\underset{\raise.3ex\hbox{$\scriptstyle\sim$}}{x}}\vphantom{x}}\right)\mathclose{}
+    &amp;&amp; \text{(definition of the joint mass function)}\\
+    &amp;= \Pr_{\theta}\mathopen{}\left(\mathord{\smash[b]{\underset{\raise.3ex\hbox{$\scriptstyle\sim$}}{X}}\vphantom{X}}= \mathord{\smash[b]{\underset{\raise.3ex\hbox{$\scriptstyle\sim$}}{x}}\vphantom{x}},\ T\mathopen{}\left(\mathord{\smash[b]{\underset{\raise.3ex\hbox{$\scriptstyle\sim$}}{X}}\vphantom{X}}\right)\mathclose{} = t\right)\mathclose{}
+    &amp;&amp; \text{(the first event is inside the second)}\\
+    &amp;= \Pr_{\theta}\mathopen{}\left(T\mathopen{}\left(\mathord{\smash[b]{\underset{\raise.3ex\hbox{$\scriptstyle\sim$}}{X}}\vphantom{X}}\right)\mathclose{} = t\right)\mathclose{} \,
+       \Pr_{\theta}\mathopen{}\left(\mathord{\smash[b]{\underset{\raise.3ex\hbox{$\scriptstyle\sim$}}{X}}\vphantom{X}}= \mathord{\smash[b]{\underset{\raise.3ex\hbox{$\scriptstyle\sim$}}{x}}\vphantom{x}}\mid T\mathopen{}\left(\mathord{\smash[b]{\underset{\raise.3ex\hbox{$\scriptstyle\sim$}}{X}}\vphantom{X}}\right)\mathclose{} = t\right)\mathclose{}
+    &amp;&amp; \text{(conditional probability)}\\
+    &amp;= g\mathopen{}\left(t ; \theta\right)\mathclose{} \, h\mathopen{}\left(\mathord{\smash[b]{\underset{\raise.3ex\hbox{$\scriptstyle\sim$}}{x}}\vphantom{x}}\right)\mathclose{}
+    &amp;&amp; \text{(definitions of $g$ and $h$)}
+    \end{aligned}
+    $$</w:t>
+      </w:r>
+    </w:p>
+    <w:p>
+      <w:pPr>
+        <w:pStyle w:val="FirstParagraph"/>
+      </w:pPr>
+      <w:r>
+        <w:rPr>
+          <w:b/>
+          <w:bCs/>
+        </w:rPr>
+        <w:t xml:space="preserve">A factorization implies sufficient.</w:t>
+      </w:r>
+      <w:r>
+        <w:t xml:space="preserve"> </w:t>
+      </w:r>
+      <w:r>
+        <w:t xml:space="preserve">Suppose</w:t>
+      </w:r>
+      <w:r>
+        <w:t xml:space="preserve"> </w:t>
+      </w:r>
+      <w:hyperlink w:anchor="eq-factorization">
+        <w:r>
+          <w:rPr>
+            <w:rStyle w:val="Hyperlink"/>
+          </w:rPr>
+          <w:t xml:space="preserve">Equation 2</w:t>
+        </w:r>
+      </w:hyperlink>
+      <w:r>
+        <w:t xml:space="preserve"> </w:t>
+      </w:r>
+      <w:r>
+        <w:t xml:space="preserve">holds, and let</w:t>
+      </w:r>
+      <w:r>
+        <w:t xml:space="preserve"> </w:t>
+      </w:r>
+      <m:oMath>
+        <m:r>
+          <m:t>t</m:t>
+        </m:r>
+      </m:oMath>
+      <w:r>
+        <w:t xml:space="preserve"> </w:t>
+      </w:r>
+      <w:r>
+        <w:t xml:space="preserve">be a value with</w:t>
+      </w:r>
+      <w:r>
+        <w:t xml:space="preserve"> </w:t>
+      </w:r>
+      <w:r>
+        <w:t xml:space="preserve">$\Pr_{\theta}\mathopen{}\left(T\mathopen{}\left(\mathord{\smash[b]{\underset{\raise.3ex\hbox{$\scriptstyle\sim$}}{X}}\vphantom{X}}\right)\mathclose{} = t\right)\mathclose{} &gt; 0$</w:t>
+      </w:r>
+      <w:r>
+        <w:t xml:space="preserve">.</w:t>
+      </w:r>
+      <w:r>
+        <w:t xml:space="preserve"> </w:t>
+      </w:r>
+      <w:r>
+        <w:t xml:space="preserve">The event</w:t>
+      </w:r>
+      <w:r>
+        <w:t xml:space="preserve"> </w:t>
+      </w:r>
+      <w:r>
+        <w:t xml:space="preserve">$T\mathopen{}\left(\mathord{\smash[b]{\underset{\raise.3ex\hbox{$\scriptstyle\sim$}}{X}}\vphantom{X}}\right)\mathclose{} = t$</w:t>
+      </w:r>
+      <w:r>
+        <w:t xml:space="preserve"> </w:t>
+      </w:r>
+      <w:r>
+        <w:t xml:space="preserve">is the union of the disjoint events</w:t>
+      </w:r>
+      <w:r>
+        <w:t xml:space="preserve"> </w:t>
+      </w:r>
+      <w:r>
+        <w:t xml:space="preserve">$\mathord{\smash[b]{\underset{\raise.3ex\hbox{$\scriptstyle\sim$}}{X}}\vphantom{X}}= \mathord{\smash[b]{\underset{\raise.3ex\hbox{$\scriptstyle\sim$}}{y}}\vphantom{y}}$</w:t>
+      </w:r>
+      <w:r>
+        <w:t xml:space="preserve"> </w:t>
+      </w:r>
+      <w:r>
+        <w:t xml:space="preserve">over the samples</w:t>
+      </w:r>
+      <w:r>
+        <w:t xml:space="preserve"> </w:t>
+      </w:r>
+      <w:r>
+        <w:t xml:space="preserve">$\mathord{\smash[b]{\underset{\raise.3ex\hbox{$\scriptstyle\sim$}}{y}}\vphantom{y}}$</w:t>
+      </w:r>
+      <w:r>
+        <w:t xml:space="preserve"> </w:t>
+      </w:r>
+      <w:r>
+        <w:t xml:space="preserve">with</w:t>
+      </w:r>
+      <w:r>
+        <w:t xml:space="preserve"> </w:t>
+      </w:r>
+      <w:r>
+        <w:t xml:space="preserve">$T\mathopen{}\left(\mathord{\smash[b]{\underset{\raise.3ex\hbox{$\scriptstyle\sim$}}{y}}\vphantom{y}}\right)\mathclose{} = t$</w:t>
+      </w:r>
+      <w:r>
+        <w:t xml:space="preserve">, so</w:t>
+      </w:r>
+    </w:p>
+    <w:p>
+      <w:pPr>
+        <w:pStyle w:val="BodyText"/>
+      </w:pPr>
+      <w:r>
+        <w:t xml:space="preserve">$$
+    \begin{aligned}
+    \Pr_{\theta}\mathopen{}\left(T\mathopen{}\left(\mathord{\smash[b]{\underset{\raise.3ex\hbox{$\scriptstyle\sim$}}{X}}\vphantom{X}}\right)\mathclose{} = t\right)\mathclose{}
+    &amp;= \sum_{\mathord{\smash[b]{\underset{\raise.3ex\hbox{$\scriptstyle\sim$}}{y}}\vphantom{y}}:\, T\mathopen{}\left(\mathord{\smash[b]{\underset{\raise.3ex\hbox{$\scriptstyle\sim$}}{y}}\vphantom{y}}\right)\mathclose{} = t} \operatorname{f}\mathopen{}\left(\mathord{\smash[b]{\underset{\raise.3ex\hbox{$\scriptstyle\sim$}}{y}}\vphantom{y}}; \theta\right)\mathclose{}
+    &amp;&amp; \text{(disjoint events add)}\\
+    &amp;= \sum_{\mathord{\smash[b]{\underset{\raise.3ex\hbox{$\scriptstyle\sim$}}{y}}\vphantom{y}}:\, T\mathopen{}\left(\mathord{\smash[b]{\underset{\raise.3ex\hbox{$\scriptstyle\sim$}}{y}}\vphantom{y}}\right)\mathclose{} = t} g\mathopen{}\left(T\mathopen{}\left(\mathord{\smash[b]{\underset{\raise.3ex\hbox{$\scriptstyle\sim$}}{y}}\vphantom{y}}\right)\mathclose{} ; \theta\right)\mathclose{} \, h\mathopen{}\left(\mathord{\smash[b]{\underset{\raise.3ex\hbox{$\scriptstyle\sim$}}{y}}\vphantom{y}}\right)\mathclose{}
+    &amp;&amp; \text{(factorization)}\\
+    &amp;= \sum_{\mathord{\smash[b]{\underset{\raise.3ex\hbox{$\scriptstyle\sim$}}{y}}\vphantom{y}}:\, T\mathopen{}\left(\mathord{\smash[b]{\underset{\raise.3ex\hbox{$\scriptstyle\sim$}}{y}}\vphantom{y}}\right)\mathclose{} = t} g\mathopen{}\left(t ; \theta\right)\mathclose{} \, h\mathopen{}\left(\mathord{\smash[b]{\underset{\raise.3ex\hbox{$\scriptstyle\sim$}}{y}}\vphantom{y}}\right)\mathclose{}
+    &amp;&amp; \text{(each term has $T\mathopen{}\left(\mathord{\smash[b]{\underset{\raise.3ex\hbox{$\scriptstyle\sim$}}{y}}\vphantom{y}}\right)\mathclose{} = t$)}\\
+    &amp;= g\mathopen{}\left(t ; \theta\right)\mathclose{} \sum_{\mathord{\smash[b]{\underset{\raise.3ex\hbox{$\scriptstyle\sim$}}{y}}\vphantom{y}}:\, T\mathopen{}\left(\mathord{\smash[b]{\underset{\raise.3ex\hbox{$\scriptstyle\sim$}}{y}}\vphantom{y}}\right)\mathclose{} = t} h\mathopen{}\left(\mathord{\smash[b]{\underset{\raise.3ex\hbox{$\scriptstyle\sim$}}{y}}\vphantom{y}}\right)\mathclose{}
+    &amp;&amp; \text{(factor out the common term)}
+    \end{aligned}
+    $$</w:t>
+      </w:r>
+    </w:p>
+    <w:p>
+      <w:pPr>
+        <w:pStyle w:val="FirstParagraph"/>
+      </w:pPr>
+      <w:r>
+        <w:t xml:space="preserve">This is positive, so</w:t>
+      </w:r>
+      <w:r>
+        <w:t xml:space="preserve"> </w:t>
+      </w:r>
+      <m:oMath>
+        <m:r>
+          <m:t>g</m:t>
         </m:r>
         <m:r>
           <m:t>​</m:t>
@@ -128,1417 +1248,136 @@
             <m:grow/>
           </m:dPr>
           <m:e>
-            <m:limLow>
-              <m:e>
-                <m:r>
-                  <m:t>X</m:t>
-                </m:r>
-              </m:e>
-              <m:lim>
-                <m:r>
-                  <m:rPr>
-                    <m:sty m:val="p"/>
-                  </m:rPr>
-                  <m:t>∼</m:t>
-                </m:r>
-              </m:lim>
-            </m:limLow>
-          </m:e>
-        </m:d>
-        <m:r>
-          <m:t>​</m:t>
-        </m:r>
-      </m:oMath>
-      <w:r>
-        <w:t xml:space="preserve">,</w:t>
-      </w:r>
-      <w:r>
-        <w:t xml:space="preserve"> </w:t>
-      </w:r>
-      <w:r>
-        <w:t xml:space="preserve">that does not depend on any unknown parameter.</w:t>
-      </w:r>
-      <w:r>
-        <w:t xml:space="preserve"> </w:t>
-      </w:r>
-      <w:r>
-        <w:t xml:space="preserve">Its value at the observed data,</w:t>
-      </w:r>
-      <w:r>
-        <w:t xml:space="preserve"> </w:t>
-      </w:r>
-      <m:oMath>
-        <m:r>
-          <m:t>T</m:t>
-        </m:r>
-        <m:r>
-          <m:t>​</m:t>
-        </m:r>
-        <m:d>
-          <m:dPr>
-            <m:begChr m:val="("/>
-            <m:sepChr m:val=""/>
-            <m:endChr m:val=")"/>
-            <m:grow/>
-          </m:dPr>
-          <m:e>
-            <m:limLow>
-              <m:e>
-                <m:r>
-                  <m:t>x</m:t>
-                </m:r>
-              </m:e>
-              <m:lim>
-                <m:r>
-                  <m:rPr>
-                    <m:sty m:val="p"/>
-                  </m:rPr>
-                  <m:t>∼</m:t>
-                </m:r>
-              </m:lim>
-            </m:limLow>
-          </m:e>
-        </m:d>
-        <m:r>
-          <m:t>​</m:t>
-        </m:r>
-      </m:oMath>
-      <w:r>
-        <w:t xml:space="preserve">, is a number or vector we can compute.</w:t>
-      </w:r>
-    </w:p>
-    <w:bookmarkEnd w:id="9"/>
-    <w:bookmarkStart w:id="12" w:name="rem-statistic-estimator"/>
-    <w:p>
-      <w:pPr>
-        <w:pStyle w:val="BodyText"/>
-      </w:pPr>
-      <w:r>
-        <w:rPr>
-          <w:i/>
-          <w:iCs/>
-        </w:rPr>
-        <w:t xml:space="preserve">Remark 1</w:t>
-      </w:r>
-      <w:r>
-        <w:t xml:space="preserve"> (Estimators are statistics). </w:t>
-      </w:r>
-      <w:r>
-        <w:t xml:space="preserve">Every</w:t>
-      </w:r>
-      <w:r>
-        <w:t xml:space="preserve"> </w:t>
-      </w:r>
-      <w:hyperlink r:id="rId10">
-        <w:r>
-          <w:rPr>
-            <w:rStyle w:val="Hyperlink"/>
-          </w:rPr>
-          <w:t xml:space="preserve">estimator</w:t>
-        </w:r>
-      </w:hyperlink>
-      <w:r>
-        <w:t xml:space="preserve"> </w:t>
-      </w:r>
-      <w:r>
-        <w:t xml:space="preserve">is a statistic,</w:t>
-      </w:r>
-      <w:r>
-        <w:t xml:space="preserve"> </w:t>
-      </w:r>
-      <w:r>
-        <w:t xml:space="preserve">one chosen to land close to an</w:t>
-      </w:r>
-      <w:r>
-        <w:t xml:space="preserve"> </w:t>
-      </w:r>
-      <w:hyperlink r:id="rId11">
-        <w:r>
-          <w:rPr>
-            <w:rStyle w:val="Hyperlink"/>
-          </w:rPr>
-          <w:t xml:space="preserve">estimand</w:t>
-        </w:r>
-      </w:hyperlink>
-      <w:r>
-        <w:t xml:space="preserve">.</w:t>
-      </w:r>
-      <w:r>
-        <w:t xml:space="preserve"> </w:t>
-      </w:r>
-      <w:r>
-        <w:t xml:space="preserve">This page asks which statistics lose no information about the parameter,</w:t>
-      </w:r>
-      <w:r>
-        <w:t xml:space="preserve"> </w:t>
-      </w:r>
-      <w:r>
-        <w:t xml:space="preserve">and how to use one to improve an estimator.</w:t>
-      </w:r>
-    </w:p>
-    <w:bookmarkEnd w:id="12"/>
-    <w:bookmarkStart w:id="14" w:name="def-sufficient"/>
-    <w:p>
-      <w:pPr>
-        <w:pStyle w:val="BodyText"/>
-      </w:pPr>
-      <w:r>
-        <w:rPr>
-          <w:b/>
-          <w:bCs/>
-        </w:rPr>
-        <w:t xml:space="preserve">Definition 2 (Sufficient statistic)</w:t>
-      </w:r>
-      <w:r>
-        <w:t xml:space="preserve"> </w:t>
-      </w:r>
-      <w:r>
-        <w:t xml:space="preserve">Let</w:t>
-      </w:r>
-      <w:r>
-        <w:t xml:space="preserve"> </w:t>
-      </w:r>
-      <m:oMath>
-        <m:limLow>
-          <m:e>
-            <m:r>
-              <m:t>X</m:t>
-            </m:r>
-          </m:e>
-          <m:lim>
+            <m:r>
+              <m:t>t</m:t>
+            </m:r>
             <m:r>
               <m:rPr>
                 <m:sty m:val="p"/>
               </m:rPr>
-              <m:t>∼</m:t>
-            </m:r>
-          </m:lim>
-        </m:limLow>
-      </m:oMath>
-      <w:r>
-        <w:t xml:space="preserve"> </w:t>
-      </w:r>
-      <w:r>
-        <w:t xml:space="preserve">be a discrete sample whose distribution depends on a parameter</w:t>
-      </w:r>
-      <w:r>
-        <w:t xml:space="preserve"> </w:t>
-      </w:r>
-      <m:oMath>
-        <m:r>
-          <m:t>θ</m:t>
-        </m:r>
-      </m:oMath>
-      <w:r>
-        <w:t xml:space="preserve">.</w:t>
-      </w:r>
-      <w:r>
-        <w:t xml:space="preserve"> </w:t>
-      </w:r>
-      <w:r>
-        <w:t xml:space="preserve">A</w:t>
-      </w:r>
-      <w:r>
-        <w:t xml:space="preserve"> </w:t>
-      </w:r>
-      <w:hyperlink w:anchor="def-statistic">
-        <w:r>
-          <w:rPr>
-            <w:rStyle w:val="Hyperlink"/>
-          </w:rPr>
-          <w:t xml:space="preserve">statistic</w:t>
-        </w:r>
-      </w:hyperlink>
-      <w:r>
-        <w:t xml:space="preserve"> </w:t>
-      </w:r>
-      <m:oMath>
-        <m:r>
-          <m:t>T</m:t>
-        </m:r>
-        <m:r>
-          <m:t>​</m:t>
-        </m:r>
-        <m:d>
-          <m:dPr>
-            <m:begChr m:val="("/>
-            <m:sepChr m:val=""/>
-            <m:endChr m:val=")"/>
-            <m:grow/>
-          </m:dPr>
-          <m:e>
-            <m:limLow>
-              <m:e>
-                <m:r>
-                  <m:t>X</m:t>
-                </m:r>
-              </m:e>
-              <m:lim>
-                <m:r>
-                  <m:rPr>
-                    <m:sty m:val="p"/>
-                  </m:rPr>
-                  <m:t>∼</m:t>
-                </m:r>
-              </m:lim>
-            </m:limLow>
+              <m:t>;</m:t>
+            </m:r>
+            <m:r>
+              <m:t>θ</m:t>
+            </m:r>
           </m:e>
         </m:d>
         <m:r>
           <m:t>​</m:t>
         </m:r>
+        <m:r>
+          <m:rPr>
+            <m:sty m:val="p"/>
+          </m:rPr>
+          <m:t>&gt;</m:t>
+        </m:r>
+        <m:r>
+          <m:t>0</m:t>
+        </m:r>
       </m:oMath>
       <w:r>
-        <w:t xml:space="preserve"> </w:t>
-      </w:r>
-      <w:r>
-        <w:t xml:space="preserve">is</w:t>
-      </w:r>
-      <w:r>
-        <w:t xml:space="preserve"> </w:t>
-      </w:r>
-      <w:r>
-        <w:rPr>
-          <w:b/>
-          <w:bCs/>
-        </w:rPr>
-        <w:t xml:space="preserve">sufficient</w:t>
-      </w:r>
-      <w:r>
-        <w:t xml:space="preserve"> </w:t>
-      </w:r>
-      <w:r>
-        <w:t xml:space="preserve">for</w:t>
-      </w:r>
-      <w:r>
-        <w:t xml:space="preserve"> </w:t>
-      </w:r>
-      <m:oMath>
-        <m:r>
-          <m:t>θ</m:t>
-        </m:r>
-      </m:oMath>
-      <w:r>
-        <w:t xml:space="preserve"> </w:t>
-      </w:r>
-      <w:r>
-        <w:t xml:space="preserve">if, for every sample</w:t>
-      </w:r>
-      <w:r>
-        <w:t xml:space="preserve"> </w:t>
-      </w:r>
-      <m:oMath>
-        <m:limLow>
-          <m:e>
-            <m:r>
-              <m:t>x</m:t>
-            </m:r>
-          </m:e>
-          <m:lim>
-            <m:r>
-              <m:rPr>
-                <m:sty m:val="p"/>
-              </m:rPr>
-              <m:t>∼</m:t>
-            </m:r>
-          </m:lim>
-        </m:limLow>
-      </m:oMath>
-      <w:r>
-        <w:t xml:space="preserve"> </w:t>
-      </w:r>
-      <w:r>
-        <w:t xml:space="preserve">and every value</w:t>
-      </w:r>
-      <w:r>
-        <w:t xml:space="preserve"> </w:t>
-      </w:r>
-      <m:oMath>
-        <m:r>
-          <m:t>t</m:t>
-        </m:r>
-      </m:oMath>
+        <w:t xml:space="preserve">.</w:t>
+      </w:r>
+      <w:r>
+        <w:t xml:space="preserve"> </w:t>
+      </w:r>
+      <w:r>
+        <w:t xml:space="preserve">For a sample</w:t>
+      </w:r>
+      <w:r>
+        <w:t xml:space="preserve"> </w:t>
+      </w:r>
+      <w:r>
+        <w:t xml:space="preserve">$\mathord{\smash[b]{\underset{\raise.3ex\hbox{$\scriptstyle\sim$}}{x}}\vphantom{x}}$</w:t>
+      </w:r>
+      <w:r>
+        <w:t xml:space="preserve"> </w:t>
+      </w:r>
+      <w:r>
+        <w:t xml:space="preserve">with</w:t>
+      </w:r>
+      <w:r>
+        <w:t xml:space="preserve"> </w:t>
+      </w:r>
+      <w:r>
+        <w:t xml:space="preserve">$T\mathopen{}\left(\mathord{\smash[b]{\underset{\raise.3ex\hbox{$\scriptstyle\sim$}}{x}}\vphantom{x}}\right)\mathclose{} = t$</w:t>
+      </w:r>
       <w:r>
         <w:t xml:space="preserve">,</w:t>
-      </w:r>
-      <w:r>
-        <w:t xml:space="preserve"> </w:t>
-      </w:r>
-      <w:r>
-        <w:t xml:space="preserve">the conditional probability of the sample given the statistic</w:t>
-      </w:r>
-      <w:r>
-        <w:t xml:space="preserve"> </w:t>
-      </w:r>
-      <w:r>
-        <w:t xml:space="preserve">is the same for every value of</w:t>
-      </w:r>
-      <w:r>
-        <w:t xml:space="preserve"> </w:t>
-      </w:r>
-      <m:oMath>
-        <m:r>
-          <m:t>θ</m:t>
-        </m:r>
-      </m:oMath>
-      <w:r>
-        <w:t xml:space="preserve"> </w:t>
-      </w:r>
-      <w:r>
-        <w:t xml:space="preserve">at which the statistic takes the value</w:t>
-      </w:r>
-      <w:r>
-        <w:t xml:space="preserve"> </w:t>
-      </w:r>
-      <m:oMath>
-        <m:r>
-          <m:t>t</m:t>
-        </m:r>
-      </m:oMath>
-      <w:r>
-        <w:t xml:space="preserve"> </w:t>
-      </w:r>
-      <w:r>
-        <w:t xml:space="preserve">with positive probability:</w:t>
       </w:r>
     </w:p>
     <w:p>
       <w:pPr>
         <w:pStyle w:val="BodyText"/>
       </w:pPr>
-      <w:bookmarkStart w:id="13" w:name="eq-sufficient"/>
-      <m:oMathPara>
-        <m:oMathParaPr>
-          <m:jc m:val="center"/>
-        </m:oMathParaPr>
-        <m:oMath>
-          <m:limLow>
-            <m:e>
-              <m:r>
-                <m:rPr>
-                  <m:sty m:val="p"/>
-                </m:rPr>
-                <m:t>Pr</m:t>
-              </m:r>
-            </m:e>
-            <m:lim>
-              <m:r>
-                <m:t>θ</m:t>
-              </m:r>
-            </m:lim>
-          </m:limLow>
-          <m:r>
-            <m:t>​</m:t>
-          </m:r>
-          <m:d>
-            <m:dPr>
-              <m:begChr m:val="("/>
-              <m:sepChr m:val=""/>
-              <m:endChr m:val=")"/>
-              <m:grow/>
-            </m:dPr>
-            <m:e>
-              <m:limLow>
-                <m:e>
-                  <m:r>
-                    <m:t>X</m:t>
-                  </m:r>
-                </m:e>
-                <m:lim>
-                  <m:r>
-                    <m:rPr>
-                      <m:sty m:val="p"/>
-                    </m:rPr>
-                    <m:t>∼</m:t>
-                  </m:r>
-                </m:lim>
-              </m:limLow>
-              <m:r>
-                <m:rPr>
-                  <m:sty m:val="p"/>
-                </m:rPr>
-                <m:t>=</m:t>
-              </m:r>
-              <m:limLow>
-                <m:e>
-                  <m:r>
-                    <m:t>x</m:t>
-                  </m:r>
-                </m:e>
-                <m:lim>
-                  <m:r>
-                    <m:rPr>
-                      <m:sty m:val="p"/>
-                    </m:rPr>
-                    <m:t>∼</m:t>
-                  </m:r>
-                </m:lim>
-              </m:limLow>
-              <m:r>
-                <m:rPr>
-                  <m:sty m:val="p"/>
-                </m:rPr>
-                <m:t>∣</m:t>
-              </m:r>
-              <m:r>
-                <m:t>T</m:t>
-              </m:r>
-              <m:r>
-                <m:t>​</m:t>
-              </m:r>
-              <m:d>
-                <m:dPr>
-                  <m:begChr m:val="("/>
-                  <m:sepChr m:val=""/>
-                  <m:endChr m:val=")"/>
-                  <m:grow/>
-                </m:dPr>
-                <m:e>
-                  <m:limLow>
-                    <m:e>
-                      <m:r>
-                        <m:t>X</m:t>
-                      </m:r>
-                    </m:e>
-                    <m:lim>
-                      <m:r>
-                        <m:rPr>
-                          <m:sty m:val="p"/>
-                        </m:rPr>
-                        <m:t>∼</m:t>
-                      </m:r>
-                    </m:lim>
-                  </m:limLow>
-                </m:e>
-              </m:d>
-              <m:r>
-                <m:t>​</m:t>
-              </m:r>
-              <m:r>
-                <m:rPr>
-                  <m:sty m:val="p"/>
-                </m:rPr>
-                <m:t>=</m:t>
-              </m:r>
-              <m:r>
-                <m:t>t</m:t>
-              </m:r>
-            </m:e>
-          </m:d>
-          <m:r>
-            <m:t>​</m:t>
-          </m:r>
-          <m:r>
-            <m:rPr>
-              <m:nor/>
-              <m:sty m:val="p"/>
-            </m:rPr>
-            <m:t> does not depend on </m:t>
-          </m:r>
-          <m:r>
-            <m:t>θ</m:t>
-          </m:r>
-          <m:r>
-            <m:t> </m:t>
-          </m:r>
-          <m:r>
-            <m:rPr>
-              <m:nor/>
-              <m:sty m:val="p"/>
-            </m:rPr>
-            <m:t>wherever </m:t>
-          </m:r>
-          <m:limLow>
-            <m:e>
-              <m:r>
-                <m:rPr>
-                  <m:sty m:val="p"/>
-                </m:rPr>
-                <m:t>Pr</m:t>
-              </m:r>
-            </m:e>
-            <m:lim>
-              <m:r>
-                <m:t>θ</m:t>
-              </m:r>
-            </m:lim>
-          </m:limLow>
-          <m:r>
-            <m:t>​</m:t>
-          </m:r>
-          <m:d>
-            <m:dPr>
-              <m:begChr m:val="("/>
-              <m:sepChr m:val=""/>
-              <m:endChr m:val=")"/>
-              <m:grow/>
-            </m:dPr>
-            <m:e>
-              <m:r>
-                <m:t>T</m:t>
-              </m:r>
-              <m:r>
-                <m:t>​</m:t>
-              </m:r>
-              <m:d>
-                <m:dPr>
-                  <m:begChr m:val="("/>
-                  <m:sepChr m:val=""/>
-                  <m:endChr m:val=")"/>
-                  <m:grow/>
-                </m:dPr>
-                <m:e>
-                  <m:limLow>
-                    <m:e>
-                      <m:r>
-                        <m:t>X</m:t>
-                      </m:r>
-                    </m:e>
-                    <m:lim>
-                      <m:r>
-                        <m:rPr>
-                          <m:sty m:val="p"/>
-                        </m:rPr>
-                        <m:t>∼</m:t>
-                      </m:r>
-                    </m:lim>
-                  </m:limLow>
-                </m:e>
-              </m:d>
-              <m:r>
-                <m:t>​</m:t>
-              </m:r>
-              <m:r>
-                <m:rPr>
-                  <m:sty m:val="p"/>
-                </m:rPr>
-                <m:t>=</m:t>
-              </m:r>
-              <m:r>
-                <m:t>t</m:t>
-              </m:r>
-            </m:e>
-          </m:d>
-          <m:r>
-            <m:t>​</m:t>
-          </m:r>
-          <m:r>
-            <m:rPr>
-              <m:sty m:val="p"/>
-            </m:rPr>
-            <m:t>&gt;</m:t>
-          </m:r>
-          <m:r>
-            <m:t>0</m:t>
-          </m:r>
-          <m:r>
-            <m:t>  </m:t>
-          </m:r>
-          <m:r>
-            <m:rPr>
-              <m:sty m:val="p"/>
-            </m:rPr>
-            <m:t>(</m:t>
-          </m:r>
-          <m:r>
-            <m:t>1</m:t>
-          </m:r>
-          <m:r>
-            <m:rPr>
-              <m:sty m:val="p"/>
-            </m:rPr>
-            <m:t>)</m:t>
-          </m:r>
-        </m:oMath>
-      </m:oMathPara>
-      <w:bookmarkEnd w:id="13"/>
-    </w:p>
-    <w:bookmarkEnd w:id="14"/>
-    <w:bookmarkStart w:id="15" w:name="rem-source-sufficient"/>
-    <w:p>
-      <w:pPr>
-        <w:pStyle w:val="FirstParagraph"/>
-      </w:pPr>
-      <w:r>
-        <w:rPr>
-          <w:i/>
-          <w:iCs/>
-        </w:rPr>
-        <w:t xml:space="preserve">Remark 2</w:t>
-      </w:r>
-      <w:r>
-        <w:t xml:space="preserve"> (Source: Sufficient statistic). </w:t>
-      </w:r>
-      <w:r>
-        <w:t xml:space="preserve">Fisher (1922)</w:t>
-      </w:r>
-      <w:r>
-        <w:t xml:space="preserve"> </w:t>
-      </w:r>
-      <w:r>
-        <w:t xml:space="preserve">introduced sufficiency;</w:t>
-      </w:r>
-      <w:r>
-        <w:t xml:space="preserve"> </w:t>
-      </w:r>
-      <w:r>
-        <w:t xml:space="preserve">Casella and Berger (2002, Def. 6.2.1, p. 272)</w:t>
-      </w:r>
-      <w:r>
-        <w:t xml:space="preserve">.</w:t>
-      </w:r>
-    </w:p>
-    <w:bookmarkEnd w:id="15"/>
-    <w:bookmarkStart w:id="16" w:name="rem-sufficient-meaning"/>
-    <w:p>
-      <w:pPr>
-        <w:pStyle w:val="BodyText"/>
-      </w:pPr>
-      <w:r>
-        <w:rPr>
-          <w:i/>
-          <w:iCs/>
-        </w:rPr>
-        <w:t xml:space="preserve">Remark 3</w:t>
-      </w:r>
-      <w:r>
-        <w:t xml:space="preserve"> (What sufficiency says). </w:t>
-      </w:r>
-      <w:r>
-        <w:t xml:space="preserve">Once we know</w:t>
-      </w:r>
-      <w:r>
-        <w:t xml:space="preserve"> </w:t>
-      </w:r>
-      <m:oMath>
-        <m:r>
-          <m:t>T</m:t>
-        </m:r>
-        <m:r>
-          <m:t>​</m:t>
-        </m:r>
-        <m:d>
-          <m:dPr>
-            <m:begChr m:val="("/>
-            <m:sepChr m:val=""/>
-            <m:endChr m:val=")"/>
-            <m:grow/>
-          </m:dPr>
-          <m:e>
-            <m:limLow>
-              <m:e>
-                <m:r>
-                  <m:t>X</m:t>
-                </m:r>
-              </m:e>
-              <m:lim>
-                <m:r>
-                  <m:rPr>
-                    <m:sty m:val="p"/>
-                  </m:rPr>
-                  <m:t>∼</m:t>
-                </m:r>
-              </m:lim>
-            </m:limLow>
-          </m:e>
-        </m:d>
-        <m:r>
-          <m:t>​</m:t>
-        </m:r>
-      </m:oMath>
-      <w:r>
-        <w:t xml:space="preserve">, the remaining randomness in the sample</w:t>
-      </w:r>
-      <w:r>
-        <w:t xml:space="preserve"> </w:t>
-      </w:r>
-      <w:r>
-        <w:t xml:space="preserve">has the same distribution whatever the parameter is,</w:t>
-      </w:r>
-      <w:r>
-        <w:t xml:space="preserve"> </w:t>
-      </w:r>
-      <w:r>
-        <w:t xml:space="preserve">so the sample carries no further information about</w:t>
-      </w:r>
-      <w:r>
-        <w:t xml:space="preserve"> </w:t>
-      </w:r>
-      <m:oMath>
-        <m:r>
-          <m:t>θ</m:t>
-        </m:r>
-      </m:oMath>
-      <w:r>
-        <w:t xml:space="preserve"> </w:t>
-      </w:r>
-      <w:r>
-        <w:t xml:space="preserve">beyond</w:t>
-      </w:r>
-      <w:r>
-        <w:t xml:space="preserve"> </w:t>
-      </w:r>
-      <m:oMath>
-        <m:r>
-          <m:t>T</m:t>
-        </m:r>
-        <m:r>
-          <m:t>​</m:t>
-        </m:r>
-        <m:d>
-          <m:dPr>
-            <m:begChr m:val="("/>
-            <m:sepChr m:val=""/>
-            <m:endChr m:val=")"/>
-            <m:grow/>
-          </m:dPr>
-          <m:e>
-            <m:limLow>
-              <m:e>
-                <m:r>
-                  <m:t>X</m:t>
-                </m:r>
-              </m:e>
-              <m:lim>
-                <m:r>
-                  <m:rPr>
-                    <m:sty m:val="p"/>
-                  </m:rPr>
-                  <m:t>∼</m:t>
-                </m:r>
-              </m:lim>
-            </m:limLow>
-          </m:e>
-        </m:d>
-        <m:r>
-          <m:t>​</m:t>
-        </m:r>
-      </m:oMath>
-      <w:r>
-        <w:t xml:space="preserve">.</w:t>
-      </w:r>
-      <w:r>
-        <w:t xml:space="preserve"> </w:t>
-      </w:r>
-      <w:r>
-        <w:t xml:space="preserve">A statistic can therefore stand in for the whole sample when we estimate</w:t>
-      </w:r>
-      <w:r>
-        <w:t xml:space="preserve"> </w:t>
-      </w:r>
-      <m:oMath>
-        <m:r>
-          <m:t>θ</m:t>
-        </m:r>
-      </m:oMath>
-      <w:r>
-        <w:t xml:space="preserve">.</w:t>
-      </w:r>
-    </w:p>
-    <w:p>
-      <w:pPr>
-        <w:pStyle w:val="BodyText"/>
-      </w:pPr>
-      <w:r>
-        <w:t xml:space="preserve">The sample itself, taking</w:t>
-      </w:r>
-      <w:r>
-        <w:t xml:space="preserve"> </w:t>
-      </w:r>
-      <m:oMath>
-        <m:r>
-          <m:t>T</m:t>
-        </m:r>
-        <m:r>
-          <m:t>​</m:t>
-        </m:r>
-        <m:d>
-          <m:dPr>
-            <m:begChr m:val="("/>
-            <m:sepChr m:val=""/>
-            <m:endChr m:val=")"/>
-            <m:grow/>
-          </m:dPr>
-          <m:e>
-            <m:limLow>
-              <m:e>
-                <m:r>
-                  <m:t>X</m:t>
-                </m:r>
-              </m:e>
-              <m:lim>
-                <m:r>
-                  <m:rPr>
-                    <m:sty m:val="p"/>
-                  </m:rPr>
-                  <m:t>∼</m:t>
-                </m:r>
-              </m:lim>
-            </m:limLow>
-          </m:e>
-        </m:d>
-        <m:r>
-          <m:t>​</m:t>
-        </m:r>
-        <m:r>
-          <m:rPr>
-            <m:sty m:val="p"/>
-          </m:rPr>
-          <m:t>=</m:t>
-        </m:r>
-        <m:limLow>
-          <m:e>
-            <m:r>
-              <m:t>X</m:t>
-            </m:r>
-          </m:e>
-          <m:lim>
-            <m:r>
-              <m:rPr>
-                <m:sty m:val="p"/>
-              </m:rPr>
-              <m:t>∼</m:t>
-            </m:r>
-          </m:lim>
-        </m:limLow>
-      </m:oMath>
-      <w:r>
-        <w:t xml:space="preserve">, is always sufficient but does not reduce the data;</w:t>
-      </w:r>
-      <w:r>
-        <w:t xml:space="preserve"> </w:t>
-      </w:r>
-      <w:r>
-        <w:t xml:space="preserve">a useful sufficient statistic is a much shorter summary,</w:t>
-      </w:r>
-      <w:r>
-        <w:t xml:space="preserve"> </w:t>
-      </w:r>
-      <w:r>
-        <w:t xml:space="preserve">such as a sum or a mean.</w:t>
-      </w:r>
-    </w:p>
-    <w:p>
-      <w:pPr>
-        <w:pStyle w:val="BodyText"/>
-      </w:pPr>
-      <w:r>
-        <w:t xml:space="preserve">Sufficiency by itself does not give a best estimator:</w:t>
-      </w:r>
-      <w:r>
-        <w:t xml:space="preserve"> </w:t>
-      </w:r>
-      <w:r>
-        <w:t xml:space="preserve">it says which summaries lose nothing, not which function of them to use.</w:t>
-      </w:r>
-      <w:r>
-        <w:t xml:space="preserve"> </w:t>
-      </w:r>
-      <w:r>
-        <w:t xml:space="preserve">The Rao–Blackwell theorem below shows how to improve a given unbiased estimator.</w:t>
-      </w:r>
-    </w:p>
-    <w:p>
-      <w:pPr>
-        <w:pStyle w:val="BodyText"/>
-      </w:pPr>
-      <w:r>
-        <w:t xml:space="preserve">For a continuous sample, the definition, the factorization theorem and the conditional expectations below</w:t>
-      </w:r>
-      <w:r>
-        <w:t xml:space="preserve"> </w:t>
-      </w:r>
-      <w:r>
-        <w:t xml:space="preserve">use densities and integrals instead of probability mass functions and sums.</w:t>
-      </w:r>
-    </w:p>
-    <w:bookmarkEnd w:id="16"/>
-    <w:bookmarkStart w:id="18" w:name="thm-factorization"/>
-    <w:p>
-      <w:pPr>
-        <w:pStyle w:val="BodyText"/>
-      </w:pPr>
-      <w:r>
-        <w:rPr>
-          <w:b/>
-          <w:bCs/>
-        </w:rPr>
-        <w:t xml:space="preserve">Theorem 1 (Factorization theorem)</w:t>
-      </w:r>
-      <w:r>
-        <w:t xml:space="preserve"> </w:t>
-      </w:r>
-      <w:r>
-        <w:t xml:space="preserve">Let</w:t>
-      </w:r>
-      <w:r>
-        <w:t xml:space="preserve"> </w:t>
-      </w:r>
-      <m:oMath>
-        <m:r>
-          <m:rPr>
-            <m:sty m:val="p"/>
-          </m:rPr>
-          <m:t>f</m:t>
-        </m:r>
-        <m:r>
-          <m:t>​</m:t>
-        </m:r>
-        <m:d>
-          <m:dPr>
-            <m:begChr m:val="("/>
-            <m:sepChr m:val=""/>
-            <m:endChr m:val=")"/>
-            <m:grow/>
-          </m:dPr>
-          <m:e>
-            <m:limLow>
-              <m:e>
-                <m:r>
-                  <m:t>x</m:t>
-                </m:r>
-              </m:e>
-              <m:lim>
-                <m:r>
-                  <m:rPr>
-                    <m:sty m:val="p"/>
-                  </m:rPr>
-                  <m:t>∼</m:t>
-                </m:r>
-              </m:lim>
-            </m:limLow>
-            <m:r>
-              <m:rPr>
-                <m:sty m:val="p"/>
-              </m:rPr>
-              <m:t>;</m:t>
-            </m:r>
-            <m:r>
-              <m:t>θ</m:t>
-            </m:r>
-          </m:e>
-        </m:d>
-        <m:r>
-          <m:t>​</m:t>
-        </m:r>
-      </m:oMath>
-      <w:r>
-        <w:t xml:space="preserve"> </w:t>
-      </w:r>
-      <w:r>
-        <w:t xml:space="preserve">be the joint probability mass function of a discrete sample</w:t>
-      </w:r>
-      <w:r>
-        <w:t xml:space="preserve"> </w:t>
-      </w:r>
-      <m:oMath>
-        <m:limLow>
-          <m:e>
-            <m:r>
-              <m:t>X</m:t>
-            </m:r>
-          </m:e>
-          <m:lim>
-            <m:r>
-              <m:rPr>
-                <m:sty m:val="p"/>
-              </m:rPr>
-              <m:t>∼</m:t>
-            </m:r>
-          </m:lim>
-        </m:limLow>
-      </m:oMath>
-      <w:r>
-        <w:t xml:space="preserve">.</w:t>
-      </w:r>
-      <w:r>
-        <w:t xml:space="preserve"> </w:t>
-      </w:r>
-      <w:r>
-        <w:t xml:space="preserve">A statistic</w:t>
-      </w:r>
-      <w:r>
-        <w:t xml:space="preserve"> </w:t>
-      </w:r>
-      <m:oMath>
-        <m:r>
-          <m:t>T</m:t>
-        </m:r>
-        <m:r>
-          <m:t>​</m:t>
-        </m:r>
-        <m:d>
-          <m:dPr>
-            <m:begChr m:val="("/>
-            <m:sepChr m:val=""/>
-            <m:endChr m:val=")"/>
-            <m:grow/>
-          </m:dPr>
-          <m:e>
-            <m:limLow>
-              <m:e>
-                <m:r>
-                  <m:t>X</m:t>
-                </m:r>
-              </m:e>
-              <m:lim>
-                <m:r>
-                  <m:rPr>
-                    <m:sty m:val="p"/>
-                  </m:rPr>
-                  <m:t>∼</m:t>
-                </m:r>
-              </m:lim>
-            </m:limLow>
-          </m:e>
-        </m:d>
-        <m:r>
-          <m:t>​</m:t>
-        </m:r>
-      </m:oMath>
-      <w:r>
-        <w:t xml:space="preserve"> </w:t>
-      </w:r>
-      <w:r>
-        <w:t xml:space="preserve">is</w:t>
-      </w:r>
-      <w:r>
-        <w:t xml:space="preserve"> </w:t>
-      </w:r>
-      <w:hyperlink w:anchor="def-sufficient">
-        <w:r>
-          <w:rPr>
-            <w:rStyle w:val="Hyperlink"/>
-          </w:rPr>
-          <w:t xml:space="preserve">sufficient</w:t>
-        </w:r>
-      </w:hyperlink>
-      <w:r>
-        <w:t xml:space="preserve"> </w:t>
-      </w:r>
-      <w:r>
-        <w:t xml:space="preserve">for</w:t>
-      </w:r>
-      <w:r>
-        <w:t xml:space="preserve"> </w:t>
-      </w:r>
-      <m:oMath>
-        <m:r>
-          <m:t>θ</m:t>
-        </m:r>
-      </m:oMath>
-      <w:r>
-        <w:t xml:space="preserve"> </w:t>
-      </w:r>
-      <w:r>
-        <w:t xml:space="preserve">if and only if there are nonnegative functions</w:t>
-      </w:r>
-      <w:r>
-        <w:t xml:space="preserve"> </w:t>
-      </w:r>
-      <m:oMath>
-        <m:r>
-          <m:t>g</m:t>
-        </m:r>
-      </m:oMath>
-      <w:r>
-        <w:t xml:space="preserve"> </w:t>
-      </w:r>
-      <w:r>
-        <w:t xml:space="preserve">and</w:t>
-      </w:r>
-      <w:r>
-        <w:t xml:space="preserve"> </w:t>
-      </w:r>
-      <m:oMath>
-        <m:r>
-          <m:t>h</m:t>
-        </m:r>
-      </m:oMath>
-      <w:r>
-        <w:t xml:space="preserve"> </w:t>
-      </w:r>
-      <w:r>
-        <w:t xml:space="preserve">such that,</w:t>
-      </w:r>
-      <w:r>
-        <w:t xml:space="preserve"> </w:t>
-      </w:r>
-      <w:r>
-        <w:t xml:space="preserve">for every sample</w:t>
-      </w:r>
-      <w:r>
-        <w:t xml:space="preserve"> </w:t>
-      </w:r>
-      <m:oMath>
-        <m:limLow>
-          <m:e>
-            <m:r>
-              <m:t>x</m:t>
-            </m:r>
-          </m:e>
-          <m:lim>
-            <m:r>
-              <m:rPr>
-                <m:sty m:val="p"/>
-              </m:rPr>
-              <m:t>∼</m:t>
-            </m:r>
-          </m:lim>
-        </m:limLow>
-      </m:oMath>
-      <w:r>
-        <w:t xml:space="preserve"> </w:t>
-      </w:r>
-      <w:r>
-        <w:t xml:space="preserve">and every</w:t>
-      </w:r>
-      <w:r>
-        <w:t xml:space="preserve"> </w:t>
-      </w:r>
-      <m:oMath>
-        <m:r>
-          <m:t>θ</m:t>
-        </m:r>
-      </m:oMath>
-      <w:r>
-        <w:t xml:space="preserve">,</w:t>
-      </w:r>
-    </w:p>
-    <w:p>
-      <w:pPr>
-        <w:pStyle w:val="BodyText"/>
-      </w:pPr>
-      <w:bookmarkStart w:id="17" w:name="eq-factorization"/>
-      <m:oMathPara>
-        <m:oMathParaPr>
-          <m:jc m:val="center"/>
-        </m:oMathParaPr>
-        <m:oMath>
-          <m:r>
-            <m:rPr>
-              <m:sty m:val="p"/>
-            </m:rPr>
-            <m:t>f</m:t>
-          </m:r>
-          <m:r>
-            <m:t>​</m:t>
-          </m:r>
-          <m:d>
-            <m:dPr>
-              <m:begChr m:val="("/>
-              <m:sepChr m:val=""/>
-              <m:endChr m:val=")"/>
-              <m:grow/>
-            </m:dPr>
-            <m:e>
-              <m:limLow>
-                <m:e>
-                  <m:r>
-                    <m:t>x</m:t>
-                  </m:r>
-                </m:e>
-                <m:lim>
-                  <m:r>
-                    <m:rPr>
-                      <m:sty m:val="p"/>
-                    </m:rPr>
-                    <m:t>∼</m:t>
-                  </m:r>
-                </m:lim>
-              </m:limLow>
-              <m:r>
-                <m:rPr>
-                  <m:sty m:val="p"/>
-                </m:rPr>
-                <m:t>;</m:t>
-              </m:r>
-              <m:r>
-                <m:t>θ</m:t>
-              </m:r>
-            </m:e>
-          </m:d>
-          <m:r>
-            <m:t>​</m:t>
-          </m:r>
-          <m:r>
-            <m:rPr>
-              <m:sty m:val="p"/>
-            </m:rPr>
-            <m:t>=</m:t>
-          </m:r>
-          <m:r>
-            <m:t>g</m:t>
-          </m:r>
-          <m:r>
-            <m:t>​</m:t>
-          </m:r>
-          <m:d>
-            <m:dPr>
-              <m:begChr m:val="("/>
-              <m:sepChr m:val=""/>
-              <m:endChr m:val=")"/>
-              <m:grow/>
-            </m:dPr>
-            <m:e>
-              <m:r>
-                <m:t>T</m:t>
-              </m:r>
-              <m:r>
-                <m:t>​</m:t>
-              </m:r>
-              <m:d>
-                <m:dPr>
-                  <m:begChr m:val="("/>
-                  <m:sepChr m:val=""/>
-                  <m:endChr m:val=")"/>
-                  <m:grow/>
-                </m:dPr>
-                <m:e>
-                  <m:limLow>
-                    <m:e>
-                      <m:r>
-                        <m:t>x</m:t>
-                      </m:r>
-                    </m:e>
-                    <m:lim>
-                      <m:r>
-                        <m:rPr>
-                          <m:sty m:val="p"/>
-                        </m:rPr>
-                        <m:t>∼</m:t>
-                      </m:r>
-                    </m:lim>
-                  </m:limLow>
-                </m:e>
-              </m:d>
-              <m:r>
-                <m:t>​</m:t>
-              </m:r>
-              <m:r>
-                <m:rPr>
-                  <m:sty m:val="p"/>
-                </m:rPr>
-                <m:t>;</m:t>
-              </m:r>
-              <m:r>
-                <m:t>θ</m:t>
-              </m:r>
-            </m:e>
-          </m:d>
-          <m:r>
-            <m:t>​</m:t>
-          </m:r>
-          <m:r>
-            <m:t> </m:t>
-          </m:r>
-          <m:r>
-            <m:t>h</m:t>
-          </m:r>
-          <m:r>
-            <m:t>​</m:t>
-          </m:r>
-          <m:d>
-            <m:dPr>
-              <m:begChr m:val="("/>
-              <m:sepChr m:val=""/>
-              <m:endChr m:val=")"/>
-              <m:grow/>
-            </m:dPr>
-            <m:e>
-              <m:limLow>
-                <m:e>
-                  <m:r>
-                    <m:t>x</m:t>
-                  </m:r>
-                </m:e>
-                <m:lim>
-                  <m:r>
-                    <m:rPr>
-                      <m:sty m:val="p"/>
-                    </m:rPr>
-                    <m:t>∼</m:t>
-                  </m:r>
-                </m:lim>
-              </m:limLow>
-            </m:e>
-          </m:d>
-          <m:r>
-            <m:t>​</m:t>
-          </m:r>
-          <m:r>
-            <m:t>  </m:t>
-          </m:r>
-          <m:r>
-            <m:rPr>
-              <m:sty m:val="p"/>
-            </m:rPr>
-            <m:t>(</m:t>
-          </m:r>
-          <m:r>
-            <m:t>2</m:t>
-          </m:r>
-          <m:r>
-            <m:rPr>
-              <m:sty m:val="p"/>
-            </m:rPr>
-            <m:t>)</m:t>
-          </m:r>
-        </m:oMath>
-      </m:oMathPara>
-      <w:bookmarkEnd w:id="17"/>
+      <w:r>
+        <w:t xml:space="preserve">$$
+    \begin{aligned}
+    \Pr_{\theta}\mathopen{}\left(\mathord{\smash[b]{\underset{\raise.3ex\hbox{$\scriptstyle\sim$}}{X}}\vphantom{X}}= \mathord{\smash[b]{\underset{\raise.3ex\hbox{$\scriptstyle\sim$}}{x}}\vphantom{x}}\mid T\mathopen{}\left(\mathord{\smash[b]{\underset{\raise.3ex\hbox{$\scriptstyle\sim$}}{X}}\vphantom{X}}\right)\mathclose{} = t\right)\mathclose{}
+    &amp;= \frac{\operatorname{f}\mathopen{}\left(\mathord{\smash[b]{\underset{\raise.3ex\hbox{$\scriptstyle\sim$}}{x}}\vphantom{x}}; \theta\right)\mathclose{}}{\Pr_{\theta}\mathopen{}\left(T\mathopen{}\left(\mathord{\smash[b]{\underset{\raise.3ex\hbox{$\scriptstyle\sim$}}{X}}\vphantom{X}}\right)\mathclose{} = t\right)\mathclose{}}
+    &amp;&amp; \text{(conditional probability)}\\
+    &amp;= \frac{g\mathopen{}\left(t ; \theta\right)\mathclose{} \, h\mathopen{}\left(\mathord{\smash[b]{\underset{\raise.3ex\hbox{$\scriptstyle\sim$}}{x}}\vphantom{x}}\right)\mathclose{}}
+            {g\mathopen{}\left(t ; \theta\right)\mathclose{} \sum_{\mathord{\smash[b]{\underset{\raise.3ex\hbox{$\scriptstyle\sim$}}{y}}\vphantom{y}}:\, T\mathopen{}\left(\mathord{\smash[b]{\underset{\raise.3ex\hbox{$\scriptstyle\sim$}}{y}}\vphantom{y}}\right)\mathclose{} = t} h\mathopen{}\left(\mathord{\smash[b]{\underset{\raise.3ex\hbox{$\scriptstyle\sim$}}{y}}\vphantom{y}}\right)\mathclose{}}
+    &amp;&amp; \text{(factorization, and the display above)}\\
+    &amp;= \frac{h\mathopen{}\left(\mathord{\smash[b]{\underset{\raise.3ex\hbox{$\scriptstyle\sim$}}{x}}\vphantom{x}}\right)\mathclose{}}{\sum_{\mathord{\smash[b]{\underset{\raise.3ex\hbox{$\scriptstyle\sim$}}{y}}\vphantom{y}}:\, T\mathopen{}\left(\mathord{\smash[b]{\underset{\raise.3ex\hbox{$\scriptstyle\sim$}}{y}}\vphantom{y}}\right)\mathclose{} = t} h\mathopen{}\left(\mathord{\smash[b]{\underset{\raise.3ex\hbox{$\scriptstyle\sim$}}{y}}\vphantom{y}}\right)\mathclose{}}
+    &amp;&amp; \text{(divide by $g\mathopen{}\left(t ; \theta\right)\mathclose{} &gt; 0$)}
+    \end{aligned}
+    $$</w:t>
+      </w:r>
     </w:p>
     <w:p>
       <w:pPr>
         <w:pStyle w:val="FirstParagraph"/>
       </w:pPr>
       <w:r>
-        <w:t xml:space="preserve">where</w:t>
+        <w:t xml:space="preserve">which does not depend on</w:t>
       </w:r>
       <w:r>
         <w:t xml:space="preserve"> </w:t>
       </w:r>
       <m:oMath>
         <m:r>
-          <m:t>h</m:t>
-        </m:r>
-        <m:r>
-          <m:t>​</m:t>
-        </m:r>
-        <m:d>
-          <m:dPr>
-            <m:begChr m:val="("/>
-            <m:sepChr m:val=""/>
-            <m:endChr m:val=")"/>
-            <m:grow/>
-          </m:dPr>
-          <m:e>
-            <m:limLow>
-              <m:e>
-                <m:r>
-                  <m:t>x</m:t>
-                </m:r>
-              </m:e>
-              <m:lim>
-                <m:r>
-                  <m:rPr>
-                    <m:sty m:val="p"/>
-                  </m:rPr>
-                  <m:t>∼</m:t>
-                </m:r>
-              </m:lim>
-            </m:limLow>
-          </m:e>
-        </m:d>
-        <m:r>
-          <m:t>​</m:t>
+          <m:t>θ</m:t>
         </m:r>
       </m:oMath>
       <w:r>
-        <w:t xml:space="preserve"> </w:t>
-      </w:r>
-      <w:r>
-        <w:t xml:space="preserve">does not depend on</w:t>
+        <w:t xml:space="preserve">.</w:t>
+      </w:r>
+      <w:r>
+        <w:t xml:space="preserve"> </w:t>
+      </w:r>
+      <w:r>
+        <w:t xml:space="preserve">For a sample</w:t>
+      </w:r>
+      <w:r>
+        <w:t xml:space="preserve"> </w:t>
+      </w:r>
+      <w:r>
+        <w:t xml:space="preserve">$\mathord{\smash[b]{\underset{\raise.3ex\hbox{$\scriptstyle\sim$}}{x}}\vphantom{x}}$</w:t>
+      </w:r>
+      <w:r>
+        <w:t xml:space="preserve"> </w:t>
+      </w:r>
+      <w:r>
+        <w:t xml:space="preserve">with</w:t>
+      </w:r>
+      <w:r>
+        <w:t xml:space="preserve"> </w:t>
+      </w:r>
+      <w:r>
+        <w:t xml:space="preserve">$T\mathopen{}\left(\mathord{\smash[b]{\underset{\raise.3ex\hbox{$\scriptstyle\sim$}}{x}}\vphantom{x}}\right)\mathclose{} \neq t$</w:t>
+      </w:r>
+      <w:r>
+        <w:t xml:space="preserve"> </w:t>
+      </w:r>
+      <w:r>
+        <w:t xml:space="preserve">the conditional probability is zero,</w:t>
+      </w:r>
+      <w:r>
+        <w:t xml:space="preserve"> </w:t>
+      </w:r>
+      <w:r>
+        <w:t xml:space="preserve">which does not depend on</w:t>
       </w:r>
       <w:r>
         <w:t xml:space="preserve"> </w:t>
@@ -1549,3970 +1388,6 @@
         </m:r>
       </m:oMath>
       <w:r>
-        <w:t xml:space="preserve">.</w:t>
-      </w:r>
-    </w:p>
-    <w:bookmarkEnd w:id="18"/>
-    <w:p>
-      <w:pPr>
-        <w:pStyle w:val="BodyText"/>
-      </w:pPr>
-      <w:r>
-        <w:rPr>
-          <w:i/>
-          <w:iCs/>
-        </w:rPr>
-        <w:t xml:space="preserve">Proof</w:t>
-      </w:r>
-      <w:r>
-        <w:t xml:space="preserve">. </w:t>
-      </w:r>
-      <w:r>
-        <w:t xml:space="preserve">Fix a sample</w:t>
-      </w:r>
-      <w:r>
-        <w:t xml:space="preserve"> </w:t>
-      </w:r>
-      <m:oMath>
-        <m:limLow>
-          <m:e>
-            <m:r>
-              <m:t>x</m:t>
-            </m:r>
-          </m:e>
-          <m:lim>
-            <m:r>
-              <m:rPr>
-                <m:sty m:val="p"/>
-              </m:rPr>
-              <m:t>∼</m:t>
-            </m:r>
-          </m:lim>
-        </m:limLow>
-      </m:oMath>
-      <w:r>
-        <w:t xml:space="preserve"> </w:t>
-      </w:r>
-      <w:r>
-        <w:t xml:space="preserve">and write</w:t>
-      </w:r>
-      <w:r>
-        <w:t xml:space="preserve"> </w:t>
-      </w:r>
-      <m:oMath>
-        <m:r>
-          <m:t>t</m:t>
-        </m:r>
-        <m:limUpp>
-          <m:e>
-            <m:r>
-              <m:rPr>
-                <m:sty m:val="p"/>
-              </m:rPr>
-              <m:t>=</m:t>
-            </m:r>
-          </m:e>
-          <m:lim>
-            <m:r>
-              <m:rPr>
-                <m:nor/>
-                <m:sty m:val="p"/>
-              </m:rPr>
-              <m:t>def</m:t>
-            </m:r>
-          </m:lim>
-        </m:limUpp>
-        <m:r>
-          <m:t>T</m:t>
-        </m:r>
-        <m:r>
-          <m:t>​</m:t>
-        </m:r>
-        <m:d>
-          <m:dPr>
-            <m:begChr m:val="("/>
-            <m:sepChr m:val=""/>
-            <m:endChr m:val=")"/>
-            <m:grow/>
-          </m:dPr>
-          <m:e>
-            <m:limLow>
-              <m:e>
-                <m:r>
-                  <m:t>x</m:t>
-                </m:r>
-              </m:e>
-              <m:lim>
-                <m:r>
-                  <m:rPr>
-                    <m:sty m:val="p"/>
-                  </m:rPr>
-                  <m:t>∼</m:t>
-                </m:r>
-              </m:lim>
-            </m:limLow>
-          </m:e>
-        </m:d>
-        <m:r>
-          <m:t>​</m:t>
-        </m:r>
-      </m:oMath>
-      <w:r>
-        <w:t xml:space="preserve">.</w:t>
-      </w:r>
-      <w:r>
-        <w:t xml:space="preserve"> </w:t>
-      </w:r>
-      <w:r>
-        <w:t xml:space="preserve">The event</w:t>
-      </w:r>
-      <w:r>
-        <w:t xml:space="preserve"> </w:t>
-      </w:r>
-      <m:oMath>
-        <m:limLow>
-          <m:e>
-            <m:r>
-              <m:t>X</m:t>
-            </m:r>
-          </m:e>
-          <m:lim>
-            <m:r>
-              <m:rPr>
-                <m:sty m:val="p"/>
-              </m:rPr>
-              <m:t>∼</m:t>
-            </m:r>
-          </m:lim>
-        </m:limLow>
-        <m:r>
-          <m:rPr>
-            <m:sty m:val="p"/>
-          </m:rPr>
-          <m:t>=</m:t>
-        </m:r>
-        <m:limLow>
-          <m:e>
-            <m:r>
-              <m:t>x</m:t>
-            </m:r>
-          </m:e>
-          <m:lim>
-            <m:r>
-              <m:rPr>
-                <m:sty m:val="p"/>
-              </m:rPr>
-              <m:t>∼</m:t>
-            </m:r>
-          </m:lim>
-        </m:limLow>
-      </m:oMath>
-      <w:r>
-        <w:t xml:space="preserve"> </w:t>
-      </w:r>
-      <w:r>
-        <w:t xml:space="preserve">lies inside the event</w:t>
-      </w:r>
-      <w:r>
-        <w:t xml:space="preserve"> </w:t>
-      </w:r>
-      <m:oMath>
-        <m:r>
-          <m:t>T</m:t>
-        </m:r>
-        <m:r>
-          <m:t>​</m:t>
-        </m:r>
-        <m:d>
-          <m:dPr>
-            <m:begChr m:val="("/>
-            <m:sepChr m:val=""/>
-            <m:endChr m:val=")"/>
-            <m:grow/>
-          </m:dPr>
-          <m:e>
-            <m:limLow>
-              <m:e>
-                <m:r>
-                  <m:t>X</m:t>
-                </m:r>
-              </m:e>
-              <m:lim>
-                <m:r>
-                  <m:rPr>
-                    <m:sty m:val="p"/>
-                  </m:rPr>
-                  <m:t>∼</m:t>
-                </m:r>
-              </m:lim>
-            </m:limLow>
-          </m:e>
-        </m:d>
-        <m:r>
-          <m:t>​</m:t>
-        </m:r>
-        <m:r>
-          <m:rPr>
-            <m:sty m:val="p"/>
-          </m:rPr>
-          <m:t>=</m:t>
-        </m:r>
-        <m:r>
-          <m:t>t</m:t>
-        </m:r>
-      </m:oMath>
-      <w:r>
-        <w:t xml:space="preserve">.</w:t>
-      </w:r>
-    </w:p>
-    <w:p>
-      <w:pPr>
-        <w:pStyle w:val="BodyText"/>
-      </w:pPr>
-      <w:r>
-        <w:rPr>
-          <w:b/>
-          <w:bCs/>
-        </w:rPr>
-        <w:t xml:space="preserve">Sufficient implies a factorization.</w:t>
-      </w:r>
-      <w:r>
-        <w:t xml:space="preserve"> </w:t>
-      </w:r>
-      <w:r>
-        <w:t xml:space="preserve">Define</w:t>
-      </w:r>
-      <w:r>
-        <w:t xml:space="preserve"> </w:t>
-      </w:r>
-      <m:oMath>
-        <m:r>
-          <m:t>g</m:t>
-        </m:r>
-        <m:r>
-          <m:t>​</m:t>
-        </m:r>
-        <m:d>
-          <m:dPr>
-            <m:begChr m:val="("/>
-            <m:sepChr m:val=""/>
-            <m:endChr m:val=")"/>
-            <m:grow/>
-          </m:dPr>
-          <m:e>
-            <m:r>
-              <m:t>t</m:t>
-            </m:r>
-            <m:r>
-              <m:rPr>
-                <m:sty m:val="p"/>
-              </m:rPr>
-              <m:t>;</m:t>
-            </m:r>
-            <m:r>
-              <m:t>θ</m:t>
-            </m:r>
-          </m:e>
-        </m:d>
-        <m:r>
-          <m:t>​</m:t>
-        </m:r>
-        <m:limUpp>
-          <m:e>
-            <m:r>
-              <m:rPr>
-                <m:sty m:val="p"/>
-              </m:rPr>
-              <m:t>=</m:t>
-            </m:r>
-          </m:e>
-          <m:lim>
-            <m:r>
-              <m:rPr>
-                <m:nor/>
-                <m:sty m:val="p"/>
-              </m:rPr>
-              <m:t>def</m:t>
-            </m:r>
-          </m:lim>
-        </m:limUpp>
-        <m:sSub>
-          <m:e>
-            <m:r>
-              <m:rPr>
-                <m:sty m:val="p"/>
-              </m:rPr>
-              <m:t>Pr</m:t>
-            </m:r>
-          </m:e>
-          <m:sub>
-            <m:r>
-              <m:t>θ</m:t>
-            </m:r>
-          </m:sub>
-        </m:sSub>
-        <m:r>
-          <m:t>​</m:t>
-        </m:r>
-        <m:d>
-          <m:dPr>
-            <m:begChr m:val="("/>
-            <m:sepChr m:val=""/>
-            <m:endChr m:val=")"/>
-            <m:grow/>
-          </m:dPr>
-          <m:e>
-            <m:r>
-              <m:t>T</m:t>
-            </m:r>
-            <m:r>
-              <m:t>​</m:t>
-            </m:r>
-            <m:d>
-              <m:dPr>
-                <m:begChr m:val="("/>
-                <m:sepChr m:val=""/>
-                <m:endChr m:val=")"/>
-                <m:grow/>
-              </m:dPr>
-              <m:e>
-                <m:limLow>
-                  <m:e>
-                    <m:r>
-                      <m:t>X</m:t>
-                    </m:r>
-                  </m:e>
-                  <m:lim>
-                    <m:r>
-                      <m:rPr>
-                        <m:sty m:val="p"/>
-                      </m:rPr>
-                      <m:t>∼</m:t>
-                    </m:r>
-                  </m:lim>
-                </m:limLow>
-              </m:e>
-            </m:d>
-            <m:r>
-              <m:t>​</m:t>
-            </m:r>
-            <m:r>
-              <m:rPr>
-                <m:sty m:val="p"/>
-              </m:rPr>
-              <m:t>=</m:t>
-            </m:r>
-            <m:r>
-              <m:t>t</m:t>
-            </m:r>
-          </m:e>
-        </m:d>
-        <m:r>
-          <m:t>​</m:t>
-        </m:r>
-      </m:oMath>
-      <w:r>
-        <w:t xml:space="preserve"> </w:t>
-      </w:r>
-      <w:r>
-        <w:t xml:space="preserve">and let</w:t>
-      </w:r>
-      <w:r>
-        <w:t xml:space="preserve"> </w:t>
-      </w:r>
-      <m:oMath>
-        <m:r>
-          <m:t>h</m:t>
-        </m:r>
-        <m:r>
-          <m:t>​</m:t>
-        </m:r>
-        <m:d>
-          <m:dPr>
-            <m:begChr m:val="("/>
-            <m:sepChr m:val=""/>
-            <m:endChr m:val=")"/>
-            <m:grow/>
-          </m:dPr>
-          <m:e>
-            <m:limLow>
-              <m:e>
-                <m:r>
-                  <m:t>x</m:t>
-                </m:r>
-              </m:e>
-              <m:lim>
-                <m:r>
-                  <m:rPr>
-                    <m:sty m:val="p"/>
-                  </m:rPr>
-                  <m:t>∼</m:t>
-                </m:r>
-              </m:lim>
-            </m:limLow>
-          </m:e>
-        </m:d>
-        <m:r>
-          <m:t>​</m:t>
-        </m:r>
-      </m:oMath>
-      <w:r>
-        <w:t xml:space="preserve"> </w:t>
-      </w:r>
-      <w:r>
-        <w:t xml:space="preserve">be the conditional probability</w:t>
-      </w:r>
-      <w:r>
-        <w:t xml:space="preserve"> </w:t>
-      </w:r>
-      <m:oMath>
-        <m:sSub>
-          <m:e>
-            <m:r>
-              <m:rPr>
-                <m:sty m:val="p"/>
-              </m:rPr>
-              <m:t>Pr</m:t>
-            </m:r>
-          </m:e>
-          <m:sub>
-            <m:r>
-              <m:t>θ</m:t>
-            </m:r>
-          </m:sub>
-        </m:sSub>
-        <m:r>
-          <m:t>​</m:t>
-        </m:r>
-        <m:d>
-          <m:dPr>
-            <m:begChr m:val="("/>
-            <m:sepChr m:val=""/>
-            <m:endChr m:val=")"/>
-            <m:grow/>
-          </m:dPr>
-          <m:e>
-            <m:limLow>
-              <m:e>
-                <m:r>
-                  <m:t>X</m:t>
-                </m:r>
-              </m:e>
-              <m:lim>
-                <m:r>
-                  <m:rPr>
-                    <m:sty m:val="p"/>
-                  </m:rPr>
-                  <m:t>∼</m:t>
-                </m:r>
-              </m:lim>
-            </m:limLow>
-            <m:r>
-              <m:rPr>
-                <m:sty m:val="p"/>
-              </m:rPr>
-              <m:t>=</m:t>
-            </m:r>
-            <m:limLow>
-              <m:e>
-                <m:r>
-                  <m:t>x</m:t>
-                </m:r>
-              </m:e>
-              <m:lim>
-                <m:r>
-                  <m:rPr>
-                    <m:sty m:val="p"/>
-                  </m:rPr>
-                  <m:t>∼</m:t>
-                </m:r>
-              </m:lim>
-            </m:limLow>
-            <m:r>
-              <m:rPr>
-                <m:sty m:val="p"/>
-              </m:rPr>
-              <m:t>∣</m:t>
-            </m:r>
-            <m:r>
-              <m:t>T</m:t>
-            </m:r>
-            <m:r>
-              <m:t>​</m:t>
-            </m:r>
-            <m:d>
-              <m:dPr>
-                <m:begChr m:val="("/>
-                <m:sepChr m:val=""/>
-                <m:endChr m:val=")"/>
-                <m:grow/>
-              </m:dPr>
-              <m:e>
-                <m:limLow>
-                  <m:e>
-                    <m:r>
-                      <m:t>X</m:t>
-                    </m:r>
-                  </m:e>
-                  <m:lim>
-                    <m:r>
-                      <m:rPr>
-                        <m:sty m:val="p"/>
-                      </m:rPr>
-                      <m:t>∼</m:t>
-                    </m:r>
-                  </m:lim>
-                </m:limLow>
-              </m:e>
-            </m:d>
-            <m:r>
-              <m:t>​</m:t>
-            </m:r>
-            <m:r>
-              <m:rPr>
-                <m:sty m:val="p"/>
-              </m:rPr>
-              <m:t>=</m:t>
-            </m:r>
-            <m:r>
-              <m:t>t</m:t>
-            </m:r>
-          </m:e>
-        </m:d>
-        <m:r>
-          <m:t>​</m:t>
-        </m:r>
-      </m:oMath>
-      <w:r>
-        <w:t xml:space="preserve"> </w:t>
-      </w:r>
-      <w:r>
-        <w:t xml:space="preserve">at any</w:t>
-      </w:r>
-      <w:r>
-        <w:t xml:space="preserve"> </w:t>
-      </w:r>
-      <m:oMath>
-        <m:r>
-          <m:t>θ</m:t>
-        </m:r>
-      </m:oMath>
-      <w:r>
-        <w:t xml:space="preserve"> </w:t>
-      </w:r>
-      <w:r>
-        <w:t xml:space="preserve">with</w:t>
-      </w:r>
-      <w:r>
-        <w:t xml:space="preserve"> </w:t>
-      </w:r>
-      <m:oMath>
-        <m:sSub>
-          <m:e>
-            <m:r>
-              <m:rPr>
-                <m:sty m:val="p"/>
-              </m:rPr>
-              <m:t>Pr</m:t>
-            </m:r>
-          </m:e>
-          <m:sub>
-            <m:r>
-              <m:t>θ</m:t>
-            </m:r>
-          </m:sub>
-        </m:sSub>
-        <m:r>
-          <m:t>​</m:t>
-        </m:r>
-        <m:d>
-          <m:dPr>
-            <m:begChr m:val="("/>
-            <m:sepChr m:val=""/>
-            <m:endChr m:val=")"/>
-            <m:grow/>
-          </m:dPr>
-          <m:e>
-            <m:r>
-              <m:t>T</m:t>
-            </m:r>
-            <m:r>
-              <m:t>​</m:t>
-            </m:r>
-            <m:d>
-              <m:dPr>
-                <m:begChr m:val="("/>
-                <m:sepChr m:val=""/>
-                <m:endChr m:val=")"/>
-                <m:grow/>
-              </m:dPr>
-              <m:e>
-                <m:limLow>
-                  <m:e>
-                    <m:r>
-                      <m:t>X</m:t>
-                    </m:r>
-                  </m:e>
-                  <m:lim>
-                    <m:r>
-                      <m:rPr>
-                        <m:sty m:val="p"/>
-                      </m:rPr>
-                      <m:t>∼</m:t>
-                    </m:r>
-                  </m:lim>
-                </m:limLow>
-              </m:e>
-            </m:d>
-            <m:r>
-              <m:t>​</m:t>
-            </m:r>
-            <m:r>
-              <m:rPr>
-                <m:sty m:val="p"/>
-              </m:rPr>
-              <m:t>=</m:t>
-            </m:r>
-            <m:r>
-              <m:t>t</m:t>
-            </m:r>
-          </m:e>
-        </m:d>
-        <m:r>
-          <m:t>​</m:t>
-        </m:r>
-        <m:r>
-          <m:rPr>
-            <m:sty m:val="p"/>
-          </m:rPr>
-          <m:t>&gt;</m:t>
-        </m:r>
-        <m:r>
-          <m:t>0</m:t>
-        </m:r>
-      </m:oMath>
-      <w:r>
-        <w:t xml:space="preserve">.</w:t>
-      </w:r>
-      <w:r>
-        <w:t xml:space="preserve"> </w:t>
-      </w:r>
-      <w:r>
-        <w:t xml:space="preserve">By</w:t>
-      </w:r>
-      <w:r>
-        <w:t xml:space="preserve"> </w:t>
-      </w:r>
-      <w:hyperlink w:anchor="eq-sufficient">
-        <w:r>
-          <w:rPr>
-            <w:rStyle w:val="Hyperlink"/>
-          </w:rPr>
-          <w:t xml:space="preserve">sufficiency</w:t>
-        </w:r>
-      </w:hyperlink>
-      <w:r>
-        <w:t xml:space="preserve">,</w:t>
-      </w:r>
-      <w:r>
-        <w:t xml:space="preserve"> </w:t>
-      </w:r>
-      <m:oMath>
-        <m:r>
-          <m:t>h</m:t>
-        </m:r>
-        <m:r>
-          <m:t>​</m:t>
-        </m:r>
-        <m:d>
-          <m:dPr>
-            <m:begChr m:val="("/>
-            <m:sepChr m:val=""/>
-            <m:endChr m:val=")"/>
-            <m:grow/>
-          </m:dPr>
-          <m:e>
-            <m:limLow>
-              <m:e>
-                <m:r>
-                  <m:t>x</m:t>
-                </m:r>
-              </m:e>
-              <m:lim>
-                <m:r>
-                  <m:rPr>
-                    <m:sty m:val="p"/>
-                  </m:rPr>
-                  <m:t>∼</m:t>
-                </m:r>
-              </m:lim>
-            </m:limLow>
-          </m:e>
-        </m:d>
-        <m:r>
-          <m:t>​</m:t>
-        </m:r>
-      </m:oMath>
-      <w:r>
-        <w:t xml:space="preserve"> </w:t>
-      </w:r>
-      <w:r>
-        <w:t xml:space="preserve">does not depend on which such</w:t>
-      </w:r>
-      <w:r>
-        <w:t xml:space="preserve"> </w:t>
-      </w:r>
-      <m:oMath>
-        <m:r>
-          <m:t>θ</m:t>
-        </m:r>
-      </m:oMath>
-      <w:r>
-        <w:t xml:space="preserve"> </w:t>
-      </w:r>
-      <w:r>
-        <w:t xml:space="preserve">we use.</w:t>
-      </w:r>
-      <w:r>
-        <w:t xml:space="preserve"> </w:t>
-      </w:r>
-      <w:r>
-        <w:t xml:space="preserve">(If</w:t>
-      </w:r>
-      <w:r>
-        <w:t xml:space="preserve"> </w:t>
-      </w:r>
-      <m:oMath>
-        <m:sSub>
-          <m:e>
-            <m:r>
-              <m:rPr>
-                <m:sty m:val="p"/>
-              </m:rPr>
-              <m:t>Pr</m:t>
-            </m:r>
-          </m:e>
-          <m:sub>
-            <m:r>
-              <m:t>θ</m:t>
-            </m:r>
-          </m:sub>
-        </m:sSub>
-        <m:r>
-          <m:t>​</m:t>
-        </m:r>
-        <m:d>
-          <m:dPr>
-            <m:begChr m:val="("/>
-            <m:sepChr m:val=""/>
-            <m:endChr m:val=")"/>
-            <m:grow/>
-          </m:dPr>
-          <m:e>
-            <m:r>
-              <m:t>T</m:t>
-            </m:r>
-            <m:r>
-              <m:t>​</m:t>
-            </m:r>
-            <m:d>
-              <m:dPr>
-                <m:begChr m:val="("/>
-                <m:sepChr m:val=""/>
-                <m:endChr m:val=")"/>
-                <m:grow/>
-              </m:dPr>
-              <m:e>
-                <m:limLow>
-                  <m:e>
-                    <m:r>
-                      <m:t>X</m:t>
-                    </m:r>
-                  </m:e>
-                  <m:lim>
-                    <m:r>
-                      <m:rPr>
-                        <m:sty m:val="p"/>
-                      </m:rPr>
-                      <m:t>∼</m:t>
-                    </m:r>
-                  </m:lim>
-                </m:limLow>
-              </m:e>
-            </m:d>
-            <m:r>
-              <m:t>​</m:t>
-            </m:r>
-            <m:r>
-              <m:rPr>
-                <m:sty m:val="p"/>
-              </m:rPr>
-              <m:t>=</m:t>
-            </m:r>
-            <m:r>
-              <m:t>t</m:t>
-            </m:r>
-          </m:e>
-        </m:d>
-        <m:r>
-          <m:t>​</m:t>
-        </m:r>
-        <m:r>
-          <m:rPr>
-            <m:sty m:val="p"/>
-          </m:rPr>
-          <m:t>=</m:t>
-        </m:r>
-        <m:r>
-          <m:t>0</m:t>
-        </m:r>
-      </m:oMath>
-      <w:r>
-        <w:t xml:space="preserve"> </w:t>
-      </w:r>
-      <w:r>
-        <w:t xml:space="preserve">for every</w:t>
-      </w:r>
-      <w:r>
-        <w:t xml:space="preserve"> </w:t>
-      </w:r>
-      <m:oMath>
-        <m:r>
-          <m:t>θ</m:t>
-        </m:r>
-      </m:oMath>
-      <w:r>
-        <w:t xml:space="preserve">, set</w:t>
-      </w:r>
-      <w:r>
-        <w:t xml:space="preserve"> </w:t>
-      </w:r>
-      <m:oMath>
-        <m:r>
-          <m:t>h</m:t>
-        </m:r>
-        <m:r>
-          <m:t>​</m:t>
-        </m:r>
-        <m:d>
-          <m:dPr>
-            <m:begChr m:val="("/>
-            <m:sepChr m:val=""/>
-            <m:endChr m:val=")"/>
-            <m:grow/>
-          </m:dPr>
-          <m:e>
-            <m:limLow>
-              <m:e>
-                <m:r>
-                  <m:t>x</m:t>
-                </m:r>
-              </m:e>
-              <m:lim>
-                <m:r>
-                  <m:rPr>
-                    <m:sty m:val="p"/>
-                  </m:rPr>
-                  <m:t>∼</m:t>
-                </m:r>
-              </m:lim>
-            </m:limLow>
-          </m:e>
-        </m:d>
-        <m:r>
-          <m:t>​</m:t>
-        </m:r>
-        <m:limUpp>
-          <m:e>
-            <m:r>
-              <m:rPr>
-                <m:sty m:val="p"/>
-              </m:rPr>
-              <m:t>=</m:t>
-            </m:r>
-          </m:e>
-          <m:lim>
-            <m:r>
-              <m:rPr>
-                <m:nor/>
-                <m:sty m:val="p"/>
-              </m:rPr>
-              <m:t>def</m:t>
-            </m:r>
-          </m:lim>
-        </m:limUpp>
-        <m:r>
-          <m:t>0</m:t>
-        </m:r>
-      </m:oMath>
-      <w:r>
-        <w:t xml:space="preserve">.)</w:t>
-      </w:r>
-      <w:r>
-        <w:t xml:space="preserve"> </w:t>
-      </w:r>
-      <w:r>
-        <w:t xml:space="preserve">Both functions are nonnegative, and at a</w:t>
-      </w:r>
-      <w:r>
-        <w:t xml:space="preserve"> </w:t>
-      </w:r>
-      <m:oMath>
-        <m:r>
-          <m:t>θ</m:t>
-        </m:r>
-      </m:oMath>
-      <w:r>
-        <w:t xml:space="preserve"> </w:t>
-      </w:r>
-      <w:r>
-        <w:t xml:space="preserve">with</w:t>
-      </w:r>
-      <w:r>
-        <w:t xml:space="preserve"> </w:t>
-      </w:r>
-      <m:oMath>
-        <m:sSub>
-          <m:e>
-            <m:r>
-              <m:rPr>
-                <m:sty m:val="p"/>
-              </m:rPr>
-              <m:t>Pr</m:t>
-            </m:r>
-          </m:e>
-          <m:sub>
-            <m:r>
-              <m:t>θ</m:t>
-            </m:r>
-          </m:sub>
-        </m:sSub>
-        <m:r>
-          <m:t>​</m:t>
-        </m:r>
-        <m:d>
-          <m:dPr>
-            <m:begChr m:val="("/>
-            <m:sepChr m:val=""/>
-            <m:endChr m:val=")"/>
-            <m:grow/>
-          </m:dPr>
-          <m:e>
-            <m:r>
-              <m:t>T</m:t>
-            </m:r>
-            <m:r>
-              <m:t>​</m:t>
-            </m:r>
-            <m:d>
-              <m:dPr>
-                <m:begChr m:val="("/>
-                <m:sepChr m:val=""/>
-                <m:endChr m:val=")"/>
-                <m:grow/>
-              </m:dPr>
-              <m:e>
-                <m:limLow>
-                  <m:e>
-                    <m:r>
-                      <m:t>X</m:t>
-                    </m:r>
-                  </m:e>
-                  <m:lim>
-                    <m:r>
-                      <m:rPr>
-                        <m:sty m:val="p"/>
-                      </m:rPr>
-                      <m:t>∼</m:t>
-                    </m:r>
-                  </m:lim>
-                </m:limLow>
-              </m:e>
-            </m:d>
-            <m:r>
-              <m:t>​</m:t>
-            </m:r>
-            <m:r>
-              <m:rPr>
-                <m:sty m:val="p"/>
-              </m:rPr>
-              <m:t>=</m:t>
-            </m:r>
-            <m:r>
-              <m:t>t</m:t>
-            </m:r>
-          </m:e>
-        </m:d>
-        <m:r>
-          <m:t>​</m:t>
-        </m:r>
-        <m:r>
-          <m:rPr>
-            <m:sty m:val="p"/>
-          </m:rPr>
-          <m:t>=</m:t>
-        </m:r>
-        <m:r>
-          <m:t>0</m:t>
-        </m:r>
-      </m:oMath>
-      <w:r>
-        <w:t xml:space="preserve"> </w:t>
-      </w:r>
-      <w:r>
-        <w:t xml:space="preserve">both sides of</w:t>
-      </w:r>
-      <w:r>
-        <w:t xml:space="preserve"> </w:t>
-      </w:r>
-      <w:hyperlink w:anchor="eq-factorization">
-        <w:r>
-          <w:rPr>
-            <w:rStyle w:val="Hyperlink"/>
-          </w:rPr>
-          <w:t xml:space="preserve">Equation 2</w:t>
-        </w:r>
-      </w:hyperlink>
-      <w:r>
-        <w:t xml:space="preserve"> </w:t>
-      </w:r>
-      <w:r>
-        <w:t xml:space="preserve">are zero, because the event</w:t>
-      </w:r>
-      <w:r>
-        <w:t xml:space="preserve"> </w:t>
-      </w:r>
-      <m:oMath>
-        <m:limLow>
-          <m:e>
-            <m:r>
-              <m:t>X</m:t>
-            </m:r>
-          </m:e>
-          <m:lim>
-            <m:r>
-              <m:rPr>
-                <m:sty m:val="p"/>
-              </m:rPr>
-              <m:t>∼</m:t>
-            </m:r>
-          </m:lim>
-        </m:limLow>
-        <m:r>
-          <m:rPr>
-            <m:sty m:val="p"/>
-          </m:rPr>
-          <m:t>=</m:t>
-        </m:r>
-        <m:limLow>
-          <m:e>
-            <m:r>
-              <m:t>x</m:t>
-            </m:r>
-          </m:e>
-          <m:lim>
-            <m:r>
-              <m:rPr>
-                <m:sty m:val="p"/>
-              </m:rPr>
-              <m:t>∼</m:t>
-            </m:r>
-          </m:lim>
-        </m:limLow>
-      </m:oMath>
-      <w:r>
-        <w:t xml:space="preserve"> </w:t>
-      </w:r>
-      <w:r>
-        <w:t xml:space="preserve">lies inside the event</w:t>
-      </w:r>
-      <w:r>
-        <w:t xml:space="preserve"> </w:t>
-      </w:r>
-      <m:oMath>
-        <m:r>
-          <m:t>T</m:t>
-        </m:r>
-        <m:r>
-          <m:t>​</m:t>
-        </m:r>
-        <m:d>
-          <m:dPr>
-            <m:begChr m:val="("/>
-            <m:sepChr m:val=""/>
-            <m:endChr m:val=")"/>
-            <m:grow/>
-          </m:dPr>
-          <m:e>
-            <m:limLow>
-              <m:e>
-                <m:r>
-                  <m:t>X</m:t>
-                </m:r>
-              </m:e>
-              <m:lim>
-                <m:r>
-                  <m:rPr>
-                    <m:sty m:val="p"/>
-                  </m:rPr>
-                  <m:t>∼</m:t>
-                </m:r>
-              </m:lim>
-            </m:limLow>
-          </m:e>
-        </m:d>
-        <m:r>
-          <m:t>​</m:t>
-        </m:r>
-        <m:r>
-          <m:rPr>
-            <m:sty m:val="p"/>
-          </m:rPr>
-          <m:t>=</m:t>
-        </m:r>
-        <m:r>
-          <m:t>t</m:t>
-        </m:r>
-      </m:oMath>
-      <w:r>
-        <w:t xml:space="preserve">.</w:t>
-      </w:r>
-      <w:r>
-        <w:t xml:space="preserve"> </w:t>
-      </w:r>
-      <w:r>
-        <w:t xml:space="preserve">At every other</w:t>
-      </w:r>
-      <w:r>
-        <w:t xml:space="preserve"> </w:t>
-      </w:r>
-      <m:oMath>
-        <m:r>
-          <m:t>θ</m:t>
-        </m:r>
-      </m:oMath>
-      <w:r>
-        <w:t xml:space="preserve">,</w:t>
-      </w:r>
-    </w:p>
-    <w:p>
-      <w:pPr>
-        <w:pStyle w:val="BodyText"/>
-      </w:pPr>
-      <m:oMathPara>
-        <m:oMathParaPr>
-          <m:jc m:val="center"/>
-        </m:oMathParaPr>
-        <m:oMath>
-          <m:eqArr>
-            <m:e>
-              <m:r>
-                <m:rPr>
-                  <m:sty m:val="p"/>
-                </m:rPr>
-                <m:t>f</m:t>
-              </m:r>
-              <m:r>
-                <m:t>​</m:t>
-              </m:r>
-              <m:d>
-                <m:dPr>
-                  <m:begChr m:val="("/>
-                  <m:sepChr m:val=""/>
-                  <m:endChr m:val=")"/>
-                  <m:grow/>
-                </m:dPr>
-                <m:e>
-                  <m:limLow>
-                    <m:e>
-                      <m:r>
-                        <m:t>x</m:t>
-                      </m:r>
-                    </m:e>
-                    <m:lim>
-                      <m:r>
-                        <m:rPr>
-                          <m:sty m:val="p"/>
-                        </m:rPr>
-                        <m:t>∼</m:t>
-                      </m:r>
-                    </m:lim>
-                  </m:limLow>
-                  <m:r>
-                    <m:rPr>
-                      <m:sty m:val="p"/>
-                    </m:rPr>
-                    <m:t>;</m:t>
-                  </m:r>
-                  <m:r>
-                    <m:t>θ</m:t>
-                  </m:r>
-                </m:e>
-              </m:d>
-              <m:r>
-                <m:t>​</m:t>
-              </m:r>
-              <m:r>
-                <m:t>&amp;</m:t>
-              </m:r>
-              <m:r>
-                <m:rPr>
-                  <m:sty m:val="p"/>
-                </m:rPr>
-                <m:t>=</m:t>
-              </m:r>
-              <m:limLow>
-                <m:e>
-                  <m:r>
-                    <m:rPr>
-                      <m:sty m:val="p"/>
-                    </m:rPr>
-                    <m:t>Pr</m:t>
-                  </m:r>
-                </m:e>
-                <m:lim>
-                  <m:r>
-                    <m:t>θ</m:t>
-                  </m:r>
-                </m:lim>
-              </m:limLow>
-              <m:r>
-                <m:t>​</m:t>
-              </m:r>
-              <m:d>
-                <m:dPr>
-                  <m:begChr m:val="("/>
-                  <m:sepChr m:val=""/>
-                  <m:endChr m:val=")"/>
-                  <m:grow/>
-                </m:dPr>
-                <m:e>
-                  <m:limLow>
-                    <m:e>
-                      <m:r>
-                        <m:t>X</m:t>
-                      </m:r>
-                    </m:e>
-                    <m:lim>
-                      <m:r>
-                        <m:rPr>
-                          <m:sty m:val="p"/>
-                        </m:rPr>
-                        <m:t>∼</m:t>
-                      </m:r>
-                    </m:lim>
-                  </m:limLow>
-                  <m:r>
-                    <m:rPr>
-                      <m:sty m:val="p"/>
-                    </m:rPr>
-                    <m:t>=</m:t>
-                  </m:r>
-                  <m:limLow>
-                    <m:e>
-                      <m:r>
-                        <m:t>x</m:t>
-                      </m:r>
-                    </m:e>
-                    <m:lim>
-                      <m:r>
-                        <m:rPr>
-                          <m:sty m:val="p"/>
-                        </m:rPr>
-                        <m:t>∼</m:t>
-                      </m:r>
-                    </m:lim>
-                  </m:limLow>
-                </m:e>
-              </m:d>
-              <m:r>
-                <m:t>​</m:t>
-              </m:r>
-              <m:r>
-                <m:t>&amp;</m:t>
-              </m:r>
-              <m:r>
-                <m:t>&amp;</m:t>
-              </m:r>
-              <m:r>
-                <m:rPr>
-                  <m:nor/>
-                  <m:sty m:val="p"/>
-                </m:rPr>
-                <m:t>(definition of the joint mass function)</m:t>
-              </m:r>
-            </m:e>
-            <m:e>
-              <m:r>
-                <m:t>&amp;</m:t>
-              </m:r>
-              <m:r>
-                <m:rPr>
-                  <m:sty m:val="p"/>
-                </m:rPr>
-                <m:t>=</m:t>
-              </m:r>
-              <m:limLow>
-                <m:e>
-                  <m:r>
-                    <m:rPr>
-                      <m:sty m:val="p"/>
-                    </m:rPr>
-                    <m:t>Pr</m:t>
-                  </m:r>
-                </m:e>
-                <m:lim>
-                  <m:r>
-                    <m:t>θ</m:t>
-                  </m:r>
-                </m:lim>
-              </m:limLow>
-              <m:r>
-                <m:t>​</m:t>
-              </m:r>
-              <m:d>
-                <m:dPr>
-                  <m:begChr m:val="("/>
-                  <m:sepChr m:val=""/>
-                  <m:endChr m:val=")"/>
-                  <m:grow/>
-                </m:dPr>
-                <m:e>
-                  <m:limLow>
-                    <m:e>
-                      <m:r>
-                        <m:t>X</m:t>
-                      </m:r>
-                    </m:e>
-                    <m:lim>
-                      <m:r>
-                        <m:rPr>
-                          <m:sty m:val="p"/>
-                        </m:rPr>
-                        <m:t>∼</m:t>
-                      </m:r>
-                    </m:lim>
-                  </m:limLow>
-                  <m:r>
-                    <m:rPr>
-                      <m:sty m:val="p"/>
-                    </m:rPr>
-                    <m:t>=</m:t>
-                  </m:r>
-                  <m:limLow>
-                    <m:e>
-                      <m:r>
-                        <m:t>x</m:t>
-                      </m:r>
-                    </m:e>
-                    <m:lim>
-                      <m:r>
-                        <m:rPr>
-                          <m:sty m:val="p"/>
-                        </m:rPr>
-                        <m:t>∼</m:t>
-                      </m:r>
-                    </m:lim>
-                  </m:limLow>
-                  <m:r>
-                    <m:rPr>
-                      <m:sty m:val="p"/>
-                    </m:rPr>
-                    <m:t>,</m:t>
-                  </m:r>
-                  <m:r>
-                    <m:t> </m:t>
-                  </m:r>
-                  <m:r>
-                    <m:t>T</m:t>
-                  </m:r>
-                  <m:r>
-                    <m:t>​</m:t>
-                  </m:r>
-                  <m:d>
-                    <m:dPr>
-                      <m:begChr m:val="("/>
-                      <m:sepChr m:val=""/>
-                      <m:endChr m:val=")"/>
-                      <m:grow/>
-                    </m:dPr>
-                    <m:e>
-                      <m:limLow>
-                        <m:e>
-                          <m:r>
-                            <m:t>X</m:t>
-                          </m:r>
-                        </m:e>
-                        <m:lim>
-                          <m:r>
-                            <m:rPr>
-                              <m:sty m:val="p"/>
-                            </m:rPr>
-                            <m:t>∼</m:t>
-                          </m:r>
-                        </m:lim>
-                      </m:limLow>
-                    </m:e>
-                  </m:d>
-                  <m:r>
-                    <m:t>​</m:t>
-                  </m:r>
-                  <m:r>
-                    <m:rPr>
-                      <m:sty m:val="p"/>
-                    </m:rPr>
-                    <m:t>=</m:t>
-                  </m:r>
-                  <m:r>
-                    <m:t>t</m:t>
-                  </m:r>
-                </m:e>
-              </m:d>
-              <m:r>
-                <m:t>​</m:t>
-              </m:r>
-              <m:r>
-                <m:t>&amp;</m:t>
-              </m:r>
-              <m:r>
-                <m:t>&amp;</m:t>
-              </m:r>
-              <m:r>
-                <m:rPr>
-                  <m:nor/>
-                  <m:sty m:val="p"/>
-                </m:rPr>
-                <m:t>(the first event is inside the second)</m:t>
-              </m:r>
-            </m:e>
-            <m:e>
-              <m:r>
-                <m:t>&amp;</m:t>
-              </m:r>
-              <m:r>
-                <m:rPr>
-                  <m:sty m:val="p"/>
-                </m:rPr>
-                <m:t>=</m:t>
-              </m:r>
-              <m:limLow>
-                <m:e>
-                  <m:r>
-                    <m:rPr>
-                      <m:sty m:val="p"/>
-                    </m:rPr>
-                    <m:t>Pr</m:t>
-                  </m:r>
-                </m:e>
-                <m:lim>
-                  <m:r>
-                    <m:t>θ</m:t>
-                  </m:r>
-                </m:lim>
-              </m:limLow>
-              <m:r>
-                <m:t>​</m:t>
-              </m:r>
-              <m:d>
-                <m:dPr>
-                  <m:begChr m:val="("/>
-                  <m:sepChr m:val=""/>
-                  <m:endChr m:val=")"/>
-                  <m:grow/>
-                </m:dPr>
-                <m:e>
-                  <m:r>
-                    <m:t>T</m:t>
-                  </m:r>
-                  <m:r>
-                    <m:t>​</m:t>
-                  </m:r>
-                  <m:d>
-                    <m:dPr>
-                      <m:begChr m:val="("/>
-                      <m:sepChr m:val=""/>
-                      <m:endChr m:val=")"/>
-                      <m:grow/>
-                    </m:dPr>
-                    <m:e>
-                      <m:limLow>
-                        <m:e>
-                          <m:r>
-                            <m:t>X</m:t>
-                          </m:r>
-                        </m:e>
-                        <m:lim>
-                          <m:r>
-                            <m:rPr>
-                              <m:sty m:val="p"/>
-                            </m:rPr>
-                            <m:t>∼</m:t>
-                          </m:r>
-                        </m:lim>
-                      </m:limLow>
-                    </m:e>
-                  </m:d>
-                  <m:r>
-                    <m:t>​</m:t>
-                  </m:r>
-                  <m:r>
-                    <m:rPr>
-                      <m:sty m:val="p"/>
-                    </m:rPr>
-                    <m:t>=</m:t>
-                  </m:r>
-                  <m:r>
-                    <m:t>t</m:t>
-                  </m:r>
-                </m:e>
-              </m:d>
-              <m:r>
-                <m:t>​</m:t>
-              </m:r>
-              <m:r>
-                <m:t> </m:t>
-              </m:r>
-              <m:limLow>
-                <m:e>
-                  <m:r>
-                    <m:rPr>
-                      <m:sty m:val="p"/>
-                    </m:rPr>
-                    <m:t>Pr</m:t>
-                  </m:r>
-                </m:e>
-                <m:lim>
-                  <m:r>
-                    <m:t>θ</m:t>
-                  </m:r>
-                </m:lim>
-              </m:limLow>
-              <m:r>
-                <m:t>​</m:t>
-              </m:r>
-              <m:d>
-                <m:dPr>
-                  <m:begChr m:val="("/>
-                  <m:sepChr m:val=""/>
-                  <m:endChr m:val=")"/>
-                  <m:grow/>
-                </m:dPr>
-                <m:e>
-                  <m:limLow>
-                    <m:e>
-                      <m:r>
-                        <m:t>X</m:t>
-                      </m:r>
-                    </m:e>
-                    <m:lim>
-                      <m:r>
-                        <m:rPr>
-                          <m:sty m:val="p"/>
-                        </m:rPr>
-                        <m:t>∼</m:t>
-                      </m:r>
-                    </m:lim>
-                  </m:limLow>
-                  <m:r>
-                    <m:rPr>
-                      <m:sty m:val="p"/>
-                    </m:rPr>
-                    <m:t>=</m:t>
-                  </m:r>
-                  <m:limLow>
-                    <m:e>
-                      <m:r>
-                        <m:t>x</m:t>
-                      </m:r>
-                    </m:e>
-                    <m:lim>
-                      <m:r>
-                        <m:rPr>
-                          <m:sty m:val="p"/>
-                        </m:rPr>
-                        <m:t>∼</m:t>
-                      </m:r>
-                    </m:lim>
-                  </m:limLow>
-                  <m:r>
-                    <m:rPr>
-                      <m:sty m:val="p"/>
-                    </m:rPr>
-                    <m:t>∣</m:t>
-                  </m:r>
-                  <m:r>
-                    <m:t>T</m:t>
-                  </m:r>
-                  <m:r>
-                    <m:t>​</m:t>
-                  </m:r>
-                  <m:d>
-                    <m:dPr>
-                      <m:begChr m:val="("/>
-                      <m:sepChr m:val=""/>
-                      <m:endChr m:val=")"/>
-                      <m:grow/>
-                    </m:dPr>
-                    <m:e>
-                      <m:limLow>
-                        <m:e>
-                          <m:r>
-                            <m:t>X</m:t>
-                          </m:r>
-                        </m:e>
-                        <m:lim>
-                          <m:r>
-                            <m:rPr>
-                              <m:sty m:val="p"/>
-                            </m:rPr>
-                            <m:t>∼</m:t>
-                          </m:r>
-                        </m:lim>
-                      </m:limLow>
-                    </m:e>
-                  </m:d>
-                  <m:r>
-                    <m:t>​</m:t>
-                  </m:r>
-                  <m:r>
-                    <m:rPr>
-                      <m:sty m:val="p"/>
-                    </m:rPr>
-                    <m:t>=</m:t>
-                  </m:r>
-                  <m:r>
-                    <m:t>t</m:t>
-                  </m:r>
-                </m:e>
-              </m:d>
-              <m:r>
-                <m:t>​</m:t>
-              </m:r>
-              <m:r>
-                <m:t>&amp;</m:t>
-              </m:r>
-              <m:r>
-                <m:t>&amp;</m:t>
-              </m:r>
-              <m:r>
-                <m:rPr>
-                  <m:nor/>
-                  <m:sty m:val="p"/>
-                </m:rPr>
-                <m:t>(conditional probability)</m:t>
-              </m:r>
-            </m:e>
-            <m:e>
-              <m:r>
-                <m:t>&amp;</m:t>
-              </m:r>
-              <m:r>
-                <m:rPr>
-                  <m:sty m:val="p"/>
-                </m:rPr>
-                <m:t>=</m:t>
-              </m:r>
-              <m:r>
-                <m:t>g</m:t>
-              </m:r>
-              <m:r>
-                <m:t>​</m:t>
-              </m:r>
-              <m:d>
-                <m:dPr>
-                  <m:begChr m:val="("/>
-                  <m:sepChr m:val=""/>
-                  <m:endChr m:val=")"/>
-                  <m:grow/>
-                </m:dPr>
-                <m:e>
-                  <m:r>
-                    <m:t>t</m:t>
-                  </m:r>
-                  <m:r>
-                    <m:rPr>
-                      <m:sty m:val="p"/>
-                    </m:rPr>
-                    <m:t>;</m:t>
-                  </m:r>
-                  <m:r>
-                    <m:t>θ</m:t>
-                  </m:r>
-                </m:e>
-              </m:d>
-              <m:r>
-                <m:t>​</m:t>
-              </m:r>
-              <m:r>
-                <m:t> </m:t>
-              </m:r>
-              <m:r>
-                <m:t>h</m:t>
-              </m:r>
-              <m:r>
-                <m:t>​</m:t>
-              </m:r>
-              <m:d>
-                <m:dPr>
-                  <m:begChr m:val="("/>
-                  <m:sepChr m:val=""/>
-                  <m:endChr m:val=")"/>
-                  <m:grow/>
-                </m:dPr>
-                <m:e>
-                  <m:limLow>
-                    <m:e>
-                      <m:r>
-                        <m:t>x</m:t>
-                      </m:r>
-                    </m:e>
-                    <m:lim>
-                      <m:r>
-                        <m:rPr>
-                          <m:sty m:val="p"/>
-                        </m:rPr>
-                        <m:t>∼</m:t>
-                      </m:r>
-                    </m:lim>
-                  </m:limLow>
-                </m:e>
-              </m:d>
-              <m:r>
-                <m:t>​</m:t>
-              </m:r>
-              <m:r>
-                <m:t>&amp;</m:t>
-              </m:r>
-              <m:r>
-                <m:t>&amp;</m:t>
-              </m:r>
-              <m:r>
-                <m:rPr>
-                  <m:nor/>
-                  <m:sty m:val="p"/>
-                </m:rPr>
-                <m:t>(definitions of </m:t>
-              </m:r>
-              <m:r>
-                <m:t>g</m:t>
-              </m:r>
-              <m:r>
-                <m:rPr>
-                  <m:nor/>
-                  <m:sty m:val="p"/>
-                </m:rPr>
-                <m:t> and </m:t>
-              </m:r>
-              <m:r>
-                <m:t>h</m:t>
-              </m:r>
-              <m:r>
-                <m:rPr>
-                  <m:nor/>
-                  <m:sty m:val="p"/>
-                </m:rPr>
-                <m:t>)</m:t>
-              </m:r>
-            </m:e>
-          </m:eqArr>
-        </m:oMath>
-      </m:oMathPara>
-    </w:p>
-    <w:p>
-      <w:pPr>
-        <w:pStyle w:val="FirstParagraph"/>
-      </w:pPr>
-      <w:r>
-        <w:rPr>
-          <w:b/>
-          <w:bCs/>
-        </w:rPr>
-        <w:t xml:space="preserve">A factorization implies sufficient.</w:t>
-      </w:r>
-      <w:r>
-        <w:t xml:space="preserve"> </w:t>
-      </w:r>
-      <w:r>
-        <w:t xml:space="preserve">Suppose</w:t>
-      </w:r>
-      <w:r>
-        <w:t xml:space="preserve"> </w:t>
-      </w:r>
-      <w:hyperlink w:anchor="eq-factorization">
-        <w:r>
-          <w:rPr>
-            <w:rStyle w:val="Hyperlink"/>
-          </w:rPr>
-          <w:t xml:space="preserve">Equation 2</w:t>
-        </w:r>
-      </w:hyperlink>
-      <w:r>
-        <w:t xml:space="preserve"> </w:t>
-      </w:r>
-      <w:r>
-        <w:t xml:space="preserve">holds, and let</w:t>
-      </w:r>
-      <w:r>
-        <w:t xml:space="preserve"> </w:t>
-      </w:r>
-      <m:oMath>
-        <m:r>
-          <m:t>t</m:t>
-        </m:r>
-      </m:oMath>
-      <w:r>
-        <w:t xml:space="preserve"> </w:t>
-      </w:r>
-      <w:r>
-        <w:t xml:space="preserve">be a value with</w:t>
-      </w:r>
-      <w:r>
-        <w:t xml:space="preserve"> </w:t>
-      </w:r>
-      <m:oMath>
-        <m:sSub>
-          <m:e>
-            <m:r>
-              <m:rPr>
-                <m:sty m:val="p"/>
-              </m:rPr>
-              <m:t>Pr</m:t>
-            </m:r>
-          </m:e>
-          <m:sub>
-            <m:r>
-              <m:t>θ</m:t>
-            </m:r>
-          </m:sub>
-        </m:sSub>
-        <m:r>
-          <m:t>​</m:t>
-        </m:r>
-        <m:d>
-          <m:dPr>
-            <m:begChr m:val="("/>
-            <m:sepChr m:val=""/>
-            <m:endChr m:val=")"/>
-            <m:grow/>
-          </m:dPr>
-          <m:e>
-            <m:r>
-              <m:t>T</m:t>
-            </m:r>
-            <m:r>
-              <m:t>​</m:t>
-            </m:r>
-            <m:d>
-              <m:dPr>
-                <m:begChr m:val="("/>
-                <m:sepChr m:val=""/>
-                <m:endChr m:val=")"/>
-                <m:grow/>
-              </m:dPr>
-              <m:e>
-                <m:limLow>
-                  <m:e>
-                    <m:r>
-                      <m:t>X</m:t>
-                    </m:r>
-                  </m:e>
-                  <m:lim>
-                    <m:r>
-                      <m:rPr>
-                        <m:sty m:val="p"/>
-                      </m:rPr>
-                      <m:t>∼</m:t>
-                    </m:r>
-                  </m:lim>
-                </m:limLow>
-              </m:e>
-            </m:d>
-            <m:r>
-              <m:t>​</m:t>
-            </m:r>
-            <m:r>
-              <m:rPr>
-                <m:sty m:val="p"/>
-              </m:rPr>
-              <m:t>=</m:t>
-            </m:r>
-            <m:r>
-              <m:t>t</m:t>
-            </m:r>
-          </m:e>
-        </m:d>
-        <m:r>
-          <m:t>​</m:t>
-        </m:r>
-        <m:r>
-          <m:rPr>
-            <m:sty m:val="p"/>
-          </m:rPr>
-          <m:t>&gt;</m:t>
-        </m:r>
-        <m:r>
-          <m:t>0</m:t>
-        </m:r>
-      </m:oMath>
-      <w:r>
-        <w:t xml:space="preserve">.</w:t>
-      </w:r>
-      <w:r>
-        <w:t xml:space="preserve"> </w:t>
-      </w:r>
-      <w:r>
-        <w:t xml:space="preserve">The event</w:t>
-      </w:r>
-      <w:r>
-        <w:t xml:space="preserve"> </w:t>
-      </w:r>
-      <m:oMath>
-        <m:r>
-          <m:t>T</m:t>
-        </m:r>
-        <m:r>
-          <m:t>​</m:t>
-        </m:r>
-        <m:d>
-          <m:dPr>
-            <m:begChr m:val="("/>
-            <m:sepChr m:val=""/>
-            <m:endChr m:val=")"/>
-            <m:grow/>
-          </m:dPr>
-          <m:e>
-            <m:limLow>
-              <m:e>
-                <m:r>
-                  <m:t>X</m:t>
-                </m:r>
-              </m:e>
-              <m:lim>
-                <m:r>
-                  <m:rPr>
-                    <m:sty m:val="p"/>
-                  </m:rPr>
-                  <m:t>∼</m:t>
-                </m:r>
-              </m:lim>
-            </m:limLow>
-          </m:e>
-        </m:d>
-        <m:r>
-          <m:t>​</m:t>
-        </m:r>
-        <m:r>
-          <m:rPr>
-            <m:sty m:val="p"/>
-          </m:rPr>
-          <m:t>=</m:t>
-        </m:r>
-        <m:r>
-          <m:t>t</m:t>
-        </m:r>
-      </m:oMath>
-      <w:r>
-        <w:t xml:space="preserve"> </w:t>
-      </w:r>
-      <w:r>
-        <w:t xml:space="preserve">is the union of the disjoint events</w:t>
-      </w:r>
-      <w:r>
-        <w:t xml:space="preserve"> </w:t>
-      </w:r>
-      <m:oMath>
-        <m:limLow>
-          <m:e>
-            <m:r>
-              <m:t>X</m:t>
-            </m:r>
-          </m:e>
-          <m:lim>
-            <m:r>
-              <m:rPr>
-                <m:sty m:val="p"/>
-              </m:rPr>
-              <m:t>∼</m:t>
-            </m:r>
-          </m:lim>
-        </m:limLow>
-        <m:r>
-          <m:rPr>
-            <m:sty m:val="p"/>
-          </m:rPr>
-          <m:t>=</m:t>
-        </m:r>
-        <m:limLow>
-          <m:e>
-            <m:r>
-              <m:t>y</m:t>
-            </m:r>
-          </m:e>
-          <m:lim>
-            <m:r>
-              <m:rPr>
-                <m:sty m:val="p"/>
-              </m:rPr>
-              <m:t>∼</m:t>
-            </m:r>
-          </m:lim>
-        </m:limLow>
-      </m:oMath>
-      <w:r>
-        <w:t xml:space="preserve"> </w:t>
-      </w:r>
-      <w:r>
-        <w:t xml:space="preserve">over the samples</w:t>
-      </w:r>
-      <w:r>
-        <w:t xml:space="preserve"> </w:t>
-      </w:r>
-      <m:oMath>
-        <m:limLow>
-          <m:e>
-            <m:r>
-              <m:t>y</m:t>
-            </m:r>
-          </m:e>
-          <m:lim>
-            <m:r>
-              <m:rPr>
-                <m:sty m:val="p"/>
-              </m:rPr>
-              <m:t>∼</m:t>
-            </m:r>
-          </m:lim>
-        </m:limLow>
-      </m:oMath>
-      <w:r>
-        <w:t xml:space="preserve"> </w:t>
-      </w:r>
-      <w:r>
-        <w:t xml:space="preserve">with</w:t>
-      </w:r>
-      <w:r>
-        <w:t xml:space="preserve"> </w:t>
-      </w:r>
-      <m:oMath>
-        <m:r>
-          <m:t>T</m:t>
-        </m:r>
-        <m:r>
-          <m:t>​</m:t>
-        </m:r>
-        <m:d>
-          <m:dPr>
-            <m:begChr m:val="("/>
-            <m:sepChr m:val=""/>
-            <m:endChr m:val=")"/>
-            <m:grow/>
-          </m:dPr>
-          <m:e>
-            <m:limLow>
-              <m:e>
-                <m:r>
-                  <m:t>y</m:t>
-                </m:r>
-              </m:e>
-              <m:lim>
-                <m:r>
-                  <m:rPr>
-                    <m:sty m:val="p"/>
-                  </m:rPr>
-                  <m:t>∼</m:t>
-                </m:r>
-              </m:lim>
-            </m:limLow>
-          </m:e>
-        </m:d>
-        <m:r>
-          <m:t>​</m:t>
-        </m:r>
-        <m:r>
-          <m:rPr>
-            <m:sty m:val="p"/>
-          </m:rPr>
-          <m:t>=</m:t>
-        </m:r>
-        <m:r>
-          <m:t>t</m:t>
-        </m:r>
-      </m:oMath>
-      <w:r>
-        <w:t xml:space="preserve">, so</w:t>
-      </w:r>
-    </w:p>
-    <w:p>
-      <w:pPr>
-        <w:pStyle w:val="BodyText"/>
-      </w:pPr>
-      <m:oMathPara>
-        <m:oMathParaPr>
-          <m:jc m:val="center"/>
-        </m:oMathParaPr>
-        <m:oMath>
-          <m:eqArr>
-            <m:e>
-              <m:limLow>
-                <m:e>
-                  <m:r>
-                    <m:rPr>
-                      <m:sty m:val="p"/>
-                    </m:rPr>
-                    <m:t>Pr</m:t>
-                  </m:r>
-                </m:e>
-                <m:lim>
-                  <m:r>
-                    <m:t>θ</m:t>
-                  </m:r>
-                </m:lim>
-              </m:limLow>
-              <m:r>
-                <m:t>​</m:t>
-              </m:r>
-              <m:d>
-                <m:dPr>
-                  <m:begChr m:val="("/>
-                  <m:sepChr m:val=""/>
-                  <m:endChr m:val=")"/>
-                  <m:grow/>
-                </m:dPr>
-                <m:e>
-                  <m:r>
-                    <m:t>T</m:t>
-                  </m:r>
-                  <m:r>
-                    <m:t>​</m:t>
-                  </m:r>
-                  <m:d>
-                    <m:dPr>
-                      <m:begChr m:val="("/>
-                      <m:sepChr m:val=""/>
-                      <m:endChr m:val=")"/>
-                      <m:grow/>
-                    </m:dPr>
-                    <m:e>
-                      <m:limLow>
-                        <m:e>
-                          <m:r>
-                            <m:t>X</m:t>
-                          </m:r>
-                        </m:e>
-                        <m:lim>
-                          <m:r>
-                            <m:rPr>
-                              <m:sty m:val="p"/>
-                            </m:rPr>
-                            <m:t>∼</m:t>
-                          </m:r>
-                        </m:lim>
-                      </m:limLow>
-                    </m:e>
-                  </m:d>
-                  <m:r>
-                    <m:t>​</m:t>
-                  </m:r>
-                  <m:r>
-                    <m:rPr>
-                      <m:sty m:val="p"/>
-                    </m:rPr>
-                    <m:t>=</m:t>
-                  </m:r>
-                  <m:r>
-                    <m:t>t</m:t>
-                  </m:r>
-                </m:e>
-              </m:d>
-              <m:r>
-                <m:t>​</m:t>
-              </m:r>
-              <m:r>
-                <m:t>&amp;</m:t>
-              </m:r>
-              <m:r>
-                <m:rPr>
-                  <m:sty m:val="p"/>
-                </m:rPr>
-                <m:t>=</m:t>
-              </m:r>
-              <m:nary>
-                <m:naryPr>
-                  <m:chr m:val="∑"/>
-                  <m:limLoc m:val="undOvr"/>
-                  <m:subHide m:val="off"/>
-                  <m:supHide m:val="on"/>
-                </m:naryPr>
-                <m:sub>
-                  <m:limLow>
-                    <m:e>
-                      <m:r>
-                        <m:t>y</m:t>
-                      </m:r>
-                    </m:e>
-                    <m:lim>
-                      <m:r>
-                        <m:rPr>
-                          <m:sty m:val="p"/>
-                        </m:rPr>
-                        <m:t>∼</m:t>
-                      </m:r>
-                    </m:lim>
-                  </m:limLow>
-                  <m:r>
-                    <m:rPr>
-                      <m:sty m:val="p"/>
-                    </m:rPr>
-                    <m:t>:</m:t>
-                  </m:r>
-                  <m:r>
-                    <m:t> </m:t>
-                  </m:r>
-                  <m:r>
-                    <m:t>T</m:t>
-                  </m:r>
-                  <m:r>
-                    <m:t>​</m:t>
-                  </m:r>
-                  <m:d>
-                    <m:dPr>
-                      <m:begChr m:val="("/>
-                      <m:sepChr m:val=""/>
-                      <m:endChr m:val=")"/>
-                      <m:grow/>
-                    </m:dPr>
-                    <m:e>
-                      <m:limLow>
-                        <m:e>
-                          <m:r>
-                            <m:t>y</m:t>
-                          </m:r>
-                        </m:e>
-                        <m:lim>
-                          <m:r>
-                            <m:rPr>
-                              <m:sty m:val="p"/>
-                            </m:rPr>
-                            <m:t>∼</m:t>
-                          </m:r>
-                        </m:lim>
-                      </m:limLow>
-                    </m:e>
-                  </m:d>
-                  <m:r>
-                    <m:t>​</m:t>
-                  </m:r>
-                  <m:r>
-                    <m:rPr>
-                      <m:sty m:val="p"/>
-                    </m:rPr>
-                    <m:t>=</m:t>
-                  </m:r>
-                  <m:r>
-                    <m:t>t</m:t>
-                  </m:r>
-                </m:sub>
-                <m:sup>
-                  <m:r>
-                    <m:t>​</m:t>
-                  </m:r>
-                </m:sup>
-                <m:e>
-                  <m:r>
-                    <m:rPr>
-                      <m:sty m:val="p"/>
-                    </m:rPr>
-                    <m:t>f</m:t>
-                  </m:r>
-                </m:e>
-              </m:nary>
-              <m:r>
-                <m:t>​</m:t>
-              </m:r>
-              <m:d>
-                <m:dPr>
-                  <m:begChr m:val="("/>
-                  <m:sepChr m:val=""/>
-                  <m:endChr m:val=")"/>
-                  <m:grow/>
-                </m:dPr>
-                <m:e>
-                  <m:limLow>
-                    <m:e>
-                      <m:r>
-                        <m:t>y</m:t>
-                      </m:r>
-                    </m:e>
-                    <m:lim>
-                      <m:r>
-                        <m:rPr>
-                          <m:sty m:val="p"/>
-                        </m:rPr>
-                        <m:t>∼</m:t>
-                      </m:r>
-                    </m:lim>
-                  </m:limLow>
-                  <m:r>
-                    <m:rPr>
-                      <m:sty m:val="p"/>
-                    </m:rPr>
-                    <m:t>;</m:t>
-                  </m:r>
-                  <m:r>
-                    <m:t>θ</m:t>
-                  </m:r>
-                </m:e>
-              </m:d>
-              <m:r>
-                <m:t>​</m:t>
-              </m:r>
-              <m:r>
-                <m:t>&amp;</m:t>
-              </m:r>
-              <m:r>
-                <m:t>&amp;</m:t>
-              </m:r>
-              <m:r>
-                <m:rPr>
-                  <m:nor/>
-                  <m:sty m:val="p"/>
-                </m:rPr>
-                <m:t>(disjoint events add)</m:t>
-              </m:r>
-            </m:e>
-            <m:e>
-              <m:r>
-                <m:t>&amp;</m:t>
-              </m:r>
-              <m:r>
-                <m:rPr>
-                  <m:sty m:val="p"/>
-                </m:rPr>
-                <m:t>=</m:t>
-              </m:r>
-              <m:nary>
-                <m:naryPr>
-                  <m:chr m:val="∑"/>
-                  <m:limLoc m:val="undOvr"/>
-                  <m:subHide m:val="off"/>
-                  <m:supHide m:val="on"/>
-                </m:naryPr>
-                <m:sub>
-                  <m:limLow>
-                    <m:e>
-                      <m:r>
-                        <m:t>y</m:t>
-                      </m:r>
-                    </m:e>
-                    <m:lim>
-                      <m:r>
-                        <m:rPr>
-                          <m:sty m:val="p"/>
-                        </m:rPr>
-                        <m:t>∼</m:t>
-                      </m:r>
-                    </m:lim>
-                  </m:limLow>
-                  <m:r>
-                    <m:rPr>
-                      <m:sty m:val="p"/>
-                    </m:rPr>
-                    <m:t>:</m:t>
-                  </m:r>
-                  <m:r>
-                    <m:t> </m:t>
-                  </m:r>
-                  <m:r>
-                    <m:t>T</m:t>
-                  </m:r>
-                  <m:r>
-                    <m:t>​</m:t>
-                  </m:r>
-                  <m:d>
-                    <m:dPr>
-                      <m:begChr m:val="("/>
-                      <m:sepChr m:val=""/>
-                      <m:endChr m:val=")"/>
-                      <m:grow/>
-                    </m:dPr>
-                    <m:e>
-                      <m:limLow>
-                        <m:e>
-                          <m:r>
-                            <m:t>y</m:t>
-                          </m:r>
-                        </m:e>
-                        <m:lim>
-                          <m:r>
-                            <m:rPr>
-                              <m:sty m:val="p"/>
-                            </m:rPr>
-                            <m:t>∼</m:t>
-                          </m:r>
-                        </m:lim>
-                      </m:limLow>
-                    </m:e>
-                  </m:d>
-                  <m:r>
-                    <m:t>​</m:t>
-                  </m:r>
-                  <m:r>
-                    <m:rPr>
-                      <m:sty m:val="p"/>
-                    </m:rPr>
-                    <m:t>=</m:t>
-                  </m:r>
-                  <m:r>
-                    <m:t>t</m:t>
-                  </m:r>
-                </m:sub>
-                <m:sup>
-                  <m:r>
-                    <m:t>​</m:t>
-                  </m:r>
-                </m:sup>
-                <m:e>
-                  <m:r>
-                    <m:t>g</m:t>
-                  </m:r>
-                </m:e>
-              </m:nary>
-              <m:r>
-                <m:t>​</m:t>
-              </m:r>
-              <m:d>
-                <m:dPr>
-                  <m:begChr m:val="("/>
-                  <m:sepChr m:val=""/>
-                  <m:endChr m:val=")"/>
-                  <m:grow/>
-                </m:dPr>
-                <m:e>
-                  <m:r>
-                    <m:t>T</m:t>
-                  </m:r>
-                  <m:r>
-                    <m:t>​</m:t>
-                  </m:r>
-                  <m:d>
-                    <m:dPr>
-                      <m:begChr m:val="("/>
-                      <m:sepChr m:val=""/>
-                      <m:endChr m:val=")"/>
-                      <m:grow/>
-                    </m:dPr>
-                    <m:e>
-                      <m:limLow>
-                        <m:e>
-                          <m:r>
-                            <m:t>y</m:t>
-                          </m:r>
-                        </m:e>
-                        <m:lim>
-                          <m:r>
-                            <m:rPr>
-                              <m:sty m:val="p"/>
-                            </m:rPr>
-                            <m:t>∼</m:t>
-                          </m:r>
-                        </m:lim>
-                      </m:limLow>
-                    </m:e>
-                  </m:d>
-                  <m:r>
-                    <m:t>​</m:t>
-                  </m:r>
-                  <m:r>
-                    <m:rPr>
-                      <m:sty m:val="p"/>
-                    </m:rPr>
-                    <m:t>;</m:t>
-                  </m:r>
-                  <m:r>
-                    <m:t>θ</m:t>
-                  </m:r>
-                </m:e>
-              </m:d>
-              <m:r>
-                <m:t>​</m:t>
-              </m:r>
-              <m:r>
-                <m:t> </m:t>
-              </m:r>
-              <m:r>
-                <m:t>h</m:t>
-              </m:r>
-              <m:r>
-                <m:t>​</m:t>
-              </m:r>
-              <m:d>
-                <m:dPr>
-                  <m:begChr m:val="("/>
-                  <m:sepChr m:val=""/>
-                  <m:endChr m:val=")"/>
-                  <m:grow/>
-                </m:dPr>
-                <m:e>
-                  <m:limLow>
-                    <m:e>
-                      <m:r>
-                        <m:t>y</m:t>
-                      </m:r>
-                    </m:e>
-                    <m:lim>
-                      <m:r>
-                        <m:rPr>
-                          <m:sty m:val="p"/>
-                        </m:rPr>
-                        <m:t>∼</m:t>
-                      </m:r>
-                    </m:lim>
-                  </m:limLow>
-                </m:e>
-              </m:d>
-              <m:r>
-                <m:t>​</m:t>
-              </m:r>
-              <m:r>
-                <m:t>&amp;</m:t>
-              </m:r>
-              <m:r>
-                <m:t>&amp;</m:t>
-              </m:r>
-              <m:r>
-                <m:rPr>
-                  <m:nor/>
-                  <m:sty m:val="p"/>
-                </m:rPr>
-                <m:t>(factorization)</m:t>
-              </m:r>
-            </m:e>
-            <m:e>
-              <m:r>
-                <m:t>&amp;</m:t>
-              </m:r>
-              <m:r>
-                <m:rPr>
-                  <m:sty m:val="p"/>
-                </m:rPr>
-                <m:t>=</m:t>
-              </m:r>
-              <m:nary>
-                <m:naryPr>
-                  <m:chr m:val="∑"/>
-                  <m:limLoc m:val="undOvr"/>
-                  <m:subHide m:val="off"/>
-                  <m:supHide m:val="on"/>
-                </m:naryPr>
-                <m:sub>
-                  <m:limLow>
-                    <m:e>
-                      <m:r>
-                        <m:t>y</m:t>
-                      </m:r>
-                    </m:e>
-                    <m:lim>
-                      <m:r>
-                        <m:rPr>
-                          <m:sty m:val="p"/>
-                        </m:rPr>
-                        <m:t>∼</m:t>
-                      </m:r>
-                    </m:lim>
-                  </m:limLow>
-                  <m:r>
-                    <m:rPr>
-                      <m:sty m:val="p"/>
-                    </m:rPr>
-                    <m:t>:</m:t>
-                  </m:r>
-                  <m:r>
-                    <m:t> </m:t>
-                  </m:r>
-                  <m:r>
-                    <m:t>T</m:t>
-                  </m:r>
-                  <m:r>
-                    <m:t>​</m:t>
-                  </m:r>
-                  <m:d>
-                    <m:dPr>
-                      <m:begChr m:val="("/>
-                      <m:sepChr m:val=""/>
-                      <m:endChr m:val=")"/>
-                      <m:grow/>
-                    </m:dPr>
-                    <m:e>
-                      <m:limLow>
-                        <m:e>
-                          <m:r>
-                            <m:t>y</m:t>
-                          </m:r>
-                        </m:e>
-                        <m:lim>
-                          <m:r>
-                            <m:rPr>
-                              <m:sty m:val="p"/>
-                            </m:rPr>
-                            <m:t>∼</m:t>
-                          </m:r>
-                        </m:lim>
-                      </m:limLow>
-                    </m:e>
-                  </m:d>
-                  <m:r>
-                    <m:t>​</m:t>
-                  </m:r>
-                  <m:r>
-                    <m:rPr>
-                      <m:sty m:val="p"/>
-                    </m:rPr>
-                    <m:t>=</m:t>
-                  </m:r>
-                  <m:r>
-                    <m:t>t</m:t>
-                  </m:r>
-                </m:sub>
-                <m:sup>
-                  <m:r>
-                    <m:t>​</m:t>
-                  </m:r>
-                </m:sup>
-                <m:e>
-                  <m:r>
-                    <m:t>g</m:t>
-                  </m:r>
-                </m:e>
-              </m:nary>
-              <m:r>
-                <m:t>​</m:t>
-              </m:r>
-              <m:d>
-                <m:dPr>
-                  <m:begChr m:val="("/>
-                  <m:sepChr m:val=""/>
-                  <m:endChr m:val=")"/>
-                  <m:grow/>
-                </m:dPr>
-                <m:e>
-                  <m:r>
-                    <m:t>t</m:t>
-                  </m:r>
-                  <m:r>
-                    <m:rPr>
-                      <m:sty m:val="p"/>
-                    </m:rPr>
-                    <m:t>;</m:t>
-                  </m:r>
-                  <m:r>
-                    <m:t>θ</m:t>
-                  </m:r>
-                </m:e>
-              </m:d>
-              <m:r>
-                <m:t>​</m:t>
-              </m:r>
-              <m:r>
-                <m:t> </m:t>
-              </m:r>
-              <m:r>
-                <m:t>h</m:t>
-              </m:r>
-              <m:r>
-                <m:t>​</m:t>
-              </m:r>
-              <m:d>
-                <m:dPr>
-                  <m:begChr m:val="("/>
-                  <m:sepChr m:val=""/>
-                  <m:endChr m:val=")"/>
-                  <m:grow/>
-                </m:dPr>
-                <m:e>
-                  <m:limLow>
-                    <m:e>
-                      <m:r>
-                        <m:t>y</m:t>
-                      </m:r>
-                    </m:e>
-                    <m:lim>
-                      <m:r>
-                        <m:rPr>
-                          <m:sty m:val="p"/>
-                        </m:rPr>
-                        <m:t>∼</m:t>
-                      </m:r>
-                    </m:lim>
-                  </m:limLow>
-                </m:e>
-              </m:d>
-              <m:r>
-                <m:t>​</m:t>
-              </m:r>
-              <m:r>
-                <m:t>&amp;</m:t>
-              </m:r>
-              <m:r>
-                <m:t>&amp;</m:t>
-              </m:r>
-              <m:r>
-                <m:rPr>
-                  <m:nor/>
-                  <m:sty m:val="p"/>
-                </m:rPr>
-                <m:t>(each term has </m:t>
-              </m:r>
-              <m:r>
-                <m:t>T</m:t>
-              </m:r>
-              <m:r>
-                <m:t>​</m:t>
-              </m:r>
-              <m:d>
-                <m:dPr>
-                  <m:begChr m:val="("/>
-                  <m:sepChr m:val=""/>
-                  <m:endChr m:val=")"/>
-                  <m:grow/>
-                </m:dPr>
-                <m:e>
-                  <m:limLow>
-                    <m:e>
-                      <m:r>
-                        <m:t>y</m:t>
-                      </m:r>
-                    </m:e>
-                    <m:lim>
-                      <m:r>
-                        <m:rPr>
-                          <m:sty m:val="p"/>
-                        </m:rPr>
-                        <m:t>∼</m:t>
-                      </m:r>
-                    </m:lim>
-                  </m:limLow>
-                </m:e>
-              </m:d>
-              <m:r>
-                <m:t>​</m:t>
-              </m:r>
-              <m:r>
-                <m:rPr>
-                  <m:sty m:val="p"/>
-                </m:rPr>
-                <m:t>=</m:t>
-              </m:r>
-              <m:r>
-                <m:t>t</m:t>
-              </m:r>
-              <m:r>
-                <m:rPr>
-                  <m:nor/>
-                  <m:sty m:val="p"/>
-                </m:rPr>
-                <m:t>)</m:t>
-              </m:r>
-            </m:e>
-            <m:e>
-              <m:r>
-                <m:t>&amp;</m:t>
-              </m:r>
-              <m:r>
-                <m:rPr>
-                  <m:sty m:val="p"/>
-                </m:rPr>
-                <m:t>=</m:t>
-              </m:r>
-              <m:r>
-                <m:t>g</m:t>
-              </m:r>
-              <m:r>
-                <m:t>​</m:t>
-              </m:r>
-              <m:d>
-                <m:dPr>
-                  <m:begChr m:val="("/>
-                  <m:sepChr m:val=""/>
-                  <m:endChr m:val=")"/>
-                  <m:grow/>
-                </m:dPr>
-                <m:e>
-                  <m:r>
-                    <m:t>t</m:t>
-                  </m:r>
-                  <m:r>
-                    <m:rPr>
-                      <m:sty m:val="p"/>
-                    </m:rPr>
-                    <m:t>;</m:t>
-                  </m:r>
-                  <m:r>
-                    <m:t>θ</m:t>
-                  </m:r>
-                </m:e>
-              </m:d>
-              <m:r>
-                <m:t>​</m:t>
-              </m:r>
-              <m:nary>
-                <m:naryPr>
-                  <m:chr m:val="∑"/>
-                  <m:limLoc m:val="undOvr"/>
-                  <m:subHide m:val="off"/>
-                  <m:supHide m:val="on"/>
-                </m:naryPr>
-                <m:sub>
-                  <m:limLow>
-                    <m:e>
-                      <m:r>
-                        <m:t>y</m:t>
-                      </m:r>
-                    </m:e>
-                    <m:lim>
-                      <m:r>
-                        <m:rPr>
-                          <m:sty m:val="p"/>
-                        </m:rPr>
-                        <m:t>∼</m:t>
-                      </m:r>
-                    </m:lim>
-                  </m:limLow>
-                  <m:r>
-                    <m:rPr>
-                      <m:sty m:val="p"/>
-                    </m:rPr>
-                    <m:t>:</m:t>
-                  </m:r>
-                  <m:r>
-                    <m:t> </m:t>
-                  </m:r>
-                  <m:r>
-                    <m:t>T</m:t>
-                  </m:r>
-                  <m:r>
-                    <m:t>​</m:t>
-                  </m:r>
-                  <m:d>
-                    <m:dPr>
-                      <m:begChr m:val="("/>
-                      <m:sepChr m:val=""/>
-                      <m:endChr m:val=")"/>
-                      <m:grow/>
-                    </m:dPr>
-                    <m:e>
-                      <m:limLow>
-                        <m:e>
-                          <m:r>
-                            <m:t>y</m:t>
-                          </m:r>
-                        </m:e>
-                        <m:lim>
-                          <m:r>
-                            <m:rPr>
-                              <m:sty m:val="p"/>
-                            </m:rPr>
-                            <m:t>∼</m:t>
-                          </m:r>
-                        </m:lim>
-                      </m:limLow>
-                    </m:e>
-                  </m:d>
-                  <m:r>
-                    <m:t>​</m:t>
-                  </m:r>
-                  <m:r>
-                    <m:rPr>
-                      <m:sty m:val="p"/>
-                    </m:rPr>
-                    <m:t>=</m:t>
-                  </m:r>
-                  <m:r>
-                    <m:t>t</m:t>
-                  </m:r>
-                </m:sub>
-                <m:sup>
-                  <m:r>
-                    <m:t>​</m:t>
-                  </m:r>
-                </m:sup>
-                <m:e>
-                  <m:r>
-                    <m:t>h</m:t>
-                  </m:r>
-                </m:e>
-              </m:nary>
-              <m:r>
-                <m:t>​</m:t>
-              </m:r>
-              <m:d>
-                <m:dPr>
-                  <m:begChr m:val="("/>
-                  <m:sepChr m:val=""/>
-                  <m:endChr m:val=")"/>
-                  <m:grow/>
-                </m:dPr>
-                <m:e>
-                  <m:limLow>
-                    <m:e>
-                      <m:r>
-                        <m:t>y</m:t>
-                      </m:r>
-                    </m:e>
-                    <m:lim>
-                      <m:r>
-                        <m:rPr>
-                          <m:sty m:val="p"/>
-                        </m:rPr>
-                        <m:t>∼</m:t>
-                      </m:r>
-                    </m:lim>
-                  </m:limLow>
-                </m:e>
-              </m:d>
-              <m:r>
-                <m:t>​</m:t>
-              </m:r>
-              <m:r>
-                <m:t>&amp;</m:t>
-              </m:r>
-              <m:r>
-                <m:t>&amp;</m:t>
-              </m:r>
-              <m:r>
-                <m:rPr>
-                  <m:nor/>
-                  <m:sty m:val="p"/>
-                </m:rPr>
-                <m:t>(factor out the common term)</m:t>
-              </m:r>
-            </m:e>
-          </m:eqArr>
-        </m:oMath>
-      </m:oMathPara>
-    </w:p>
-    <w:p>
-      <w:pPr>
-        <w:pStyle w:val="FirstParagraph"/>
-      </w:pPr>
-      <w:r>
-        <w:t xml:space="preserve">This is positive, so</w:t>
-      </w:r>
-      <w:r>
-        <w:t xml:space="preserve"> </w:t>
-      </w:r>
-      <m:oMath>
-        <m:r>
-          <m:t>g</m:t>
-        </m:r>
-        <m:r>
-          <m:t>​</m:t>
-        </m:r>
-        <m:d>
-          <m:dPr>
-            <m:begChr m:val="("/>
-            <m:sepChr m:val=""/>
-            <m:endChr m:val=")"/>
-            <m:grow/>
-          </m:dPr>
-          <m:e>
-            <m:r>
-              <m:t>t</m:t>
-            </m:r>
-            <m:r>
-              <m:rPr>
-                <m:sty m:val="p"/>
-              </m:rPr>
-              <m:t>;</m:t>
-            </m:r>
-            <m:r>
-              <m:t>θ</m:t>
-            </m:r>
-          </m:e>
-        </m:d>
-        <m:r>
-          <m:t>​</m:t>
-        </m:r>
-        <m:r>
-          <m:rPr>
-            <m:sty m:val="p"/>
-          </m:rPr>
-          <m:t>&gt;</m:t>
-        </m:r>
-        <m:r>
-          <m:t>0</m:t>
-        </m:r>
-      </m:oMath>
-      <w:r>
-        <w:t xml:space="preserve">.</w:t>
-      </w:r>
-      <w:r>
-        <w:t xml:space="preserve"> </w:t>
-      </w:r>
-      <w:r>
-        <w:t xml:space="preserve">For a sample</w:t>
-      </w:r>
-      <w:r>
-        <w:t xml:space="preserve"> </w:t>
-      </w:r>
-      <m:oMath>
-        <m:limLow>
-          <m:e>
-            <m:r>
-              <m:t>x</m:t>
-            </m:r>
-          </m:e>
-          <m:lim>
-            <m:r>
-              <m:rPr>
-                <m:sty m:val="p"/>
-              </m:rPr>
-              <m:t>∼</m:t>
-            </m:r>
-          </m:lim>
-        </m:limLow>
-      </m:oMath>
-      <w:r>
-        <w:t xml:space="preserve"> </w:t>
-      </w:r>
-      <w:r>
-        <w:t xml:space="preserve">with</w:t>
-      </w:r>
-      <w:r>
-        <w:t xml:space="preserve"> </w:t>
-      </w:r>
-      <m:oMath>
-        <m:r>
-          <m:t>T</m:t>
-        </m:r>
-        <m:r>
-          <m:t>​</m:t>
-        </m:r>
-        <m:d>
-          <m:dPr>
-            <m:begChr m:val="("/>
-            <m:sepChr m:val=""/>
-            <m:endChr m:val=")"/>
-            <m:grow/>
-          </m:dPr>
-          <m:e>
-            <m:limLow>
-              <m:e>
-                <m:r>
-                  <m:t>x</m:t>
-                </m:r>
-              </m:e>
-              <m:lim>
-                <m:r>
-                  <m:rPr>
-                    <m:sty m:val="p"/>
-                  </m:rPr>
-                  <m:t>∼</m:t>
-                </m:r>
-              </m:lim>
-            </m:limLow>
-          </m:e>
-        </m:d>
-        <m:r>
-          <m:t>​</m:t>
-        </m:r>
-        <m:r>
-          <m:rPr>
-            <m:sty m:val="p"/>
-          </m:rPr>
-          <m:t>=</m:t>
-        </m:r>
-        <m:r>
-          <m:t>t</m:t>
-        </m:r>
-      </m:oMath>
-      <w:r>
-        <w:t xml:space="preserve">,</w:t>
-      </w:r>
-    </w:p>
-    <w:p>
-      <w:pPr>
-        <w:pStyle w:val="BodyText"/>
-      </w:pPr>
-      <m:oMathPara>
-        <m:oMathParaPr>
-          <m:jc m:val="center"/>
-        </m:oMathParaPr>
-        <m:oMath>
-          <m:eqArr>
-            <m:e>
-              <m:limLow>
-                <m:e>
-                  <m:r>
-                    <m:rPr>
-                      <m:sty m:val="p"/>
-                    </m:rPr>
-                    <m:t>Pr</m:t>
-                  </m:r>
-                </m:e>
-                <m:lim>
-                  <m:r>
-                    <m:t>θ</m:t>
-                  </m:r>
-                </m:lim>
-              </m:limLow>
-              <m:r>
-                <m:t>​</m:t>
-              </m:r>
-              <m:d>
-                <m:dPr>
-                  <m:begChr m:val="("/>
-                  <m:sepChr m:val=""/>
-                  <m:endChr m:val=")"/>
-                  <m:grow/>
-                </m:dPr>
-                <m:e>
-                  <m:limLow>
-                    <m:e>
-                      <m:r>
-                        <m:t>X</m:t>
-                      </m:r>
-                    </m:e>
-                    <m:lim>
-                      <m:r>
-                        <m:rPr>
-                          <m:sty m:val="p"/>
-                        </m:rPr>
-                        <m:t>∼</m:t>
-                      </m:r>
-                    </m:lim>
-                  </m:limLow>
-                  <m:r>
-                    <m:rPr>
-                      <m:sty m:val="p"/>
-                    </m:rPr>
-                    <m:t>=</m:t>
-                  </m:r>
-                  <m:limLow>
-                    <m:e>
-                      <m:r>
-                        <m:t>x</m:t>
-                      </m:r>
-                    </m:e>
-                    <m:lim>
-                      <m:r>
-                        <m:rPr>
-                          <m:sty m:val="p"/>
-                        </m:rPr>
-                        <m:t>∼</m:t>
-                      </m:r>
-                    </m:lim>
-                  </m:limLow>
-                  <m:r>
-                    <m:rPr>
-                      <m:sty m:val="p"/>
-                    </m:rPr>
-                    <m:t>∣</m:t>
-                  </m:r>
-                  <m:r>
-                    <m:t>T</m:t>
-                  </m:r>
-                  <m:r>
-                    <m:t>​</m:t>
-                  </m:r>
-                  <m:d>
-                    <m:dPr>
-                      <m:begChr m:val="("/>
-                      <m:sepChr m:val=""/>
-                      <m:endChr m:val=")"/>
-                      <m:grow/>
-                    </m:dPr>
-                    <m:e>
-                      <m:limLow>
-                        <m:e>
-                          <m:r>
-                            <m:t>X</m:t>
-                          </m:r>
-                        </m:e>
-                        <m:lim>
-                          <m:r>
-                            <m:rPr>
-                              <m:sty m:val="p"/>
-                            </m:rPr>
-                            <m:t>∼</m:t>
-                          </m:r>
-                        </m:lim>
-                      </m:limLow>
-                    </m:e>
-                  </m:d>
-                  <m:r>
-                    <m:t>​</m:t>
-                  </m:r>
-                  <m:r>
-                    <m:rPr>
-                      <m:sty m:val="p"/>
-                    </m:rPr>
-                    <m:t>=</m:t>
-                  </m:r>
-                  <m:r>
-                    <m:t>t</m:t>
-                  </m:r>
-                </m:e>
-              </m:d>
-              <m:r>
-                <m:t>​</m:t>
-              </m:r>
-              <m:r>
-                <m:t>&amp;</m:t>
-              </m:r>
-              <m:r>
-                <m:rPr>
-                  <m:sty m:val="p"/>
-                </m:rPr>
-                <m:t>=</m:t>
-              </m:r>
-              <m:f>
-                <m:fPr>
-                  <m:type m:val="bar"/>
-                </m:fPr>
-                <m:num>
-                  <m:r>
-                    <m:rPr>
-                      <m:sty m:val="p"/>
-                    </m:rPr>
-                    <m:t>f</m:t>
-                  </m:r>
-                  <m:r>
-                    <m:t>​</m:t>
-                  </m:r>
-                  <m:d>
-                    <m:dPr>
-                      <m:begChr m:val="("/>
-                      <m:sepChr m:val=""/>
-                      <m:endChr m:val=")"/>
-                      <m:grow/>
-                    </m:dPr>
-                    <m:e>
-                      <m:limLow>
-                        <m:e>
-                          <m:r>
-                            <m:t>x</m:t>
-                          </m:r>
-                        </m:e>
-                        <m:lim>
-                          <m:r>
-                            <m:rPr>
-                              <m:sty m:val="p"/>
-                            </m:rPr>
-                            <m:t>∼</m:t>
-                          </m:r>
-                        </m:lim>
-                      </m:limLow>
-                      <m:r>
-                        <m:rPr>
-                          <m:sty m:val="p"/>
-                        </m:rPr>
-                        <m:t>;</m:t>
-                      </m:r>
-                      <m:r>
-                        <m:t>θ</m:t>
-                      </m:r>
-                    </m:e>
-                  </m:d>
-                  <m:r>
-                    <m:t>​</m:t>
-                  </m:r>
-                </m:num>
-                <m:den>
-                  <m:limLow>
-                    <m:e>
-                      <m:r>
-                        <m:rPr>
-                          <m:sty m:val="p"/>
-                        </m:rPr>
-                        <m:t>Pr</m:t>
-                      </m:r>
-                    </m:e>
-                    <m:lim>
-                      <m:r>
-                        <m:t>θ</m:t>
-                      </m:r>
-                    </m:lim>
-                  </m:limLow>
-                  <m:r>
-                    <m:t>​</m:t>
-                  </m:r>
-                  <m:d>
-                    <m:dPr>
-                      <m:begChr m:val="("/>
-                      <m:sepChr m:val=""/>
-                      <m:endChr m:val=")"/>
-                      <m:grow/>
-                    </m:dPr>
-                    <m:e>
-                      <m:r>
-                        <m:t>T</m:t>
-                      </m:r>
-                      <m:r>
-                        <m:t>​</m:t>
-                      </m:r>
-                      <m:d>
-                        <m:dPr>
-                          <m:begChr m:val="("/>
-                          <m:sepChr m:val=""/>
-                          <m:endChr m:val=")"/>
-                          <m:grow/>
-                        </m:dPr>
-                        <m:e>
-                          <m:limLow>
-                            <m:e>
-                              <m:r>
-                                <m:t>X</m:t>
-                              </m:r>
-                            </m:e>
-                            <m:lim>
-                              <m:r>
-                                <m:rPr>
-                                  <m:sty m:val="p"/>
-                                </m:rPr>
-                                <m:t>∼</m:t>
-                              </m:r>
-                            </m:lim>
-                          </m:limLow>
-                        </m:e>
-                      </m:d>
-                      <m:r>
-                        <m:t>​</m:t>
-                      </m:r>
-                      <m:r>
-                        <m:rPr>
-                          <m:sty m:val="p"/>
-                        </m:rPr>
-                        <m:t>=</m:t>
-                      </m:r>
-                      <m:r>
-                        <m:t>t</m:t>
-                      </m:r>
-                    </m:e>
-                  </m:d>
-                  <m:r>
-                    <m:t>​</m:t>
-                  </m:r>
-                </m:den>
-              </m:f>
-              <m:r>
-                <m:t>&amp;</m:t>
-              </m:r>
-              <m:r>
-                <m:t>&amp;</m:t>
-              </m:r>
-              <m:r>
-                <m:rPr>
-                  <m:nor/>
-                  <m:sty m:val="p"/>
-                </m:rPr>
-                <m:t>(conditional probability)</m:t>
-              </m:r>
-            </m:e>
-            <m:e>
-              <m:r>
-                <m:t>&amp;</m:t>
-              </m:r>
-              <m:r>
-                <m:rPr>
-                  <m:sty m:val="p"/>
-                </m:rPr>
-                <m:t>=</m:t>
-              </m:r>
-              <m:f>
-                <m:fPr>
-                  <m:type m:val="bar"/>
-                </m:fPr>
-                <m:num>
-                  <m:r>
-                    <m:t>g</m:t>
-                  </m:r>
-                  <m:r>
-                    <m:t>​</m:t>
-                  </m:r>
-                  <m:d>
-                    <m:dPr>
-                      <m:begChr m:val="("/>
-                      <m:sepChr m:val=""/>
-                      <m:endChr m:val=")"/>
-                      <m:grow/>
-                    </m:dPr>
-                    <m:e>
-                      <m:r>
-                        <m:t>t</m:t>
-                      </m:r>
-                      <m:r>
-                        <m:rPr>
-                          <m:sty m:val="p"/>
-                        </m:rPr>
-                        <m:t>;</m:t>
-                      </m:r>
-                      <m:r>
-                        <m:t>θ</m:t>
-                      </m:r>
-                    </m:e>
-                  </m:d>
-                  <m:r>
-                    <m:t>​</m:t>
-                  </m:r>
-                  <m:r>
-                    <m:t> </m:t>
-                  </m:r>
-                  <m:r>
-                    <m:t>h</m:t>
-                  </m:r>
-                  <m:r>
-                    <m:t>​</m:t>
-                  </m:r>
-                  <m:d>
-                    <m:dPr>
-                      <m:begChr m:val="("/>
-                      <m:sepChr m:val=""/>
-                      <m:endChr m:val=")"/>
-                      <m:grow/>
-                    </m:dPr>
-                    <m:e>
-                      <m:limLow>
-                        <m:e>
-                          <m:r>
-                            <m:t>x</m:t>
-                          </m:r>
-                        </m:e>
-                        <m:lim>
-                          <m:r>
-                            <m:rPr>
-                              <m:sty m:val="p"/>
-                            </m:rPr>
-                            <m:t>∼</m:t>
-                          </m:r>
-                        </m:lim>
-                      </m:limLow>
-                    </m:e>
-                  </m:d>
-                  <m:r>
-                    <m:t>​</m:t>
-                  </m:r>
-                </m:num>
-                <m:den>
-                  <m:r>
-                    <m:t>g</m:t>
-                  </m:r>
-                  <m:r>
-                    <m:t>​</m:t>
-                  </m:r>
-                  <m:d>
-                    <m:dPr>
-                      <m:begChr m:val="("/>
-                      <m:sepChr m:val=""/>
-                      <m:endChr m:val=")"/>
-                      <m:grow/>
-                    </m:dPr>
-                    <m:e>
-                      <m:r>
-                        <m:t>t</m:t>
-                      </m:r>
-                      <m:r>
-                        <m:rPr>
-                          <m:sty m:val="p"/>
-                        </m:rPr>
-                        <m:t>;</m:t>
-                      </m:r>
-                      <m:r>
-                        <m:t>θ</m:t>
-                      </m:r>
-                    </m:e>
-                  </m:d>
-                  <m:r>
-                    <m:t>​</m:t>
-                  </m:r>
-                  <m:nary>
-                    <m:naryPr>
-                      <m:chr m:val="∑"/>
-                      <m:limLoc m:val="undOvr"/>
-                      <m:subHide m:val="off"/>
-                      <m:supHide m:val="on"/>
-                    </m:naryPr>
-                    <m:sub>
-                      <m:limLow>
-                        <m:e>
-                          <m:r>
-                            <m:t>y</m:t>
-                          </m:r>
-                        </m:e>
-                        <m:lim>
-                          <m:r>
-                            <m:rPr>
-                              <m:sty m:val="p"/>
-                            </m:rPr>
-                            <m:t>∼</m:t>
-                          </m:r>
-                        </m:lim>
-                      </m:limLow>
-                      <m:r>
-                        <m:rPr>
-                          <m:sty m:val="p"/>
-                        </m:rPr>
-                        <m:t>:</m:t>
-                      </m:r>
-                      <m:r>
-                        <m:t> </m:t>
-                      </m:r>
-                      <m:r>
-                        <m:t>T</m:t>
-                      </m:r>
-                      <m:r>
-                        <m:t>​</m:t>
-                      </m:r>
-                      <m:d>
-                        <m:dPr>
-                          <m:begChr m:val="("/>
-                          <m:sepChr m:val=""/>
-                          <m:endChr m:val=")"/>
-                          <m:grow/>
-                        </m:dPr>
-                        <m:e>
-                          <m:limLow>
-                            <m:e>
-                              <m:r>
-                                <m:t>y</m:t>
-                              </m:r>
-                            </m:e>
-                            <m:lim>
-                              <m:r>
-                                <m:rPr>
-                                  <m:sty m:val="p"/>
-                                </m:rPr>
-                                <m:t>∼</m:t>
-                              </m:r>
-                            </m:lim>
-                          </m:limLow>
-                        </m:e>
-                      </m:d>
-                      <m:r>
-                        <m:t>​</m:t>
-                      </m:r>
-                      <m:r>
-                        <m:rPr>
-                          <m:sty m:val="p"/>
-                        </m:rPr>
-                        <m:t>=</m:t>
-                      </m:r>
-                      <m:r>
-                        <m:t>t</m:t>
-                      </m:r>
-                    </m:sub>
-                    <m:sup>
-                      <m:r>
-                        <m:t>​</m:t>
-                      </m:r>
-                    </m:sup>
-                    <m:e>
-                      <m:r>
-                        <m:t>h</m:t>
-                      </m:r>
-                    </m:e>
-                  </m:nary>
-                  <m:r>
-                    <m:t>​</m:t>
-                  </m:r>
-                  <m:d>
-                    <m:dPr>
-                      <m:begChr m:val="("/>
-                      <m:sepChr m:val=""/>
-                      <m:endChr m:val=")"/>
-                      <m:grow/>
-                    </m:dPr>
-                    <m:e>
-                      <m:limLow>
-                        <m:e>
-                          <m:r>
-                            <m:t>y</m:t>
-                          </m:r>
-                        </m:e>
-                        <m:lim>
-                          <m:r>
-                            <m:rPr>
-                              <m:sty m:val="p"/>
-                            </m:rPr>
-                            <m:t>∼</m:t>
-                          </m:r>
-                        </m:lim>
-                      </m:limLow>
-                    </m:e>
-                  </m:d>
-                  <m:r>
-                    <m:t>​</m:t>
-                  </m:r>
-                </m:den>
-              </m:f>
-              <m:r>
-                <m:t>&amp;</m:t>
-              </m:r>
-              <m:r>
-                <m:t>&amp;</m:t>
-              </m:r>
-              <m:r>
-                <m:rPr>
-                  <m:nor/>
-                  <m:sty m:val="p"/>
-                </m:rPr>
-                <m:t>(factorization, and the display above)</m:t>
-              </m:r>
-            </m:e>
-            <m:e>
-              <m:r>
-                <m:t>&amp;</m:t>
-              </m:r>
-              <m:r>
-                <m:rPr>
-                  <m:sty m:val="p"/>
-                </m:rPr>
-                <m:t>=</m:t>
-              </m:r>
-              <m:f>
-                <m:fPr>
-                  <m:type m:val="bar"/>
-                </m:fPr>
-                <m:num>
-                  <m:r>
-                    <m:t>h</m:t>
-                  </m:r>
-                  <m:r>
-                    <m:t>​</m:t>
-                  </m:r>
-                  <m:d>
-                    <m:dPr>
-                      <m:begChr m:val="("/>
-                      <m:sepChr m:val=""/>
-                      <m:endChr m:val=")"/>
-                      <m:grow/>
-                    </m:dPr>
-                    <m:e>
-                      <m:limLow>
-                        <m:e>
-                          <m:r>
-                            <m:t>x</m:t>
-                          </m:r>
-                        </m:e>
-                        <m:lim>
-                          <m:r>
-                            <m:rPr>
-                              <m:sty m:val="p"/>
-                            </m:rPr>
-                            <m:t>∼</m:t>
-                          </m:r>
-                        </m:lim>
-                      </m:limLow>
-                    </m:e>
-                  </m:d>
-                  <m:r>
-                    <m:t>​</m:t>
-                  </m:r>
-                </m:num>
-                <m:den>
-                  <m:nary>
-                    <m:naryPr>
-                      <m:chr m:val="∑"/>
-                      <m:limLoc m:val="undOvr"/>
-                      <m:subHide m:val="off"/>
-                      <m:supHide m:val="on"/>
-                    </m:naryPr>
-                    <m:sub>
-                      <m:limLow>
-                        <m:e>
-                          <m:r>
-                            <m:t>y</m:t>
-                          </m:r>
-                        </m:e>
-                        <m:lim>
-                          <m:r>
-                            <m:rPr>
-                              <m:sty m:val="p"/>
-                            </m:rPr>
-                            <m:t>∼</m:t>
-                          </m:r>
-                        </m:lim>
-                      </m:limLow>
-                      <m:r>
-                        <m:rPr>
-                          <m:sty m:val="p"/>
-                        </m:rPr>
-                        <m:t>:</m:t>
-                      </m:r>
-                      <m:r>
-                        <m:t> </m:t>
-                      </m:r>
-                      <m:r>
-                        <m:t>T</m:t>
-                      </m:r>
-                      <m:r>
-                        <m:t>​</m:t>
-                      </m:r>
-                      <m:d>
-                        <m:dPr>
-                          <m:begChr m:val="("/>
-                          <m:sepChr m:val=""/>
-                          <m:endChr m:val=")"/>
-                          <m:grow/>
-                        </m:dPr>
-                        <m:e>
-                          <m:limLow>
-                            <m:e>
-                              <m:r>
-                                <m:t>y</m:t>
-                              </m:r>
-                            </m:e>
-                            <m:lim>
-                              <m:r>
-                                <m:rPr>
-                                  <m:sty m:val="p"/>
-                                </m:rPr>
-                                <m:t>∼</m:t>
-                              </m:r>
-                            </m:lim>
-                          </m:limLow>
-                        </m:e>
-                      </m:d>
-                      <m:r>
-                        <m:t>​</m:t>
-                      </m:r>
-                      <m:r>
-                        <m:rPr>
-                          <m:sty m:val="p"/>
-                        </m:rPr>
-                        <m:t>=</m:t>
-                      </m:r>
-                      <m:r>
-                        <m:t>t</m:t>
-                      </m:r>
-                    </m:sub>
-                    <m:sup>
-                      <m:r>
-                        <m:t>​</m:t>
-                      </m:r>
-                    </m:sup>
-                    <m:e>
-                      <m:r>
-                        <m:t>h</m:t>
-                      </m:r>
-                    </m:e>
-                  </m:nary>
-                  <m:r>
-                    <m:t>​</m:t>
-                  </m:r>
-                  <m:d>
-                    <m:dPr>
-                      <m:begChr m:val="("/>
-                      <m:sepChr m:val=""/>
-                      <m:endChr m:val=")"/>
-                      <m:grow/>
-                    </m:dPr>
-                    <m:e>
-                      <m:limLow>
-                        <m:e>
-                          <m:r>
-                            <m:t>y</m:t>
-                          </m:r>
-                        </m:e>
-                        <m:lim>
-                          <m:r>
-                            <m:rPr>
-                              <m:sty m:val="p"/>
-                            </m:rPr>
-                            <m:t>∼</m:t>
-                          </m:r>
-                        </m:lim>
-                      </m:limLow>
-                    </m:e>
-                  </m:d>
-                  <m:r>
-                    <m:t>​</m:t>
-                  </m:r>
-                </m:den>
-              </m:f>
-              <m:r>
-                <m:t>&amp;</m:t>
-              </m:r>
-              <m:r>
-                <m:t>&amp;</m:t>
-              </m:r>
-              <m:r>
-                <m:rPr>
-                  <m:nor/>
-                  <m:sty m:val="p"/>
-                </m:rPr>
-                <m:t>(divide by </m:t>
-              </m:r>
-              <m:r>
-                <m:t>g</m:t>
-              </m:r>
-              <m:r>
-                <m:t>​</m:t>
-              </m:r>
-              <m:d>
-                <m:dPr>
-                  <m:begChr m:val="("/>
-                  <m:sepChr m:val=""/>
-                  <m:endChr m:val=")"/>
-                  <m:grow/>
-                </m:dPr>
-                <m:e>
-                  <m:r>
-                    <m:t>t</m:t>
-                  </m:r>
-                  <m:r>
-                    <m:rPr>
-                      <m:sty m:val="p"/>
-                    </m:rPr>
-                    <m:t>;</m:t>
-                  </m:r>
-                  <m:r>
-                    <m:t>θ</m:t>
-                  </m:r>
-                </m:e>
-              </m:d>
-              <m:r>
-                <m:t>​</m:t>
-              </m:r>
-              <m:r>
-                <m:rPr>
-                  <m:sty m:val="p"/>
-                </m:rPr>
-                <m:t>&gt;</m:t>
-              </m:r>
-              <m:r>
-                <m:t>0</m:t>
-              </m:r>
-              <m:r>
-                <m:rPr>
-                  <m:nor/>
-                  <m:sty m:val="p"/>
-                </m:rPr>
-                <m:t>)</m:t>
-              </m:r>
-            </m:e>
-          </m:eqArr>
-        </m:oMath>
-      </m:oMathPara>
-    </w:p>
-    <w:p>
-      <w:pPr>
-        <w:pStyle w:val="FirstParagraph"/>
-      </w:pPr>
-      <w:r>
-        <w:t xml:space="preserve">which does not depend on</w:t>
-      </w:r>
-      <w:r>
-        <w:t xml:space="preserve"> </w:t>
-      </w:r>
-      <m:oMath>
-        <m:r>
-          <m:t>θ</m:t>
-        </m:r>
-      </m:oMath>
-      <w:r>
-        <w:t xml:space="preserve">.</w:t>
-      </w:r>
-      <w:r>
-        <w:t xml:space="preserve"> </w:t>
-      </w:r>
-      <w:r>
-        <w:t xml:space="preserve">For a sample</w:t>
-      </w:r>
-      <w:r>
-        <w:t xml:space="preserve"> </w:t>
-      </w:r>
-      <m:oMath>
-        <m:limLow>
-          <m:e>
-            <m:r>
-              <m:t>x</m:t>
-            </m:r>
-          </m:e>
-          <m:lim>
-            <m:r>
-              <m:rPr>
-                <m:sty m:val="p"/>
-              </m:rPr>
-              <m:t>∼</m:t>
-            </m:r>
-          </m:lim>
-        </m:limLow>
-      </m:oMath>
-      <w:r>
-        <w:t xml:space="preserve"> </w:t>
-      </w:r>
-      <w:r>
-        <w:t xml:space="preserve">with</w:t>
-      </w:r>
-      <w:r>
-        <w:t xml:space="preserve"> </w:t>
-      </w:r>
-      <m:oMath>
-        <m:r>
-          <m:t>T</m:t>
-        </m:r>
-        <m:r>
-          <m:t>​</m:t>
-        </m:r>
-        <m:d>
-          <m:dPr>
-            <m:begChr m:val="("/>
-            <m:sepChr m:val=""/>
-            <m:endChr m:val=")"/>
-            <m:grow/>
-          </m:dPr>
-          <m:e>
-            <m:limLow>
-              <m:e>
-                <m:r>
-                  <m:t>x</m:t>
-                </m:r>
-              </m:e>
-              <m:lim>
-                <m:r>
-                  <m:rPr>
-                    <m:sty m:val="p"/>
-                  </m:rPr>
-                  <m:t>∼</m:t>
-                </m:r>
-              </m:lim>
-            </m:limLow>
-          </m:e>
-        </m:d>
-        <m:r>
-          <m:t>​</m:t>
-        </m:r>
-        <m:r>
-          <m:rPr>
-            <m:sty m:val="p"/>
-          </m:rPr>
-          <m:t>≠</m:t>
-        </m:r>
-        <m:r>
-          <m:t>t</m:t>
-        </m:r>
-      </m:oMath>
-      <w:r>
-        <w:t xml:space="preserve"> </w:t>
-      </w:r>
-      <w:r>
-        <w:t xml:space="preserve">the conditional probability is zero,</w:t>
-      </w:r>
-      <w:r>
-        <w:t xml:space="preserve"> </w:t>
-      </w:r>
-      <w:r>
-        <w:t xml:space="preserve">which does not depend on</w:t>
-      </w:r>
-      <w:r>
-        <w:t xml:space="preserve"> </w:t>
-      </w:r>
-      <m:oMath>
-        <m:r>
-          <m:t>θ</m:t>
-        </m:r>
-      </m:oMath>
-      <w:r>
         <w:t xml:space="preserve"> </w:t>
       </w:r>
       <w:r>
@@ -5527,42 +1402,9 @@
       <w:r>
         <w:t xml:space="preserve"> </w:t>
       </w:r>
-      <m:oMath>
-        <m:r>
-          <m:t>T</m:t>
-        </m:r>
-        <m:r>
-          <m:t>​</m:t>
-        </m:r>
-        <m:d>
-          <m:dPr>
-            <m:begChr m:val="("/>
-            <m:sepChr m:val=""/>
-            <m:endChr m:val=")"/>
-            <m:grow/>
-          </m:dPr>
-          <m:e>
-            <m:limLow>
-              <m:e>
-                <m:r>
-                  <m:t>X</m:t>
-                </m:r>
-              </m:e>
-              <m:lim>
-                <m:r>
-                  <m:rPr>
-                    <m:sty m:val="p"/>
-                  </m:rPr>
-                  <m:t>∼</m:t>
-                </m:r>
-              </m:lim>
-            </m:limLow>
-          </m:e>
-        </m:d>
-        <m:r>
-          <m:t>​</m:t>
-        </m:r>
-      </m:oMath>
+      <w:r>
+        <w:t xml:space="preserve">$T\mathopen{}\left(\mathord{\smash[b]{\underset{\raise.3ex\hbox{$\scriptstyle\sim$}}{X}}\vphantom{X}}\right)\mathclose{}$</w:t>
+      </w:r>
       <w:r>
         <w:t xml:space="preserve"> </w:t>
       </w:r>
@@ -5803,334 +1645,17 @@
       <w:pPr>
         <w:pStyle w:val="BodyText"/>
       </w:pPr>
-      <m:oMathPara>
-        <m:oMathParaPr>
-          <m:jc m:val="center"/>
-        </m:oMathParaPr>
-        <m:oMath>
-          <m:eqArr>
-            <m:e>
-              <m:r>
-                <m:rPr>
-                  <m:sty m:val="p"/>
-                </m:rPr>
-                <m:t>f</m:t>
-              </m:r>
-              <m:r>
-                <m:t>​</m:t>
-              </m:r>
-              <m:d>
-                <m:dPr>
-                  <m:begChr m:val="("/>
-                  <m:sepChr m:val=""/>
-                  <m:endChr m:val=")"/>
-                  <m:grow/>
-                </m:dPr>
-                <m:e>
-                  <m:limLow>
-                    <m:e>
-                      <m:r>
-                        <m:t>x</m:t>
-                      </m:r>
-                    </m:e>
-                    <m:lim>
-                      <m:r>
-                        <m:rPr>
-                          <m:sty m:val="p"/>
-                        </m:rPr>
-                        <m:t>∼</m:t>
-                      </m:r>
-                    </m:lim>
-                  </m:limLow>
-                  <m:r>
-                    <m:rPr>
-                      <m:sty m:val="p"/>
-                    </m:rPr>
-                    <m:t>;</m:t>
-                  </m:r>
-                  <m:r>
-                    <m:t>λ</m:t>
-                  </m:r>
-                </m:e>
-              </m:d>
-              <m:r>
-                <m:t>​</m:t>
-              </m:r>
-              <m:r>
-                <m:t>&amp;</m:t>
-              </m:r>
-              <m:r>
-                <m:rPr>
-                  <m:sty m:val="p"/>
-                </m:rPr>
-                <m:t>=</m:t>
-              </m:r>
-              <m:nary>
-                <m:naryPr>
-                  <m:chr m:val="∏"/>
-                  <m:limLoc m:val="undOvr"/>
-                  <m:subHide m:val="off"/>
-                  <m:supHide m:val="off"/>
-                </m:naryPr>
-                <m:sub>
-                  <m:r>
-                    <m:t>i</m:t>
-                  </m:r>
-                  <m:r>
-                    <m:rPr>
-                      <m:sty m:val="p"/>
-                    </m:rPr>
-                    <m:t>=</m:t>
-                  </m:r>
-                  <m:r>
-                    <m:t>1</m:t>
-                  </m:r>
-                </m:sub>
-                <m:sup>
-                  <m:r>
-                    <m:t>n</m:t>
-                  </m:r>
-                </m:sup>
-                <m:e>
-                  <m:f>
-                    <m:fPr>
-                      <m:type m:val="bar"/>
-                    </m:fPr>
-                    <m:num>
-                      <m:sSup>
-                        <m:e>
-                          <m:r>
-                            <m:t>e</m:t>
-                          </m:r>
-                        </m:e>
-                        <m:sup>
-                          <m:r>
-                            <m:rPr>
-                              <m:sty m:val="p"/>
-                            </m:rPr>
-                            <m:t>−</m:t>
-                          </m:r>
-                          <m:r>
-                            <m:t>λ</m:t>
-                          </m:r>
-                        </m:sup>
-                      </m:sSup>
-                      <m:sSup>
-                        <m:e>
-                          <m:r>
-                            <m:t>λ</m:t>
-                          </m:r>
-                        </m:e>
-                        <m:sup>
-                          <m:sSub>
-                            <m:e>
-                              <m:r>
-                                <m:t>x</m:t>
-                              </m:r>
-                            </m:e>
-                            <m:sub>
-                              <m:r>
-                                <m:t>i</m:t>
-                              </m:r>
-                            </m:sub>
-                          </m:sSub>
-                        </m:sup>
-                      </m:sSup>
-                    </m:num>
-                    <m:den>
-                      <m:sSub>
-                        <m:e>
-                          <m:r>
-                            <m:t>x</m:t>
-                          </m:r>
-                        </m:e>
-                        <m:sub>
-                          <m:r>
-                            <m:t>i</m:t>
-                          </m:r>
-                        </m:sub>
-                      </m:sSub>
-                      <m:r>
-                        <m:rPr>
-                          <m:sty m:val="p"/>
-                        </m:rPr>
-                        <m:t>!</m:t>
-                      </m:r>
-                    </m:den>
-                  </m:f>
-                </m:e>
-              </m:nary>
-              <m:r>
-                <m:t>&amp;</m:t>
-              </m:r>
-              <m:r>
-                <m:t>&amp;</m:t>
-              </m:r>
-              <m:r>
-                <m:rPr>
-                  <m:nor/>
-                  <m:sty m:val="p"/>
-                </m:rPr>
-                <m:t>(independent Poisson mass functions)</m:t>
-              </m:r>
-            </m:e>
-            <m:e>
-              <m:r>
-                <m:t>&amp;</m:t>
-              </m:r>
-              <m:r>
-                <m:rPr>
-                  <m:sty m:val="p"/>
-                </m:rPr>
-                <m:t>=</m:t>
-              </m:r>
-              <m:sSup>
-                <m:e>
-                  <m:r>
-                    <m:t>e</m:t>
-                  </m:r>
-                </m:e>
-                <m:sup>
-                  <m:r>
-                    <m:rPr>
-                      <m:sty m:val="p"/>
-                    </m:rPr>
-                    <m:t>−</m:t>
-                  </m:r>
-                  <m:r>
-                    <m:t>n</m:t>
-                  </m:r>
-                  <m:r>
-                    <m:t>λ</m:t>
-                  </m:r>
-                </m:sup>
-              </m:sSup>
-              <m:sSup>
-                <m:e>
-                  <m:r>
-                    <m:t>λ</m:t>
-                  </m:r>
-                </m:e>
-                <m:sup>
-                  <m:nary>
-                    <m:naryPr>
-                      <m:chr m:val="∑"/>
-                      <m:limLoc m:val="undOvr"/>
-                      <m:subHide m:val="off"/>
-                      <m:supHide m:val="off"/>
-                    </m:naryPr>
-                    <m:sub>
-                      <m:r>
-                        <m:t>i</m:t>
-                      </m:r>
-                      <m:r>
-                        <m:rPr>
-                          <m:sty m:val="p"/>
-                        </m:rPr>
-                        <m:t>=</m:t>
-                      </m:r>
-                      <m:r>
-                        <m:t>1</m:t>
-                      </m:r>
-                    </m:sub>
-                    <m:sup>
-                      <m:r>
-                        <m:t>n</m:t>
-                      </m:r>
-                    </m:sup>
-                    <m:e>
-                      <m:sSub>
-                        <m:e>
-                          <m:r>
-                            <m:t>x</m:t>
-                          </m:r>
-                        </m:e>
-                        <m:sub>
-                          <m:r>
-                            <m:t>i</m:t>
-                          </m:r>
-                        </m:sub>
-                      </m:sSub>
-                    </m:e>
-                  </m:nary>
-                </m:sup>
-              </m:sSup>
-              <m:nary>
-                <m:naryPr>
-                  <m:chr m:val="∏"/>
-                  <m:limLoc m:val="undOvr"/>
-                  <m:subHide m:val="off"/>
-                  <m:supHide m:val="off"/>
-                </m:naryPr>
-                <m:sub>
-                  <m:r>
-                    <m:t>i</m:t>
-                  </m:r>
-                  <m:r>
-                    <m:rPr>
-                      <m:sty m:val="p"/>
-                    </m:rPr>
-                    <m:t>=</m:t>
-                  </m:r>
-                  <m:r>
-                    <m:t>1</m:t>
-                  </m:r>
-                </m:sub>
-                <m:sup>
-                  <m:r>
-                    <m:t>n</m:t>
-                  </m:r>
-                </m:sup>
-                <m:e>
-                  <m:f>
-                    <m:fPr>
-                      <m:type m:val="bar"/>
-                    </m:fPr>
-                    <m:num>
-                      <m:r>
-                        <m:t>1</m:t>
-                      </m:r>
-                    </m:num>
-                    <m:den>
-                      <m:sSub>
-                        <m:e>
-                          <m:r>
-                            <m:t>x</m:t>
-                          </m:r>
-                        </m:e>
-                        <m:sub>
-                          <m:r>
-                            <m:t>i</m:t>
-                          </m:r>
-                        </m:sub>
-                      </m:sSub>
-                      <m:r>
-                        <m:rPr>
-                          <m:sty m:val="p"/>
-                        </m:rPr>
-                        <m:t>!</m:t>
-                      </m:r>
-                    </m:den>
-                  </m:f>
-                </m:e>
-              </m:nary>
-              <m:r>
-                <m:t>&amp;</m:t>
-              </m:r>
-              <m:r>
-                <m:t>&amp;</m:t>
-              </m:r>
-              <m:r>
-                <m:rPr>
-                  <m:nor/>
-                  <m:sty m:val="p"/>
-                </m:rPr>
-                <m:t>(collect the factors)</m:t>
-              </m:r>
-            </m:e>
-          </m:eqArr>
-        </m:oMath>
-      </m:oMathPara>
+      <w:r>
+        <w:t xml:space="preserve">$$
+    \begin{aligned}
+    \operatorname{f}\mathopen{}\left(\mathord{\smash[b]{\underset{\raise.3ex\hbox{$\scriptstyle\sim$}}{x}}\vphantom{x}}; {\lambda}\right)\mathclose{}
+    &amp;= \prod_{i=1}^n \frac{e^{-{\lambda}} {\lambda}^{x_i}}{x_i!}
+    &amp;&amp; \text{(independent Poisson mass functions)}\\
+    &amp;= e^{-n{\lambda}} {\lambda}^{\sum_{i=1}^nx_i} \prod_{i=1}^n \frac{1}{x_i!}
+    &amp;&amp; \text{(collect the factors)}
+    \end{aligned}
+    $$</w:t>
+      </w:r>
     </w:p>
     <w:p>
       <w:pPr>
@@ -6240,104 +1765,9 @@
       <w:r>
         <w:t xml:space="preserve"> </w:t>
       </w:r>
-      <m:oMath>
-        <m:r>
-          <m:t>h</m:t>
-        </m:r>
-        <m:r>
-          <m:t>​</m:t>
-        </m:r>
-        <m:d>
-          <m:dPr>
-            <m:begChr m:val="("/>
-            <m:sepChr m:val=""/>
-            <m:endChr m:val=")"/>
-            <m:grow/>
-          </m:dPr>
-          <m:e>
-            <m:limLow>
-              <m:e>
-                <m:r>
-                  <m:t>x</m:t>
-                </m:r>
-              </m:e>
-              <m:lim>
-                <m:r>
-                  <m:rPr>
-                    <m:sty m:val="p"/>
-                  </m:rPr>
-                  <m:t>∼</m:t>
-                </m:r>
-              </m:lim>
-            </m:limLow>
-          </m:e>
-        </m:d>
-        <m:r>
-          <m:t>​</m:t>
-        </m:r>
-        <m:r>
-          <m:rPr>
-            <m:sty m:val="p"/>
-          </m:rPr>
-          <m:t>=</m:t>
-        </m:r>
-        <m:nary>
-          <m:naryPr>
-            <m:chr m:val="∏"/>
-            <m:limLoc m:val="undOvr"/>
-            <m:subHide m:val="off"/>
-            <m:supHide m:val="off"/>
-          </m:naryPr>
-          <m:sub>
-            <m:r>
-              <m:t>i</m:t>
-            </m:r>
-            <m:r>
-              <m:rPr>
-                <m:sty m:val="p"/>
-              </m:rPr>
-              <m:t>=</m:t>
-            </m:r>
-            <m:r>
-              <m:t>1</m:t>
-            </m:r>
-          </m:sub>
-          <m:sup>
-            <m:r>
-              <m:t>n</m:t>
-            </m:r>
-          </m:sup>
-          <m:e>
-            <m:r>
-              <m:t>1</m:t>
-            </m:r>
-          </m:e>
-        </m:nary>
-        <m:r>
-          <m:rPr>
-            <m:sty m:val="p"/>
-          </m:rPr>
-          <m:t>/</m:t>
-        </m:r>
-        <m:sSub>
-          <m:e>
-            <m:r>
-              <m:t>x</m:t>
-            </m:r>
-          </m:e>
-          <m:sub>
-            <m:r>
-              <m:t>i</m:t>
-            </m:r>
-          </m:sub>
-        </m:sSub>
-        <m:r>
-          <m:rPr>
-            <m:sty m:val="p"/>
-          </m:rPr>
-          <m:t>!</m:t>
-        </m:r>
-      </m:oMath>
+      <w:r>
+        <w:t xml:space="preserve">$h\mathopen{}\left(\mathord{\smash[b]{\underset{\raise.3ex\hbox{$\scriptstyle\sim$}}{x}}\vphantom{x}}\right)\mathclose{} = \prod_{i=1}^n 1 / x_i!$</w:t>
+      </w:r>
       <w:r>
         <w:t xml:space="preserve">,</w:t>
       </w:r>
@@ -6558,42 +1988,9 @@
       <w:r>
         <w:t xml:space="preserve"> </w:t>
       </w:r>
-      <m:oMath>
-        <m:r>
-          <m:t>T</m:t>
-        </m:r>
-        <m:r>
-          <m:t>​</m:t>
-        </m:r>
-        <m:d>
-          <m:dPr>
-            <m:begChr m:val="("/>
-            <m:sepChr m:val=""/>
-            <m:endChr m:val=")"/>
-            <m:grow/>
-          </m:dPr>
-          <m:e>
-            <m:limLow>
-              <m:e>
-                <m:r>
-                  <m:t>X</m:t>
-                </m:r>
-              </m:e>
-              <m:lim>
-                <m:r>
-                  <m:rPr>
-                    <m:sty m:val="p"/>
-                  </m:rPr>
-                  <m:t>∼</m:t>
-                </m:r>
-              </m:lim>
-            </m:limLow>
-          </m:e>
-        </m:d>
-        <m:r>
-          <m:t>​</m:t>
-        </m:r>
-      </m:oMath>
+      <w:r>
+        <w:t xml:space="preserve">$T\mathopen{}\left(\mathord{\smash[b]{\underset{\raise.3ex\hbox{$\scriptstyle\sim$}}{X}}\vphantom{X}}\right)\mathclose{}$</w:t>
+      </w:r>
       <w:r>
         <w:t xml:space="preserve"> </w:t>
       </w:r>
@@ -6677,150 +2074,11 @@
         <w:pStyle w:val="BodyText"/>
       </w:pPr>
       <w:bookmarkStart w:id="22" w:name="eq-rao-blackwellized"/>
-      <m:oMathPara>
-        <m:oMathParaPr>
-          <m:jc m:val="center"/>
-        </m:oMathParaPr>
-        <m:oMath>
-          <m:sSub>
-            <m:e>
-              <m:acc>
-                <m:accPr>
-                  <m:chr m:val="̂"/>
-                </m:accPr>
-                <m:e>
-                  <m:r>
-                    <m:t>θ</m:t>
-                  </m:r>
-                </m:e>
-              </m:acc>
-            </m:e>
-            <m:sub>
-              <m:r>
-                <m:rPr>
-                  <m:sty m:val="p"/>
-                </m:rPr>
-                <m:t>R</m:t>
-              </m:r>
-              <m:r>
-                <m:rPr>
-                  <m:sty m:val="p"/>
-                </m:rPr>
-                <m:t>B</m:t>
-              </m:r>
-            </m:sub>
-          </m:sSub>
-          <m:limUpp>
-            <m:e>
-              <m:r>
-                <m:rPr>
-                  <m:sty m:val="p"/>
-                </m:rPr>
-                <m:t>=</m:t>
-              </m:r>
-            </m:e>
-            <m:lim>
-              <m:r>
-                <m:rPr>
-                  <m:nor/>
-                  <m:sty m:val="p"/>
-                </m:rPr>
-                <m:t>def</m:t>
-              </m:r>
-            </m:lim>
-          </m:limUpp>
-          <m:r>
-            <m:rPr>
-              <m:sty m:val="p"/>
-            </m:rPr>
-            <m:t>E</m:t>
-          </m:r>
-          <m:r>
-            <m:t>​</m:t>
-          </m:r>
-          <m:d>
-            <m:dPr>
-              <m:begChr m:val="["/>
-              <m:sepChr m:val=""/>
-              <m:endChr m:val="]"/>
-              <m:grow/>
-            </m:dPr>
-            <m:e>
-              <m:acc>
-                <m:accPr>
-                  <m:chr m:val="̂"/>
-                </m:accPr>
-                <m:e>
-                  <m:r>
-                    <m:t>θ</m:t>
-                  </m:r>
-                </m:e>
-              </m:acc>
-              <m:r>
-                <m:rPr>
-                  <m:sty m:val="p"/>
-                </m:rPr>
-                <m:t>∣</m:t>
-              </m:r>
-              <m:r>
-                <m:t>T</m:t>
-              </m:r>
-              <m:r>
-                <m:t>​</m:t>
-              </m:r>
-              <m:d>
-                <m:dPr>
-                  <m:begChr m:val="("/>
-                  <m:sepChr m:val=""/>
-                  <m:endChr m:val=")"/>
-                  <m:grow/>
-                </m:dPr>
-                <m:e>
-                  <m:limLow>
-                    <m:e>
-                      <m:r>
-                        <m:t>X</m:t>
-                      </m:r>
-                    </m:e>
-                    <m:lim>
-                      <m:r>
-                        <m:rPr>
-                          <m:sty m:val="p"/>
-                        </m:rPr>
-                        <m:t>∼</m:t>
-                      </m:r>
-                    </m:lim>
-                  </m:limLow>
-                </m:e>
-              </m:d>
-              <m:r>
-                <m:t>​</m:t>
-              </m:r>
-            </m:e>
-          </m:d>
-          <m:r>
-            <m:t>​</m:t>
-          </m:r>
-          <m:r>
-            <m:t>  </m:t>
-          </m:r>
-          <m:r>
-            <m:rPr>
-              <m:sty m:val="p"/>
-            </m:rPr>
-            <m:t>(</m:t>
-          </m:r>
-          <m:r>
-            <m:t>3</m:t>
-          </m:r>
-          <m:r>
-            <m:rPr>
-              <m:sty m:val="p"/>
-            </m:rPr>
-            <m:t>)</m:t>
-          </m:r>
-        </m:oMath>
-      </m:oMathPara>
+      <w:r>
+        <w:t xml:space="preserve">$$
+    \hat{\theta}_{\mathrm{RB}} \stackrel{\text{def}}{=}{\operatorname{E}\mathopen{}\left[\hat{\theta} \mid T\mathopen{}\left(\mathord{\smash[b]{\underset{\raise.3ex\hbox{$\scriptstyle\sim$}}{X}}\vphantom{X}}\right)\mathclose{}\right]\mathclose{}}
+     \qquad(3)$$</w:t>
+      </w:r>
       <w:bookmarkEnd w:id="22"/>
     </w:p>
     <w:bookmarkEnd w:id="23"/>
@@ -6845,42 +2103,9 @@
       <w:r>
         <w:t xml:space="preserve"> </w:t>
       </w:r>
-      <m:oMath>
-        <m:r>
-          <m:t>T</m:t>
-        </m:r>
-        <m:r>
-          <m:t>​</m:t>
-        </m:r>
-        <m:d>
-          <m:dPr>
-            <m:begChr m:val="("/>
-            <m:sepChr m:val=""/>
-            <m:endChr m:val=")"/>
-            <m:grow/>
-          </m:dPr>
-          <m:e>
-            <m:limLow>
-              <m:e>
-                <m:r>
-                  <m:t>X</m:t>
-                </m:r>
-              </m:e>
-              <m:lim>
-                <m:r>
-                  <m:rPr>
-                    <m:sty m:val="p"/>
-                  </m:rPr>
-                  <m:t>∼</m:t>
-                </m:r>
-              </m:lim>
-            </m:limLow>
-          </m:e>
-        </m:d>
-        <m:r>
-          <m:t>​</m:t>
-        </m:r>
-      </m:oMath>
+      <w:r>
+        <w:t xml:space="preserve">$T\mathopen{}\left(\mathord{\smash[b]{\underset{\raise.3ex\hbox{$\scriptstyle\sim$}}{X}}\vphantom{X}}\right)\mathclose{}$</w:t>
+      </w:r>
       <w:r>
         <w:t xml:space="preserve"> </w:t>
       </w:r>
@@ -6962,80 +2187,9 @@
       <w:r>
         <w:t xml:space="preserve"> </w:t>
       </w:r>
-      <m:oMath>
-        <m:r>
-          <m:rPr>
-            <m:sty m:val="p"/>
-          </m:rPr>
-          <m:t>E</m:t>
-        </m:r>
-        <m:r>
-          <m:t>​</m:t>
-        </m:r>
-        <m:d>
-          <m:dPr>
-            <m:begChr m:val="["/>
-            <m:sepChr m:val=""/>
-            <m:endChr m:val="]"/>
-            <m:grow/>
-          </m:dPr>
-          <m:e>
-            <m:acc>
-              <m:accPr>
-                <m:chr m:val="̂"/>
-              </m:accPr>
-              <m:e>
-                <m:r>
-                  <m:t>θ</m:t>
-                </m:r>
-              </m:e>
-            </m:acc>
-            <m:r>
-              <m:rPr>
-                <m:sty m:val="p"/>
-              </m:rPr>
-              <m:t>∣</m:t>
-            </m:r>
-            <m:r>
-              <m:t>T</m:t>
-            </m:r>
-            <m:r>
-              <m:t>​</m:t>
-            </m:r>
-            <m:d>
-              <m:dPr>
-                <m:begChr m:val="("/>
-                <m:sepChr m:val=""/>
-                <m:endChr m:val=")"/>
-                <m:grow/>
-              </m:dPr>
-              <m:e>
-                <m:limLow>
-                  <m:e>
-                    <m:r>
-                      <m:t>X</m:t>
-                    </m:r>
-                  </m:e>
-                  <m:lim>
-                    <m:r>
-                      <m:rPr>
-                        <m:sty m:val="p"/>
-                      </m:rPr>
-                      <m:t>∼</m:t>
-                    </m:r>
-                  </m:lim>
-                </m:limLow>
-              </m:e>
-            </m:d>
-            <m:r>
-              <m:t>​</m:t>
-            </m:r>
-          </m:e>
-        </m:d>
-        <m:r>
-          <m:t>​</m:t>
-        </m:r>
-      </m:oMath>
+      <w:r>
+        <w:t xml:space="preserve">${\operatorname{E}\mathopen{}\left[\hat{\theta} \mid T\mathopen{}\left(\mathord{\smash[b]{\underset{\raise.3ex\hbox{$\scriptstyle\sim$}}{X}}\vphantom{X}}\right)\mathclose{}\right]\mathclose{}}$</w:t>
+      </w:r>
       <w:r>
         <w:t xml:space="preserve"> </w:t>
       </w:r>
@@ -7112,42 +2266,9 @@
       <w:r>
         <w:t xml:space="preserve"> </w:t>
       </w:r>
-      <m:oMath>
-        <m:r>
-          <m:t>T</m:t>
-        </m:r>
-        <m:r>
-          <m:t>​</m:t>
-        </m:r>
-        <m:d>
-          <m:dPr>
-            <m:begChr m:val="("/>
-            <m:sepChr m:val=""/>
-            <m:endChr m:val=")"/>
-            <m:grow/>
-          </m:dPr>
-          <m:e>
-            <m:limLow>
-              <m:e>
-                <m:r>
-                  <m:t>X</m:t>
-                </m:r>
-              </m:e>
-              <m:lim>
-                <m:r>
-                  <m:rPr>
-                    <m:sty m:val="p"/>
-                  </m:rPr>
-                  <m:t>∼</m:t>
-                </m:r>
-              </m:lim>
-            </m:limLow>
-          </m:e>
-        </m:d>
-        <m:r>
-          <m:t>​</m:t>
-        </m:r>
-      </m:oMath>
+      <w:r>
+        <w:t xml:space="preserve">$T\mathopen{}\left(\mathord{\smash[b]{\underset{\raise.3ex\hbox{$\scriptstyle\sim$}}{X}}\vphantom{X}}\right)\mathclose{}$</w:t>
+      </w:r>
       <w:r>
         <w:t xml:space="preserve"> </w:t>
       </w:r>
@@ -7163,65 +2284,9 @@
       <w:r>
         <w:t xml:space="preserve"> </w:t>
       </w:r>
-      <m:oMath>
-        <m:acc>
-          <m:accPr>
-            <m:chr m:val="̂"/>
-          </m:accPr>
-          <m:e>
-            <m:r>
-              <m:t>θ</m:t>
-            </m:r>
-          </m:e>
-        </m:acc>
-        <m:r>
-          <m:rPr>
-            <m:sty m:val="p"/>
-          </m:rPr>
-          <m:t>=</m:t>
-        </m:r>
-        <m:acc>
-          <m:accPr>
-            <m:chr m:val="̂"/>
-          </m:accPr>
-          <m:e>
-            <m:r>
-              <m:t>θ</m:t>
-            </m:r>
-          </m:e>
-        </m:acc>
-        <m:r>
-          <m:t>​</m:t>
-        </m:r>
-        <m:d>
-          <m:dPr>
-            <m:begChr m:val="("/>
-            <m:sepChr m:val=""/>
-            <m:endChr m:val=")"/>
-            <m:grow/>
-          </m:dPr>
-          <m:e>
-            <m:limLow>
-              <m:e>
-                <m:r>
-                  <m:t>X</m:t>
-                </m:r>
-              </m:e>
-              <m:lim>
-                <m:r>
-                  <m:rPr>
-                    <m:sty m:val="p"/>
-                  </m:rPr>
-                  <m:t>∼</m:t>
-                </m:r>
-              </m:lim>
-            </m:limLow>
-          </m:e>
-        </m:d>
-        <m:r>
-          <m:t>​</m:t>
-        </m:r>
-      </m:oMath>
+      <w:r>
+        <w:t xml:space="preserve">$\hat{\theta}= \hat{\theta}\mathopen{}\left(\mathord{\smash[b]{\underset{\raise.3ex\hbox{$\scriptstyle\sim$}}{X}}\vphantom{X}}\right)\mathclose{}$</w:t>
+      </w:r>
       <w:r>
         <w:t xml:space="preserve">.</w:t>
       </w:r>
@@ -7230,312 +2295,15 @@
       <w:pPr>
         <w:pStyle w:val="BodyText"/>
       </w:pPr>
-      <m:oMathPara>
-        <m:oMathParaPr>
-          <m:jc m:val="center"/>
-        </m:oMathParaPr>
-        <m:oMath>
-          <m:eqArr>
-            <m:e>
-              <m:r>
-                <m:rPr>
-                  <m:sty m:val="p"/>
-                </m:rPr>
-                <m:t>E</m:t>
-              </m:r>
-              <m:r>
-                <m:t>​</m:t>
-              </m:r>
-              <m:d>
-                <m:dPr>
-                  <m:begChr m:val="["/>
-                  <m:sepChr m:val=""/>
-                  <m:endChr m:val="]"/>
-                  <m:grow/>
-                </m:dPr>
-                <m:e>
-                  <m:acc>
-                    <m:accPr>
-                      <m:chr m:val="̂"/>
-                    </m:accPr>
-                    <m:e>
-                      <m:r>
-                        <m:t>θ</m:t>
-                      </m:r>
-                    </m:e>
-                  </m:acc>
-                  <m:r>
-                    <m:rPr>
-                      <m:sty m:val="p"/>
-                    </m:rPr>
-                    <m:t>∣</m:t>
-                  </m:r>
-                  <m:r>
-                    <m:t>T</m:t>
-                  </m:r>
-                  <m:r>
-                    <m:t>​</m:t>
-                  </m:r>
-                  <m:d>
-                    <m:dPr>
-                      <m:begChr m:val="("/>
-                      <m:sepChr m:val=""/>
-                      <m:endChr m:val=")"/>
-                      <m:grow/>
-                    </m:dPr>
-                    <m:e>
-                      <m:limLow>
-                        <m:e>
-                          <m:r>
-                            <m:t>X</m:t>
-                          </m:r>
-                        </m:e>
-                        <m:lim>
-                          <m:r>
-                            <m:rPr>
-                              <m:sty m:val="p"/>
-                            </m:rPr>
-                            <m:t>∼</m:t>
-                          </m:r>
-                        </m:lim>
-                      </m:limLow>
-                    </m:e>
-                  </m:d>
-                  <m:r>
-                    <m:t>​</m:t>
-                  </m:r>
-                  <m:r>
-                    <m:rPr>
-                      <m:sty m:val="p"/>
-                    </m:rPr>
-                    <m:t>=</m:t>
-                  </m:r>
-                  <m:r>
-                    <m:t>t</m:t>
-                  </m:r>
-                </m:e>
-              </m:d>
-              <m:r>
-                <m:t>​</m:t>
-              </m:r>
-              <m:r>
-                <m:t>&amp;</m:t>
-              </m:r>
-              <m:r>
-                <m:rPr>
-                  <m:sty m:val="p"/>
-                </m:rPr>
-                <m:t>=</m:t>
-              </m:r>
-              <m:nary>
-                <m:naryPr>
-                  <m:chr m:val="∑"/>
-                  <m:limLoc m:val="undOvr"/>
-                  <m:subHide m:val="off"/>
-                  <m:supHide m:val="on"/>
-                </m:naryPr>
-                <m:sub>
-                  <m:limLow>
-                    <m:e>
-                      <m:r>
-                        <m:t>x</m:t>
-                      </m:r>
-                    </m:e>
-                    <m:lim>
-                      <m:r>
-                        <m:rPr>
-                          <m:sty m:val="p"/>
-                        </m:rPr>
-                        <m:t>∼</m:t>
-                      </m:r>
-                    </m:lim>
-                  </m:limLow>
-                </m:sub>
-                <m:sup>
-                  <m:r>
-                    <m:t>​</m:t>
-                  </m:r>
-                </m:sup>
-                <m:e>
-                  <m:acc>
-                    <m:accPr>
-                      <m:chr m:val="̂"/>
-                    </m:accPr>
-                    <m:e>
-                      <m:r>
-                        <m:t>θ</m:t>
-                      </m:r>
-                    </m:e>
-                  </m:acc>
-                </m:e>
-              </m:nary>
-              <m:r>
-                <m:t>​</m:t>
-              </m:r>
-              <m:d>
-                <m:dPr>
-                  <m:begChr m:val="("/>
-                  <m:sepChr m:val=""/>
-                  <m:endChr m:val=")"/>
-                  <m:grow/>
-                </m:dPr>
-                <m:e>
-                  <m:limLow>
-                    <m:e>
-                      <m:r>
-                        <m:t>x</m:t>
-                      </m:r>
-                    </m:e>
-                    <m:lim>
-                      <m:r>
-                        <m:rPr>
-                          <m:sty m:val="p"/>
-                        </m:rPr>
-                        <m:t>∼</m:t>
-                      </m:r>
-                    </m:lim>
-                  </m:limLow>
-                </m:e>
-              </m:d>
-              <m:r>
-                <m:t>​</m:t>
-              </m:r>
-              <m:r>
-                <m:t> </m:t>
-              </m:r>
-              <m:limLow>
-                <m:e>
-                  <m:r>
-                    <m:rPr>
-                      <m:sty m:val="p"/>
-                    </m:rPr>
-                    <m:t>Pr</m:t>
-                  </m:r>
-                </m:e>
-                <m:lim>
-                  <m:r>
-                    <m:t>θ</m:t>
-                  </m:r>
-                </m:lim>
-              </m:limLow>
-              <m:r>
-                <m:t>​</m:t>
-              </m:r>
-              <m:d>
-                <m:dPr>
-                  <m:begChr m:val="("/>
-                  <m:sepChr m:val=""/>
-                  <m:endChr m:val=")"/>
-                  <m:grow/>
-                </m:dPr>
-                <m:e>
-                  <m:limLow>
-                    <m:e>
-                      <m:r>
-                        <m:t>X</m:t>
-                      </m:r>
-                    </m:e>
-                    <m:lim>
-                      <m:r>
-                        <m:rPr>
-                          <m:sty m:val="p"/>
-                        </m:rPr>
-                        <m:t>∼</m:t>
-                      </m:r>
-                    </m:lim>
-                  </m:limLow>
-                  <m:r>
-                    <m:rPr>
-                      <m:sty m:val="p"/>
-                    </m:rPr>
-                    <m:t>=</m:t>
-                  </m:r>
-                  <m:limLow>
-                    <m:e>
-                      <m:r>
-                        <m:t>x</m:t>
-                      </m:r>
-                    </m:e>
-                    <m:lim>
-                      <m:r>
-                        <m:rPr>
-                          <m:sty m:val="p"/>
-                        </m:rPr>
-                        <m:t>∼</m:t>
-                      </m:r>
-                    </m:lim>
-                  </m:limLow>
-                  <m:r>
-                    <m:rPr>
-                      <m:sty m:val="p"/>
-                    </m:rPr>
-                    <m:t>∣</m:t>
-                  </m:r>
-                  <m:r>
-                    <m:t>T</m:t>
-                  </m:r>
-                  <m:r>
-                    <m:t>​</m:t>
-                  </m:r>
-                  <m:d>
-                    <m:dPr>
-                      <m:begChr m:val="("/>
-                      <m:sepChr m:val=""/>
-                      <m:endChr m:val=")"/>
-                      <m:grow/>
-                    </m:dPr>
-                    <m:e>
-                      <m:limLow>
-                        <m:e>
-                          <m:r>
-                            <m:t>X</m:t>
-                          </m:r>
-                        </m:e>
-                        <m:lim>
-                          <m:r>
-                            <m:rPr>
-                              <m:sty m:val="p"/>
-                            </m:rPr>
-                            <m:t>∼</m:t>
-                          </m:r>
-                        </m:lim>
-                      </m:limLow>
-                    </m:e>
-                  </m:d>
-                  <m:r>
-                    <m:t>​</m:t>
-                  </m:r>
-                  <m:r>
-                    <m:rPr>
-                      <m:sty m:val="p"/>
-                    </m:rPr>
-                    <m:t>=</m:t>
-                  </m:r>
-                  <m:r>
-                    <m:t>t</m:t>
-                  </m:r>
-                </m:e>
-              </m:d>
-              <m:r>
-                <m:t>​</m:t>
-              </m:r>
-              <m:r>
-                <m:t>&amp;</m:t>
-              </m:r>
-              <m:r>
-                <m:t>&amp;</m:t>
-              </m:r>
-              <m:r>
-                <m:rPr>
-                  <m:nor/>
-                  <m:sty m:val="p"/>
-                </m:rPr>
-                <m:t>(conditional expectation)</m:t>
-              </m:r>
-            </m:e>
-          </m:eqArr>
-        </m:oMath>
-      </m:oMathPara>
+      <w:r>
+        <w:t xml:space="preserve">$$
+    \begin{aligned}
+    {\operatorname{E}\mathopen{}\left[\hat{\theta} \mid T\mathopen{}\left(\mathord{\smash[b]{\underset{\raise.3ex\hbox{$\scriptstyle\sim$}}{X}}\vphantom{X}}\right)\mathclose{} = t\right]\mathclose{}}
+    &amp;= \sum_{\mathord{\smash[b]{\underset{\raise.3ex\hbox{$\scriptstyle\sim$}}{x}}\vphantom{x}}} \hat{\theta}\mathopen{}\left(\mathord{\smash[b]{\underset{\raise.3ex\hbox{$\scriptstyle\sim$}}{x}}\vphantom{x}}\right)\mathclose{} \, \Pr_{\theta}\mathopen{}\left(\mathord{\smash[b]{\underset{\raise.3ex\hbox{$\scriptstyle\sim$}}{X}}\vphantom{X}}= \mathord{\smash[b]{\underset{\raise.3ex\hbox{$\scriptstyle\sim$}}{x}}\vphantom{x}}\mid T\mathopen{}\left(\mathord{\smash[b]{\underset{\raise.3ex\hbox{$\scriptstyle\sim$}}{X}}\vphantom{X}}\right)\mathclose{} = t\right)\mathclose{}
+    &amp;&amp; \text{(conditional expectation)}
+    \end{aligned}
+    $$</w:t>
+      </w:r>
     </w:p>
     <w:p>
       <w:pPr>
@@ -7547,49 +2315,9 @@
       <w:r>
         <w:t xml:space="preserve"> </w:t>
       </w:r>
-      <m:oMath>
-        <m:acc>
-          <m:accPr>
-            <m:chr m:val="̂"/>
-          </m:accPr>
-          <m:e>
-            <m:r>
-              <m:t>θ</m:t>
-            </m:r>
-          </m:e>
-        </m:acc>
-        <m:r>
-          <m:t>​</m:t>
-        </m:r>
-        <m:d>
-          <m:dPr>
-            <m:begChr m:val="("/>
-            <m:sepChr m:val=""/>
-            <m:endChr m:val=")"/>
-            <m:grow/>
-          </m:dPr>
-          <m:e>
-            <m:limLow>
-              <m:e>
-                <m:r>
-                  <m:t>x</m:t>
-                </m:r>
-              </m:e>
-              <m:lim>
-                <m:r>
-                  <m:rPr>
-                    <m:sty m:val="p"/>
-                  </m:rPr>
-                  <m:t>∼</m:t>
-                </m:r>
-              </m:lim>
-            </m:limLow>
-          </m:e>
-        </m:d>
-        <m:r>
-          <m:t>​</m:t>
-        </m:r>
-      </m:oMath>
+      <w:r>
+        <w:t xml:space="preserve">$\hat{\theta}\mathopen{}\left(\mathord{\smash[b]{\underset{\raise.3ex\hbox{$\scriptstyle\sim$}}{x}}\vphantom{x}}\right)\mathclose{}$</w:t>
+      </w:r>
       <w:r>
         <w:t xml:space="preserve">, which does not depend on</w:t>
       </w:r>
@@ -7729,42 +2457,9 @@
       <w:r>
         <w:t xml:space="preserve"> </w:t>
       </w:r>
-      <m:oMath>
-        <m:r>
-          <m:t>T</m:t>
-        </m:r>
-        <m:r>
-          <m:t>​</m:t>
-        </m:r>
-        <m:d>
-          <m:dPr>
-            <m:begChr m:val="("/>
-            <m:sepChr m:val=""/>
-            <m:endChr m:val=")"/>
-            <m:grow/>
-          </m:dPr>
-          <m:e>
-            <m:limLow>
-              <m:e>
-                <m:r>
-                  <m:t>X</m:t>
-                </m:r>
-              </m:e>
-              <m:lim>
-                <m:r>
-                  <m:rPr>
-                    <m:sty m:val="p"/>
-                  </m:rPr>
-                  <m:t>∼</m:t>
-                </m:r>
-              </m:lim>
-            </m:limLow>
-          </m:e>
-        </m:d>
-        <m:r>
-          <m:t>​</m:t>
-        </m:r>
-      </m:oMath>
+      <w:r>
+        <w:t xml:space="preserve">$T\mathopen{}\left(\mathord{\smash[b]{\underset{\raise.3ex\hbox{$\scriptstyle\sim$}}{X}}\vphantom{X}}\right)\mathclose{}$</w:t>
+      </w:r>
       <w:r>
         <w:t xml:space="preserve"> </w:t>
       </w:r>
@@ -7808,80 +2503,9 @@
       <w:r>
         <w:t xml:space="preserve"> </w:t>
       </w:r>
-      <m:oMath>
-        <m:r>
-          <m:rPr>
-            <m:sty m:val="p"/>
-          </m:rPr>
-          <m:t>E</m:t>
-        </m:r>
-        <m:r>
-          <m:t>​</m:t>
-        </m:r>
-        <m:d>
-          <m:dPr>
-            <m:begChr m:val="["/>
-            <m:sepChr m:val=""/>
-            <m:endChr m:val="]"/>
-            <m:grow/>
-          </m:dPr>
-          <m:e>
-            <m:acc>
-              <m:accPr>
-                <m:chr m:val="̂"/>
-              </m:accPr>
-              <m:e>
-                <m:r>
-                  <m:t>θ</m:t>
-                </m:r>
-              </m:e>
-            </m:acc>
-            <m:r>
-              <m:rPr>
-                <m:sty m:val="p"/>
-              </m:rPr>
-              <m:t>∣</m:t>
-            </m:r>
-            <m:r>
-              <m:t>T</m:t>
-            </m:r>
-            <m:r>
-              <m:t>​</m:t>
-            </m:r>
-            <m:d>
-              <m:dPr>
-                <m:begChr m:val="("/>
-                <m:sepChr m:val=""/>
-                <m:endChr m:val=")"/>
-                <m:grow/>
-              </m:dPr>
-              <m:e>
-                <m:limLow>
-                  <m:e>
-                    <m:r>
-                      <m:t>X</m:t>
-                    </m:r>
-                  </m:e>
-                  <m:lim>
-                    <m:r>
-                      <m:rPr>
-                        <m:sty m:val="p"/>
-                      </m:rPr>
-                      <m:t>∼</m:t>
-                    </m:r>
-                  </m:lim>
-                </m:limLow>
-              </m:e>
-            </m:d>
-            <m:r>
-              <m:t>​</m:t>
-            </m:r>
-          </m:e>
-        </m:d>
-        <m:r>
-          <m:t>​</m:t>
-        </m:r>
-      </m:oMath>
+      <w:r>
+        <w:t xml:space="preserve">${\operatorname{E}\mathopen{}\left[\hat{\theta} \mid T\mathopen{}\left(\mathord{\smash[b]{\underset{\raise.3ex\hbox{$\scriptstyle\sim$}}{X}}\vphantom{X}}\right)\mathclose{}\right]\mathclose{}}$</w:t>
+      </w:r>
       <w:r>
         <w:t xml:space="preserve"> </w:t>
       </w:r>
@@ -7937,209 +2561,17 @@
       <w:pPr>
         <w:pStyle w:val="BodyText"/>
       </w:pPr>
-      <m:oMathPara>
-        <m:oMathParaPr>
-          <m:jc m:val="center"/>
-        </m:oMathParaPr>
-        <m:oMath>
-          <m:eqArr>
-            <m:e>
-              <m:r>
-                <m:rPr>
-                  <m:sty m:val="p"/>
-                </m:rPr>
-                <m:t>E</m:t>
-              </m:r>
-              <m:r>
-                <m:t>​</m:t>
-              </m:r>
-              <m:d>
-                <m:dPr>
-                  <m:begChr m:val="["/>
-                  <m:sepChr m:val=""/>
-                  <m:endChr m:val="]"/>
-                  <m:grow/>
-                </m:dPr>
-                <m:e>
-                  <m:r>
-                    <m:rPr>
-                      <m:sty m:val="p"/>
-                    </m:rPr>
-                    <m:t>E</m:t>
-                  </m:r>
-                  <m:r>
-                    <m:t>​</m:t>
-                  </m:r>
-                  <m:d>
-                    <m:dPr>
-                      <m:begChr m:val="["/>
-                      <m:sepChr m:val=""/>
-                      <m:endChr m:val="]"/>
-                      <m:grow/>
-                    </m:dPr>
-                    <m:e>
-                      <m:acc>
-                        <m:accPr>
-                          <m:chr m:val="̂"/>
-                        </m:accPr>
-                        <m:e>
-                          <m:r>
-                            <m:t>θ</m:t>
-                          </m:r>
-                        </m:e>
-                      </m:acc>
-                      <m:r>
-                        <m:rPr>
-                          <m:sty m:val="p"/>
-                        </m:rPr>
-                        <m:t>∣</m:t>
-                      </m:r>
-                      <m:r>
-                        <m:t>T</m:t>
-                      </m:r>
-                      <m:r>
-                        <m:t>​</m:t>
-                      </m:r>
-                      <m:d>
-                        <m:dPr>
-                          <m:begChr m:val="("/>
-                          <m:sepChr m:val=""/>
-                          <m:endChr m:val=")"/>
-                          <m:grow/>
-                        </m:dPr>
-                        <m:e>
-                          <m:limLow>
-                            <m:e>
-                              <m:r>
-                                <m:t>X</m:t>
-                              </m:r>
-                            </m:e>
-                            <m:lim>
-                              <m:r>
-                                <m:rPr>
-                                  <m:sty m:val="p"/>
-                                </m:rPr>
-                                <m:t>∼</m:t>
-                              </m:r>
-                            </m:lim>
-                          </m:limLow>
-                        </m:e>
-                      </m:d>
-                      <m:r>
-                        <m:t>​</m:t>
-                      </m:r>
-                    </m:e>
-                  </m:d>
-                  <m:r>
-                    <m:t>​</m:t>
-                  </m:r>
-                </m:e>
-              </m:d>
-              <m:r>
-                <m:t>​</m:t>
-              </m:r>
-              <m:r>
-                <m:t>&amp;</m:t>
-              </m:r>
-              <m:r>
-                <m:rPr>
-                  <m:sty m:val="p"/>
-                </m:rPr>
-                <m:t>=</m:t>
-              </m:r>
-              <m:r>
-                <m:rPr>
-                  <m:sty m:val="p"/>
-                </m:rPr>
-                <m:t>E</m:t>
-              </m:r>
-              <m:r>
-                <m:t>​</m:t>
-              </m:r>
-              <m:d>
-                <m:dPr>
-                  <m:begChr m:val="["/>
-                  <m:sepChr m:val=""/>
-                  <m:endChr m:val="]"/>
-                  <m:grow/>
-                </m:dPr>
-                <m:e>
-                  <m:acc>
-                    <m:accPr>
-                      <m:chr m:val="̂"/>
-                    </m:accPr>
-                    <m:e>
-                      <m:r>
-                        <m:t>θ</m:t>
-                      </m:r>
-                    </m:e>
-                  </m:acc>
-                </m:e>
-              </m:d>
-              <m:r>
-                <m:t>​</m:t>
-              </m:r>
-              <m:r>
-                <m:t>&amp;</m:t>
-              </m:r>
-              <m:r>
-                <m:t>&amp;</m:t>
-              </m:r>
-              <m:r>
-                <m:rPr>
-                  <m:nor/>
-                  <m:sty m:val="p"/>
-                </m:rPr>
-                <m:t>(law of iterated expectations)</m:t>
-              </m:r>
-            </m:e>
-            <m:e>
-              <m:r>
-                <m:t>&amp;</m:t>
-              </m:r>
-              <m:r>
-                <m:rPr>
-                  <m:sty m:val="p"/>
-                </m:rPr>
-                <m:t>=</m:t>
-              </m:r>
-              <m:r>
-                <m:t>θ</m:t>
-              </m:r>
-              <m:r>
-                <m:t>&amp;</m:t>
-              </m:r>
-              <m:r>
-                <m:t>&amp;</m:t>
-              </m:r>
-              <m:r>
-                <m:rPr>
-                  <m:nor/>
-                  <m:sty m:val="p"/>
-                </m:rPr>
-                <m:t>(</m:t>
-              </m:r>
-              <m:acc>
-                <m:accPr>
-                  <m:chr m:val="̂"/>
-                </m:accPr>
-                <m:e>
-                  <m:r>
-                    <m:t>θ</m:t>
-                  </m:r>
-                </m:e>
-              </m:acc>
-              <m:r>
-                <m:rPr>
-                  <m:nor/>
-                  <m:sty m:val="p"/>
-                </m:rPr>
-                <m:t> is unbiased)</m:t>
-              </m:r>
-            </m:e>
-          </m:eqArr>
-        </m:oMath>
-      </m:oMathPara>
+      <w:r>
+        <w:t xml:space="preserve">$$
+    \begin{aligned}
+    \operatorname{E}\mathopen{}\left[{\operatorname{E}\mathopen{}\left[\hat{\theta} \mid T\mathopen{}\left(\mathord{\smash[b]{\underset{\raise.3ex\hbox{$\scriptstyle\sim$}}{X}}\vphantom{X}}\right)\mathclose{}\right]\mathclose{}}\right]\mathclose{}
+    &amp;= \operatorname{E}\mathopen{}\left[\hat{\theta}\right]\mathclose{}
+    &amp;&amp; \text{(law of iterated expectations)}\\
+    &amp;= \theta
+    &amp;&amp; \text{($\hat{\theta}$ is unbiased)}
+    \end{aligned}
+    $$</w:t>
+      </w:r>
     </w:p>
     <w:bookmarkStart w:id="29" w:name="thm-rao-blackwell"/>
     <w:p>
@@ -8220,42 +2652,9 @@
       <w:r>
         <w:t xml:space="preserve"> </w:t>
       </w:r>
-      <m:oMath>
-        <m:r>
-          <m:t>T</m:t>
-        </m:r>
-        <m:r>
-          <m:t>​</m:t>
-        </m:r>
-        <m:d>
-          <m:dPr>
-            <m:begChr m:val="("/>
-            <m:sepChr m:val=""/>
-            <m:endChr m:val=")"/>
-            <m:grow/>
-          </m:dPr>
-          <m:e>
-            <m:limLow>
-              <m:e>
-                <m:r>
-                  <m:t>X</m:t>
-                </m:r>
-              </m:e>
-              <m:lim>
-                <m:r>
-                  <m:rPr>
-                    <m:sty m:val="p"/>
-                  </m:rPr>
-                  <m:t>∼</m:t>
-                </m:r>
-              </m:lim>
-            </m:limLow>
-          </m:e>
-        </m:d>
-        <m:r>
-          <m:t>​</m:t>
-        </m:r>
-      </m:oMath>
+      <w:r>
+        <w:t xml:space="preserve">$T\mathopen{}\left(\mathord{\smash[b]{\underset{\raise.3ex\hbox{$\scriptstyle\sim$}}{X}}\vphantom{X}}\right)\mathclose{}$</w:t>
+      </w:r>
       <w:r>
         <w:t xml:space="preserve"> </w:t>
       </w:r>
@@ -8354,163 +2753,11 @@
         <w:pStyle w:val="BodyText"/>
       </w:pPr>
       <w:bookmarkStart w:id="28" w:name="eq-rao-blackwell"/>
-      <m:oMathPara>
-        <m:oMathParaPr>
-          <m:jc m:val="center"/>
-        </m:oMathParaPr>
-        <m:oMath>
-          <m:r>
-            <m:rPr>
-              <m:sty m:val="p"/>
-            </m:rPr>
-            <m:t>Var</m:t>
-          </m:r>
-          <m:r>
-            <m:t>​</m:t>
-          </m:r>
-          <m:d>
-            <m:dPr>
-              <m:begChr m:val="("/>
-              <m:sepChr m:val=""/>
-              <m:endChr m:val=")"/>
-              <m:grow/>
-            </m:dPr>
-            <m:e>
-              <m:r>
-                <m:rPr>
-                  <m:sty m:val="p"/>
-                </m:rPr>
-                <m:t>E</m:t>
-              </m:r>
-              <m:r>
-                <m:t>​</m:t>
-              </m:r>
-              <m:d>
-                <m:dPr>
-                  <m:begChr m:val="["/>
-                  <m:sepChr m:val=""/>
-                  <m:endChr m:val="]"/>
-                  <m:grow/>
-                </m:dPr>
-                <m:e>
-                  <m:acc>
-                    <m:accPr>
-                      <m:chr m:val="̂"/>
-                    </m:accPr>
-                    <m:e>
-                      <m:r>
-                        <m:t>θ</m:t>
-                      </m:r>
-                    </m:e>
-                  </m:acc>
-                  <m:r>
-                    <m:rPr>
-                      <m:sty m:val="p"/>
-                    </m:rPr>
-                    <m:t>∣</m:t>
-                  </m:r>
-                  <m:r>
-                    <m:t>T</m:t>
-                  </m:r>
-                  <m:r>
-                    <m:t>​</m:t>
-                  </m:r>
-                  <m:d>
-                    <m:dPr>
-                      <m:begChr m:val="("/>
-                      <m:sepChr m:val=""/>
-                      <m:endChr m:val=")"/>
-                      <m:grow/>
-                    </m:dPr>
-                    <m:e>
-                      <m:limLow>
-                        <m:e>
-                          <m:r>
-                            <m:t>X</m:t>
-                          </m:r>
-                        </m:e>
-                        <m:lim>
-                          <m:r>
-                            <m:rPr>
-                              <m:sty m:val="p"/>
-                            </m:rPr>
-                            <m:t>∼</m:t>
-                          </m:r>
-                        </m:lim>
-                      </m:limLow>
-                    </m:e>
-                  </m:d>
-                  <m:r>
-                    <m:t>​</m:t>
-                  </m:r>
-                </m:e>
-              </m:d>
-              <m:r>
-                <m:t>​</m:t>
-              </m:r>
-            </m:e>
-          </m:d>
-          <m:r>
-            <m:t>​</m:t>
-          </m:r>
-          <m:r>
-            <m:rPr>
-              <m:sty m:val="p"/>
-            </m:rPr>
-            <m:t>≤</m:t>
-          </m:r>
-          <m:r>
-            <m:rPr>
-              <m:sty m:val="p"/>
-            </m:rPr>
-            <m:t>Var</m:t>
-          </m:r>
-          <m:r>
-            <m:t>​</m:t>
-          </m:r>
-          <m:d>
-            <m:dPr>
-              <m:begChr m:val="("/>
-              <m:sepChr m:val=""/>
-              <m:endChr m:val=")"/>
-              <m:grow/>
-            </m:dPr>
-            <m:e>
-              <m:acc>
-                <m:accPr>
-                  <m:chr m:val="̂"/>
-                </m:accPr>
-                <m:e>
-                  <m:r>
-                    <m:t>θ</m:t>
-                  </m:r>
-                </m:e>
-              </m:acc>
-            </m:e>
-          </m:d>
-          <m:r>
-            <m:t>​</m:t>
-          </m:r>
-          <m:r>
-            <m:t>  </m:t>
-          </m:r>
-          <m:r>
-            <m:rPr>
-              <m:sty m:val="p"/>
-            </m:rPr>
-            <m:t>(</m:t>
-          </m:r>
-          <m:r>
-            <m:t>4</m:t>
-          </m:r>
-          <m:r>
-            <m:rPr>
-              <m:sty m:val="p"/>
-            </m:rPr>
-            <m:t>)</m:t>
-          </m:r>
-        </m:oMath>
-      </m:oMathPara>
+      <w:r>
+        <w:t xml:space="preserve">$$
+    \operatorname{Var}\mathopen{}\left({\operatorname{E}\mathopen{}\left[\hat{\theta} \mid T\mathopen{}\left(\mathord{\smash[b]{\underset{\raise.3ex\hbox{$\scriptstyle\sim$}}{X}}\vphantom{X}}\right)\mathclose{}\right]\mathclose{}}\right)\mathclose{} \le \operatorname{Var}\mathopen{}\left(\hat{\theta}\right)\mathclose{}
+     \qquad(4)$$</w:t>
+      </w:r>
       <w:bookmarkEnd w:id="28"/>
     </w:p>
     <w:p>
@@ -8587,383 +2834,17 @@
       <w:pPr>
         <w:pStyle w:val="BodyText"/>
       </w:pPr>
-      <m:oMathPara>
-        <m:oMathParaPr>
-          <m:jc m:val="center"/>
-        </m:oMathParaPr>
-        <m:oMath>
-          <m:eqArr>
-            <m:e>
-              <m:r>
-                <m:rPr>
-                  <m:sty m:val="p"/>
-                </m:rPr>
-                <m:t>Var</m:t>
-              </m:r>
-              <m:r>
-                <m:t>​</m:t>
-              </m:r>
-              <m:d>
-                <m:dPr>
-                  <m:begChr m:val="("/>
-                  <m:sepChr m:val=""/>
-                  <m:endChr m:val=")"/>
-                  <m:grow/>
-                </m:dPr>
-                <m:e>
-                  <m:acc>
-                    <m:accPr>
-                      <m:chr m:val="̂"/>
-                    </m:accPr>
-                    <m:e>
-                      <m:r>
-                        <m:t>θ</m:t>
-                      </m:r>
-                    </m:e>
-                  </m:acc>
-                </m:e>
-              </m:d>
-              <m:r>
-                <m:t>​</m:t>
-              </m:r>
-              <m:r>
-                <m:t>&amp;</m:t>
-              </m:r>
-              <m:r>
-                <m:rPr>
-                  <m:sty m:val="p"/>
-                </m:rPr>
-                <m:t>=</m:t>
-              </m:r>
-              <m:r>
-                <m:rPr>
-                  <m:sty m:val="p"/>
-                </m:rPr>
-                <m:t>Var</m:t>
-              </m:r>
-              <m:r>
-                <m:t>​</m:t>
-              </m:r>
-              <m:d>
-                <m:dPr>
-                  <m:begChr m:val="("/>
-                  <m:sepChr m:val=""/>
-                  <m:endChr m:val=")"/>
-                  <m:grow/>
-                </m:dPr>
-                <m:e>
-                  <m:r>
-                    <m:rPr>
-                      <m:sty m:val="p"/>
-                    </m:rPr>
-                    <m:t>E</m:t>
-                  </m:r>
-                  <m:r>
-                    <m:t>​</m:t>
-                  </m:r>
-                  <m:d>
-                    <m:dPr>
-                      <m:begChr m:val="["/>
-                      <m:sepChr m:val=""/>
-                      <m:endChr m:val="]"/>
-                      <m:grow/>
-                    </m:dPr>
-                    <m:e>
-                      <m:acc>
-                        <m:accPr>
-                          <m:chr m:val="̂"/>
-                        </m:accPr>
-                        <m:e>
-                          <m:r>
-                            <m:t>θ</m:t>
-                          </m:r>
-                        </m:e>
-                      </m:acc>
-                      <m:r>
-                        <m:rPr>
-                          <m:sty m:val="p"/>
-                        </m:rPr>
-                        <m:t>∣</m:t>
-                      </m:r>
-                      <m:r>
-                        <m:t>T</m:t>
-                      </m:r>
-                      <m:r>
-                        <m:t>​</m:t>
-                      </m:r>
-                      <m:d>
-                        <m:dPr>
-                          <m:begChr m:val="("/>
-                          <m:sepChr m:val=""/>
-                          <m:endChr m:val=")"/>
-                          <m:grow/>
-                        </m:dPr>
-                        <m:e>
-                          <m:limLow>
-                            <m:e>
-                              <m:r>
-                                <m:t>X</m:t>
-                              </m:r>
-                            </m:e>
-                            <m:lim>
-                              <m:r>
-                                <m:rPr>
-                                  <m:sty m:val="p"/>
-                                </m:rPr>
-                                <m:t>∼</m:t>
-                              </m:r>
-                            </m:lim>
-                          </m:limLow>
-                        </m:e>
-                      </m:d>
-                      <m:r>
-                        <m:t>​</m:t>
-                      </m:r>
-                    </m:e>
-                  </m:d>
-                  <m:r>
-                    <m:t>​</m:t>
-                  </m:r>
-                </m:e>
-              </m:d>
-              <m:r>
-                <m:t>​</m:t>
-              </m:r>
-              <m:r>
-                <m:rPr>
-                  <m:sty m:val="p"/>
-                </m:rPr>
-                <m:t>+</m:t>
-              </m:r>
-              <m:r>
-                <m:rPr>
-                  <m:sty m:val="p"/>
-                </m:rPr>
-                <m:t>E</m:t>
-              </m:r>
-              <m:r>
-                <m:t>​</m:t>
-              </m:r>
-              <m:d>
-                <m:dPr>
-                  <m:begChr m:val="["/>
-                  <m:sepChr m:val=""/>
-                  <m:endChr m:val="]"/>
-                  <m:grow/>
-                </m:dPr>
-                <m:e>
-                  <m:r>
-                    <m:rPr>
-                      <m:sty m:val="p"/>
-                    </m:rPr>
-                    <m:t>Var</m:t>
-                  </m:r>
-                  <m:r>
-                    <m:t>​</m:t>
-                  </m:r>
-                  <m:d>
-                    <m:dPr>
-                      <m:begChr m:val="("/>
-                      <m:sepChr m:val=""/>
-                      <m:endChr m:val=")"/>
-                      <m:grow/>
-                    </m:dPr>
-                    <m:e>
-                      <m:acc>
-                        <m:accPr>
-                          <m:chr m:val="̂"/>
-                        </m:accPr>
-                        <m:e>
-                          <m:r>
-                            <m:t>θ</m:t>
-                          </m:r>
-                        </m:e>
-                      </m:acc>
-                      <m:r>
-                        <m:rPr>
-                          <m:sty m:val="p"/>
-                        </m:rPr>
-                        <m:t>∣</m:t>
-                      </m:r>
-                      <m:r>
-                        <m:t>T</m:t>
-                      </m:r>
-                      <m:r>
-                        <m:t>​</m:t>
-                      </m:r>
-                      <m:d>
-                        <m:dPr>
-                          <m:begChr m:val="("/>
-                          <m:sepChr m:val=""/>
-                          <m:endChr m:val=")"/>
-                          <m:grow/>
-                        </m:dPr>
-                        <m:e>
-                          <m:limLow>
-                            <m:e>
-                              <m:r>
-                                <m:t>X</m:t>
-                              </m:r>
-                            </m:e>
-                            <m:lim>
-                              <m:r>
-                                <m:rPr>
-                                  <m:sty m:val="p"/>
-                                </m:rPr>
-                                <m:t>∼</m:t>
-                              </m:r>
-                            </m:lim>
-                          </m:limLow>
-                        </m:e>
-                      </m:d>
-                      <m:r>
-                        <m:t>​</m:t>
-                      </m:r>
-                    </m:e>
-                  </m:d>
-                  <m:r>
-                    <m:t>​</m:t>
-                  </m:r>
-                </m:e>
-              </m:d>
-              <m:r>
-                <m:t>​</m:t>
-              </m:r>
-              <m:r>
-                <m:t>&amp;</m:t>
-              </m:r>
-              <m:r>
-                <m:t>&amp;</m:t>
-              </m:r>
-              <m:r>
-                <m:rPr>
-                  <m:nor/>
-                  <m:sty m:val="p"/>
-                </m:rPr>
-                <m:t>(law of total variance)</m:t>
-              </m:r>
-            </m:e>
-            <m:e>
-              <m:r>
-                <m:t>&amp;</m:t>
-              </m:r>
-              <m:r>
-                <m:rPr>
-                  <m:sty m:val="p"/>
-                </m:rPr>
-                <m:t>≥</m:t>
-              </m:r>
-              <m:r>
-                <m:rPr>
-                  <m:sty m:val="p"/>
-                </m:rPr>
-                <m:t>Var</m:t>
-              </m:r>
-              <m:r>
-                <m:t>​</m:t>
-              </m:r>
-              <m:d>
-                <m:dPr>
-                  <m:begChr m:val="("/>
-                  <m:sepChr m:val=""/>
-                  <m:endChr m:val=")"/>
-                  <m:grow/>
-                </m:dPr>
-                <m:e>
-                  <m:r>
-                    <m:rPr>
-                      <m:sty m:val="p"/>
-                    </m:rPr>
-                    <m:t>E</m:t>
-                  </m:r>
-                  <m:r>
-                    <m:t>​</m:t>
-                  </m:r>
-                  <m:d>
-                    <m:dPr>
-                      <m:begChr m:val="["/>
-                      <m:sepChr m:val=""/>
-                      <m:endChr m:val="]"/>
-                      <m:grow/>
-                    </m:dPr>
-                    <m:e>
-                      <m:acc>
-                        <m:accPr>
-                          <m:chr m:val="̂"/>
-                        </m:accPr>
-                        <m:e>
-                          <m:r>
-                            <m:t>θ</m:t>
-                          </m:r>
-                        </m:e>
-                      </m:acc>
-                      <m:r>
-                        <m:rPr>
-                          <m:sty m:val="p"/>
-                        </m:rPr>
-                        <m:t>∣</m:t>
-                      </m:r>
-                      <m:r>
-                        <m:t>T</m:t>
-                      </m:r>
-                      <m:r>
-                        <m:t>​</m:t>
-                      </m:r>
-                      <m:d>
-                        <m:dPr>
-                          <m:begChr m:val="("/>
-                          <m:sepChr m:val=""/>
-                          <m:endChr m:val=")"/>
-                          <m:grow/>
-                        </m:dPr>
-                        <m:e>
-                          <m:limLow>
-                            <m:e>
-                              <m:r>
-                                <m:t>X</m:t>
-                              </m:r>
-                            </m:e>
-                            <m:lim>
-                              <m:r>
-                                <m:rPr>
-                                  <m:sty m:val="p"/>
-                                </m:rPr>
-                                <m:t>∼</m:t>
-                              </m:r>
-                            </m:lim>
-                          </m:limLow>
-                        </m:e>
-                      </m:d>
-                      <m:r>
-                        <m:t>​</m:t>
-                      </m:r>
-                    </m:e>
-                  </m:d>
-                  <m:r>
-                    <m:t>​</m:t>
-                  </m:r>
-                </m:e>
-              </m:d>
-              <m:r>
-                <m:t>​</m:t>
-              </m:r>
-              <m:r>
-                <m:t>&amp;</m:t>
-              </m:r>
-              <m:r>
-                <m:t>&amp;</m:t>
-              </m:r>
-              <m:r>
-                <m:rPr>
-                  <m:nor/>
-                  <m:sty m:val="p"/>
-                </m:rPr>
-                <m:t>(a variance is nonnegative)</m:t>
-              </m:r>
-            </m:e>
-          </m:eqArr>
-        </m:oMath>
-      </m:oMathPara>
+      <w:r>
+        <w:t xml:space="preserve">$$
+    \begin{aligned}
+    \operatorname{Var}\mathopen{}\left(\hat{\theta}\right)\mathclose{}
+    &amp;= \operatorname{Var}\mathopen{}\left({\operatorname{E}\mathopen{}\left[\hat{\theta} \mid T\mathopen{}\left(\mathord{\smash[b]{\underset{\raise.3ex\hbox{$\scriptstyle\sim$}}{X}}\vphantom{X}}\right)\mathclose{}\right]\mathclose{}}\right)\mathclose{} + \operatorname{E}\mathopen{}\left[{\operatorname{Var}\mathopen{}\left(\hat{\theta} \mid T\mathopen{}\left(\mathord{\smash[b]{\underset{\raise.3ex\hbox{$\scriptstyle\sim$}}{X}}\vphantom{X}}\right)\mathclose{}\right)\mathclose{}}\right]\mathclose{}
+    &amp;&amp; \text{(law of total variance)}\\
+    &amp;\ge \operatorname{Var}\mathopen{}\left({\operatorname{E}\mathopen{}\left[\hat{\theta} \mid T\mathopen{}\left(\mathord{\smash[b]{\underset{\raise.3ex\hbox{$\scriptstyle\sim$}}{X}}\vphantom{X}}\right)\mathclose{}\right]\mathclose{}}\right)\mathclose{}
+    &amp;&amp; \text{(a variance is nonnegative)}
+    \end{aligned}
+    $$</w:t>
+      </w:r>
     </w:p>
     <w:bookmarkStart w:id="32" w:name="exr-poisson-zero-conditional"/>
     <w:p>
@@ -14427,42 +8308,9 @@
       <w:r>
         <w:t xml:space="preserve"> </w:t>
       </w:r>
-      <m:oMath>
-        <m:r>
-          <m:t>T</m:t>
-        </m:r>
-        <m:r>
-          <m:t>​</m:t>
-        </m:r>
-        <m:d>
-          <m:dPr>
-            <m:begChr m:val="("/>
-            <m:sepChr m:val=""/>
-            <m:endChr m:val=")"/>
-            <m:grow/>
-          </m:dPr>
-          <m:e>
-            <m:limLow>
-              <m:e>
-                <m:r>
-                  <m:t>X</m:t>
-                </m:r>
-              </m:e>
-              <m:lim>
-                <m:r>
-                  <m:rPr>
-                    <m:sty m:val="p"/>
-                  </m:rPr>
-                  <m:t>∼</m:t>
-                </m:r>
-              </m:lim>
-            </m:limLow>
-          </m:e>
-        </m:d>
-        <m:r>
-          <m:t>​</m:t>
-        </m:r>
-      </m:oMath>
+      <w:r>
+        <w:t xml:space="preserve">$T\mathopen{}\left(\mathord{\smash[b]{\underset{\raise.3ex\hbox{$\scriptstyle\sim$}}{X}}\vphantom{X}}\right)\mathclose{}$</w:t>
+      </w:r>
       <w:r>
         <w:t xml:space="preserve"> </w:t>
       </w:r>
@@ -14472,80 +8320,9 @@
       <w:r>
         <w:t xml:space="preserve"> </w:t>
       </w:r>
-      <m:oMath>
-        <m:r>
-          <m:rPr>
-            <m:sty m:val="p"/>
-          </m:rPr>
-          <m:t>E</m:t>
-        </m:r>
-        <m:r>
-          <m:t>​</m:t>
-        </m:r>
-        <m:d>
-          <m:dPr>
-            <m:begChr m:val="["/>
-            <m:sepChr m:val=""/>
-            <m:endChr m:val="]"/>
-            <m:grow/>
-          </m:dPr>
-          <m:e>
-            <m:acc>
-              <m:accPr>
-                <m:chr m:val="̂"/>
-              </m:accPr>
-              <m:e>
-                <m:r>
-                  <m:t>θ</m:t>
-                </m:r>
-              </m:e>
-            </m:acc>
-            <m:r>
-              <m:rPr>
-                <m:sty m:val="p"/>
-              </m:rPr>
-              <m:t>∣</m:t>
-            </m:r>
-            <m:r>
-              <m:t>T</m:t>
-            </m:r>
-            <m:r>
-              <m:t>​</m:t>
-            </m:r>
-            <m:d>
-              <m:dPr>
-                <m:begChr m:val="("/>
-                <m:sepChr m:val=""/>
-                <m:endChr m:val=")"/>
-                <m:grow/>
-              </m:dPr>
-              <m:e>
-                <m:limLow>
-                  <m:e>
-                    <m:r>
-                      <m:t>X</m:t>
-                    </m:r>
-                  </m:e>
-                  <m:lim>
-                    <m:r>
-                      <m:rPr>
-                        <m:sty m:val="p"/>
-                      </m:rPr>
-                      <m:t>∼</m:t>
-                    </m:r>
-                  </m:lim>
-                </m:limLow>
-              </m:e>
-            </m:d>
-            <m:r>
-              <m:t>​</m:t>
-            </m:r>
-          </m:e>
-        </m:d>
-        <m:r>
-          <m:t>​</m:t>
-        </m:r>
-      </m:oMath>
+      <w:r>
+        <w:t xml:space="preserve">${\operatorname{E}\mathopen{}\left[\hat{\theta} \mid T\mathopen{}\left(\mathord{\smash[b]{\underset{\raise.3ex\hbox{$\scriptstyle\sim$}}{X}}\vphantom{X}}\right)\mathclose{}\right]\mathclose{}}$</w:t>
+      </w:r>
       <w:r>
         <w:t xml:space="preserve"> </w:t>
       </w:r>

--- a/pr-preview/pr-268/sufficiency-handout.docx
+++ b/pr-preview/pr-268/sufficiency-handout.docx
@@ -15,7 +15,7 @@
         <w:pStyle w:val="Date"/>
       </w:pPr>
       <w:r>
-        <w:t xml:space="preserve">Last modified: 2026-10-16 18:04:33 (PDT)</w:t>
+        <w:t xml:space="preserve">Last modified: 2026-10-16 19:00:04 (PDT)</w:t>
       </w:r>
     </w:p>
     <w:p>

--- a/pr-preview/pr-268/sufficiency-handout.docx
+++ b/pr-preview/pr-268/sufficiency-handout.docx
@@ -15,7 +15,7 @@
         <w:pStyle w:val="Date"/>
       </w:pPr>
       <w:r>
-        <w:t xml:space="preserve">Last modified: 2026-10-16 19:00:04 (PDT)</w:t>
+        <w:t xml:space="preserve">Last modified: 2026-10-16 22:26:41 (PDT)</w:t>
       </w:r>
     </w:p>
     <w:p>

--- a/pr-preview/pr-268/sufficiency-handout.docx
+++ b/pr-preview/pr-268/sufficiency-handout.docx
@@ -15,7 +15,7 @@
         <w:pStyle w:val="Date"/>
       </w:pPr>
       <w:r>
-        <w:t xml:space="preserve">Last modified: 2026-10-16 22:26:41 (PDT)</w:t>
+        <w:t xml:space="preserve">Last modified: 2026-10-16 23:34:43 (PDT)</w:t>
       </w:r>
     </w:p>
     <w:p>
